--- a/Documentación/3. Modelo de Diseño/00. Introducción al diseño - Template.docx
+++ b/Documentación/3. Modelo de Diseño/00. Introducción al diseño - Template.docx
@@ -1,41 +1,29 @@
 
 <file path=word/document.xml><?xml version="1.0" encoding="utf-8"?>
-<w:document xmlns:mc="http://schemas.openxmlformats.org/markup-compatibility/2006" xmlns:o="urn:schemas-microsoft-com:office:office" xmlns:r="http://schemas.openxmlformats.org/officeDocument/2006/relationships" xmlns:m="http://schemas.openxmlformats.org/officeDocument/2006/math" xmlns:v="urn:schemas-microsoft-com:vml" xmlns:wp="http://schemas.openxmlformats.org/drawingml/2006/wordprocessingDrawing" xmlns:w10="urn:schemas-microsoft-com:office:word" xmlns:w="http://schemas.openxmlformats.org/wordprocessingml/2006/main" xmlns:wne="http://schemas.microsoft.com/office/word/2006/wordml" xmlns:sl="http://schemas.openxmlformats.org/schemaLibrary/2006/main" xmlns:a="http://schemas.openxmlformats.org/drawingml/2006/main" xmlns:pic="http://schemas.openxmlformats.org/drawingml/2006/picture" xmlns:c="http://schemas.openxmlformats.org/drawingml/2006/chart" xmlns:lc="http://schemas.openxmlformats.org/drawingml/2006/lockedCanvas" xmlns:dgm="http://schemas.openxmlformats.org/drawingml/2006/diagram" xmlns:wps="http://schemas.microsoft.com/office/word/2010/wordprocessingShape" xmlns:wpg="http://schemas.microsoft.com/office/word/2010/wordprocessingGroup" xmlns:w14="http://schemas.microsoft.com/office/word/2010/wordml" xmlns:w15="http://schemas.microsoft.com/office/word/2012/wordml" xmlns:w16="http://schemas.microsoft.com/office/word/2018/wordml" xmlns:w16cex="http://schemas.microsoft.com/office/word/2018/wordml/cex" xmlns:w16cid="http://schemas.microsoft.com/office/word/2016/wordml/cid" xmlns="http://schemas.microsoft.com/office/tasks/2019/documenttasks" xmlns:cr="http://schemas.microsoft.com/office/comments/2020/reactions">
+<w:document xmlns:wpc="http://schemas.microsoft.com/office/word/2010/wordprocessingCanvas" xmlns:cx="http://schemas.microsoft.com/office/drawing/2014/chartex" xmlns:cx1="http://schemas.microsoft.com/office/drawing/2015/9/8/chartex" xmlns:cx2="http://schemas.microsoft.com/office/drawing/2015/10/21/chartex" xmlns:cx3="http://schemas.microsoft.com/office/drawing/2016/5/9/chartex" xmlns:cx4="http://schemas.microsoft.com/office/drawing/2016/5/10/chartex" xmlns:cx5="http://schemas.microsoft.com/office/drawing/2016/5/11/chartex" xmlns:cx6="http://schemas.microsoft.com/office/drawing/2016/5/12/chartex" xmlns:cx7="http://schemas.microsoft.com/office/drawing/2016/5/13/chartex" xmlns:cx8="http://schemas.microsoft.com/office/drawing/2016/5/14/chartex" xmlns:mc="http://schemas.openxmlformats.org/markup-compatibility/2006" xmlns:aink="http://schemas.microsoft.com/office/drawing/2016/ink" xmlns:am3d="http://schemas.microsoft.com/office/drawing/2017/model3d" xmlns:o="urn:schemas-microsoft-com:office:office" xmlns:oel="http://schemas.microsoft.com/office/2019/extlst" xmlns:r="http://schemas.openxmlformats.org/officeDocument/2006/relationships" xmlns:m="http://schemas.openxmlformats.org/officeDocument/2006/math" xmlns:v="urn:schemas-microsoft-com:vml" xmlns:wp14="http://schemas.microsoft.com/office/word/2010/wordprocessingDrawing" xmlns:wp="http://schemas.openxmlformats.org/drawingml/2006/wordprocessingDrawing" xmlns:w10="urn:schemas-microsoft-com:office:word" xmlns:w="http://schemas.openxmlformats.org/wordprocessingml/2006/main" xmlns:w14="http://schemas.microsoft.com/office/word/2010/wordml" xmlns:w15="http://schemas.microsoft.com/office/word/2012/wordml" xmlns:w16cex="http://schemas.microsoft.com/office/word/2018/wordml/cex" xmlns:w16cid="http://schemas.microsoft.com/office/word/2016/wordml/cid" xmlns:w16="http://schemas.microsoft.com/office/word/2018/wordml" xmlns:w16du="http://schemas.microsoft.com/office/word/2023/wordml/word16du" xmlns:w16sdtdh="http://schemas.microsoft.com/office/word/2020/wordml/sdtdatahash" xmlns:w16sdtfl="http://schemas.microsoft.com/office/word/2024/wordml/sdtformatlock" xmlns:w16se="http://schemas.microsoft.com/office/word/2015/wordml/symex" xmlns:wpg="http://schemas.microsoft.com/office/word/2010/wordprocessingGroup" xmlns:wpi="http://schemas.microsoft.com/office/word/2010/wordprocessingInk" xmlns:wne="http://schemas.microsoft.com/office/word/2006/wordml" xmlns:wps="http://schemas.microsoft.com/office/word/2010/wordprocessingShape" mc:Ignorable="w14 w15 w16se w16cid w16 w16cex w16sdtdh w16sdtfl w16du wp14">
   <w:body>
     <w:p>
       <w:pPr>
-        <w:pStyle w:val="Title"/>
-        <w:pageBreakBefore w:val="0"/>
+        <w:pStyle w:val="Ttulo"/>
         <w:pBdr>
-          <w:top w:space="0" w:sz="0" w:val="nil"/>
-          <w:left w:space="0" w:sz="0" w:val="nil"/>
-          <w:bottom w:space="0" w:sz="0" w:val="nil"/>
-          <w:right w:space="0" w:sz="0" w:val="nil"/>
-          <w:between w:space="0" w:sz="0" w:val="nil"/>
+          <w:top w:val="nil"/>
+          <w:left w:val="nil"/>
+          <w:bottom w:val="nil"/>
+          <w:right w:val="nil"/>
+          <w:between w:val="nil"/>
         </w:pBdr>
-        <w:shd w:fill="auto" w:val="clear"/>
-        <w:spacing w:line="240" w:lineRule="auto"/>
-        <w:rPr>
-          <w:rFonts w:ascii="Proxima Nova" w:cs="Proxima Nova" w:eastAsia="Proxima Nova" w:hAnsi="Proxima Nova"/>
-          <w:b w:val="1"/>
-          <w:bCs w:val="1"/>
-          <w:color w:val="404040"/>
-          <w:sz w:val="60"/>
-          <w:szCs w:val="60"/>
-        </w:rPr>
-      </w:pPr>
-      <w:bookmarkStart w:colFirst="0" w:colLast="0" w:name="_heading=h.hd93bvn118dt" w:id="0"/>
+      </w:pPr>
+      <w:bookmarkStart w:id="0" w:name="_heading=h.hd93bvn118dt" w:colFirst="0" w:colLast="0"/>
       <w:bookmarkEnd w:id="0"/>
       <w:r>
         <w:rPr>
           <w:b w:val="0"/>
           <w:bCs w:val="0"/>
-          <w:color w:val="039be5"/>
+          <w:color w:val="039BE5"/>
           <w:sz w:val="48"/>
           <w:szCs w:val="48"/>
-          <w:rtl w:val="0"/>
         </w:rPr>
-        <w:t xml:space="preserve">Guillermo Marcote - Brenda Isabella</w:t>
+        <w:t>Guillermo Marcote - Brenda Isabella</w:t>
       </w:r>
       <w:r>
         <w:rPr>
@@ -43,36 +31,24 @@
           <w:bCs w:val="0"/>
           <w:sz w:val="48"/>
           <w:szCs w:val="48"/>
-          <w:rtl w:val="0"/>
         </w:rPr>
-        <w:br w:type="textWrapping"/>
-      </w:r>
-      <w:r>
+        <w:br/>
+      </w:r>
+      <w:r>
+        <w:t>Modelo de Diseño - Introducción</w:t>
+      </w:r>
+    </w:p>
+    <w:p>
+      <w:pPr>
+        <w:pBdr>
+          <w:top w:val="nil"/>
+          <w:left w:val="nil"/>
+          <w:bottom w:val="nil"/>
+          <w:right w:val="nil"/>
+          <w:between w:val="nil"/>
+        </w:pBdr>
+        <w:spacing w:before="0" w:line="240" w:lineRule="auto"/>
         <w:rPr>
-          <w:rtl w:val="0"/>
-        </w:rPr>
-        <w:t xml:space="preserve">Modelo de Diseño - Introducción</w:t>
-      </w:r>
-      <w:r>
-        <w:rPr>
-          <w:rtl w:val="0"/>
-        </w:rPr>
-      </w:r>
-    </w:p>
-    <w:p>
-      <w:pPr>
-        <w:pageBreakBefore w:val="0"/>
-        <w:pBdr>
-          <w:top w:space="0" w:sz="0" w:val="nil"/>
-          <w:left w:space="0" w:sz="0" w:val="nil"/>
-          <w:bottom w:space="0" w:sz="0" w:val="nil"/>
-          <w:right w:space="0" w:sz="0" w:val="nil"/>
-          <w:between w:space="0" w:sz="0" w:val="nil"/>
-        </w:pBdr>
-        <w:shd w:fill="auto" w:val="clear"/>
-        <w:spacing w:after="0" w:before="0" w:line="240" w:lineRule="auto"/>
-        <w:rPr>
-          <w:rFonts w:ascii="Proxima Nova" w:cs="Proxima Nova" w:eastAsia="Proxima Nova" w:hAnsi="Proxima Nova"/>
           <w:color w:val="666666"/>
           <w:sz w:val="20"/>
           <w:szCs w:val="20"/>
@@ -80,26 +56,27 @@
       </w:pPr>
       <w:r>
         <w:rPr>
-          <w:rFonts w:ascii="Proxima Nova" w:cs="Proxima Nova" w:eastAsia="Proxima Nova" w:hAnsi="Proxima Nova"/>
+          <w:noProof/>
           <w:color w:val="666666"/>
           <w:sz w:val="20"/>
           <w:szCs w:val="20"/>
         </w:rPr>
         <w:drawing>
-          <wp:inline distB="114300" distT="114300" distL="114300" distR="114300">
+          <wp:inline distT="114300" distB="114300" distL="114300" distR="114300" wp14:anchorId="2278F70E" wp14:editId="15AA8AF0">
             <wp:extent cx="447675" cy="57150"/>
-            <wp:effectExtent b="0" l="0" r="0" t="0"/>
-            <wp:docPr descr="línea corta" id="8" name="image3.png"/>
-            <a:graphic>
+            <wp:effectExtent l="0" t="0" r="0" b="0"/>
+            <wp:docPr id="8" name="image3.png" descr="línea corta"/>
+            <wp:cNvGraphicFramePr/>
+            <a:graphic xmlns:a="http://schemas.openxmlformats.org/drawingml/2006/main">
               <a:graphicData uri="http://schemas.openxmlformats.org/drawingml/2006/picture">
-                <pic:pic>
+                <pic:pic xmlns:pic="http://schemas.openxmlformats.org/drawingml/2006/picture">
                   <pic:nvPicPr>
-                    <pic:cNvPr descr="línea corta" id="0" name="image3.png"/>
+                    <pic:cNvPr id="0" name="image3.png" descr="línea corta"/>
                     <pic:cNvPicPr preferRelativeResize="0"/>
                   </pic:nvPicPr>
                   <pic:blipFill>
-                    <a:blip r:embed="rId7"/>
-                    <a:srcRect b="0" l="0" r="0" t="0"/>
+                    <a:blip r:embed="rId8"/>
+                    <a:srcRect/>
                     <a:stretch>
                       <a:fillRect/>
                     </a:stretch>
@@ -109,7 +86,9 @@
                       <a:off x="0" y="0"/>
                       <a:ext cx="447675" cy="57150"/>
                     </a:xfrm>
-                    <a:prstGeom prst="rect"/>
+                    <a:prstGeom prst="rect">
+                      <a:avLst/>
+                    </a:prstGeom>
                     <a:ln/>
                   </pic:spPr>
                 </pic:pic>
@@ -118,177 +97,132 @@
           </wp:inline>
         </w:drawing>
       </w:r>
+    </w:p>
+    <w:p>
+      <w:pPr>
+        <w:pStyle w:val="Ttulo1"/>
+        <w:pBdr>
+          <w:top w:val="nil"/>
+          <w:left w:val="nil"/>
+          <w:bottom w:val="nil"/>
+          <w:right w:val="nil"/>
+          <w:between w:val="nil"/>
+        </w:pBdr>
+      </w:pPr>
+      <w:bookmarkStart w:id="1" w:name="_heading=h.l92o9cuw870c" w:colFirst="0" w:colLast="0"/>
+      <w:bookmarkEnd w:id="1"/>
+      <w:r>
+        <w:t>Contexto general del sistema</w:t>
+      </w:r>
+    </w:p>
+    <w:p>
+      <w:r>
+        <w:t xml:space="preserve">El sistema </w:t>
+      </w:r>
+      <w:proofErr w:type="spellStart"/>
       <w:r>
         <w:rPr>
-          <w:rtl w:val="0"/>
+          <w:b/>
+          <w:bCs/>
         </w:rPr>
-      </w:r>
-    </w:p>
-    <w:p>
-      <w:pPr>
-        <w:pStyle w:val="Heading1"/>
-        <w:pageBreakBefore w:val="0"/>
+        <w:t>FastOrder</w:t>
+      </w:r>
+      <w:proofErr w:type="spellEnd"/>
+      <w:r>
+        <w:t xml:space="preserve"> surge dentro del entorno de la industria gastronómica (restaurantes, bares y cafeterías). La problemática actual radica en la ineficiencia de los procesos manuales (pedidos en papel) que conducen a errores en las órdenes, retrasos en el servicio y pérdida de trazabilidad en el inventario</w:t>
+      </w:r>
+    </w:p>
+    <w:p>
+      <w:r>
+        <w:t>Brindamos la oportunidad de digitalizar los pedidos del salón y la cocina para optimizar la comunicación. El desarrollo se justifica por la necesidad de mejorar la experiencia del cliente, aumentar la rotación de mesas y proporcionar a los administradores una herramienta para el control en tiempo real del stock y las ventas.</w:t>
+      </w:r>
+    </w:p>
+    <w:p>
+      <w:pPr>
+        <w:pStyle w:val="Ttulo1"/>
         <w:pBdr>
-          <w:top w:space="0" w:sz="0" w:val="nil"/>
-          <w:left w:space="0" w:sz="0" w:val="nil"/>
-          <w:bottom w:space="0" w:sz="0" w:val="nil"/>
-          <w:right w:space="0" w:sz="0" w:val="nil"/>
-          <w:between w:space="0" w:sz="0" w:val="nil"/>
+          <w:top w:val="nil"/>
+          <w:left w:val="nil"/>
+          <w:bottom w:val="nil"/>
+          <w:right w:val="nil"/>
+          <w:between w:val="nil"/>
         </w:pBdr>
-        <w:shd w:fill="auto" w:val="clear"/>
-        <w:rPr>
-          <w:rFonts w:ascii="Proxima Nova" w:cs="Proxima Nova" w:eastAsia="Proxima Nova" w:hAnsi="Proxima Nova"/>
-          <w:color w:val="039be5"/>
-          <w:sz w:val="36"/>
-          <w:szCs w:val="36"/>
-        </w:rPr>
-      </w:pPr>
-      <w:bookmarkStart w:colFirst="0" w:colLast="0" w:name="_heading=h.l92o9cuw870c" w:id="1"/>
-      <w:bookmarkEnd w:id="1"/>
-      <w:r>
-        <w:rPr>
-          <w:rtl w:val="0"/>
-        </w:rPr>
-        <w:t xml:space="preserve">Contexto general del sistema</w:t>
-      </w:r>
-      <w:r>
-        <w:rPr>
-          <w:rtl w:val="0"/>
-        </w:rPr>
-      </w:r>
-    </w:p>
-    <w:p>
-      <w:pPr>
-        <w:ind w:left="0" w:firstLine="0"/>
-        <w:rPr/>
-      </w:pPr>
-      <w:r>
-        <w:rPr>
-          <w:rtl w:val="0"/>
-        </w:rPr>
-        <w:t xml:space="preserve">El sistema </w:t>
-      </w:r>
-      <w:r>
-        <w:rPr>
-          <w:b w:val="1"/>
-          <w:bCs w:val="1"/>
-          <w:rtl w:val="0"/>
-        </w:rPr>
-        <w:t xml:space="preserve">FastOrder</w:t>
-      </w:r>
-      <w:r>
-        <w:rPr>
-          <w:rtl w:val="0"/>
-        </w:rPr>
-        <w:t xml:space="preserve"> surge dentro del entorno de la industria gastronómica (restaurantes, bares y cafeterías). La problemática actual radica en la ineficiencia de los procesos manuales (pedidos en papel) que conducen a errores en las órdenes, retrasos en el servicio y pérdida de trazabilidad en el inventario</w:t>
-      </w:r>
-    </w:p>
-    <w:p>
-      <w:pPr>
-        <w:ind w:left="0" w:firstLine="0"/>
-        <w:rPr/>
-      </w:pPr>
-      <w:r>
-        <w:rPr>
-          <w:rtl w:val="0"/>
-        </w:rPr>
-        <w:t xml:space="preserve">Brindamos la oportunidad de digitalizar los pedidos del salón y la cocina para optimizar la comunicación. El desarrollo se justifica por la necesidad de mejorar la experiencia del cliente, aumentar la rotación de mesas y proporcionar a los administradores una herramienta para el control en tiempo real del stock y las ventas.</w:t>
-      </w:r>
-    </w:p>
-    <w:p>
-      <w:pPr>
-        <w:pStyle w:val="Heading1"/>
-        <w:pageBreakBefore w:val="0"/>
-        <w:pBdr>
-          <w:top w:space="0" w:sz="0" w:val="nil"/>
-          <w:left w:space="0" w:sz="0" w:val="nil"/>
-          <w:bottom w:space="0" w:sz="0" w:val="nil"/>
-          <w:right w:space="0" w:sz="0" w:val="nil"/>
-          <w:between w:space="0" w:sz="0" w:val="nil"/>
-        </w:pBdr>
-        <w:shd w:fill="auto" w:val="clear"/>
-        <w:rPr/>
-      </w:pPr>
-      <w:bookmarkStart w:colFirst="0" w:colLast="0" w:name="_heading=h.scpji5cdefn5" w:id="2"/>
+      </w:pPr>
+      <w:bookmarkStart w:id="2" w:name="_heading=h.scpji5cdefn5" w:colFirst="0" w:colLast="0"/>
       <w:bookmarkEnd w:id="2"/>
       <w:r>
-        <w:rPr>
-          <w:rtl w:val="0"/>
-        </w:rPr>
-        <w:t xml:space="preserve">Propósito del documento</w:t>
-      </w:r>
-    </w:p>
-    <w:p>
-      <w:pPr>
-        <w:rPr/>
-      </w:pPr>
-      <w:r>
-        <w:rPr>
-          <w:rtl w:val="0"/>
-        </w:rPr>
+        <w:t>Propósito del documento</w:t>
+      </w:r>
+    </w:p>
+    <w:p>
+      <w:r>
         <w:t xml:space="preserve">Este documento tiene como propósito principal presentar los fundamentos y la estructura del diseño de la aplicación </w:t>
       </w:r>
-      <w:r>
-        <w:rPr>
-          <w:rtl w:val="0"/>
-        </w:rPr>
-        <w:t xml:space="preserve">FastOrder</w:t>
-      </w:r>
-      <w:r>
-        <w:rPr>
-          <w:rtl w:val="0"/>
-        </w:rPr>
-        <w:t xml:space="preserve">. Define los lineamientos técnicos y conceptuales que guiarán la fase de implementación y codificación. Además, sirve como referencia técnica para asegurar que el desarrollo se alinee con los requerimientos funcionales definidos previamente.</w:t>
-      </w:r>
-    </w:p>
-    <w:p>
-      <w:pPr>
-        <w:pStyle w:val="Heading1"/>
-        <w:rPr/>
-      </w:pPr>
-      <w:bookmarkStart w:colFirst="0" w:colLast="0" w:name="_heading=h.vv0md99bpavy" w:id="3"/>
+      <w:proofErr w:type="spellStart"/>
+      <w:r>
+        <w:t>FastOrder</w:t>
+      </w:r>
+      <w:proofErr w:type="spellEnd"/>
+      <w:r>
+        <w:t>. Define los lineamientos técnicos y conceptuales que guiarán la fase de implementación y codificación. Además, sirve como referencia técnica para asegurar que el desarrollo se alinee con los requerimientos funcionales definidos previamente.</w:t>
+      </w:r>
+    </w:p>
+    <w:p>
+      <w:pPr>
+        <w:pStyle w:val="Ttulo1"/>
+      </w:pPr>
+      <w:bookmarkStart w:id="3" w:name="_heading=h.vv0md99bpavy" w:colFirst="0" w:colLast="0"/>
       <w:bookmarkEnd w:id="3"/>
       <w:r>
-        <w:rPr>
-          <w:rtl w:val="0"/>
-        </w:rPr>
-        <w:t xml:space="preserve">Objetivo / Enfoque general del diseño</w:t>
-      </w:r>
-    </w:p>
-    <w:p>
-      <w:pPr>
-        <w:spacing w:after="240" w:before="240" w:lineRule="auto"/>
-        <w:rPr/>
-      </w:pPr>
-      <w:r>
-        <w:rPr>
-          <w:rtl w:val="0"/>
-        </w:rPr>
+        <w:t>Objetivo / Enfoque general del diseño</w:t>
+      </w:r>
+    </w:p>
+    <w:p>
+      <w:pPr>
+        <w:spacing w:before="240" w:after="240"/>
+      </w:pPr>
+      <w:r>
         <w:t xml:space="preserve">El diseño de </w:t>
       </w:r>
-      <w:r>
-        <w:rPr>
-          <w:rtl w:val="0"/>
-        </w:rPr>
-        <w:t xml:space="preserve">FastOrder</w:t>
-      </w:r>
-      <w:r>
-        <w:rPr>
-          <w:rtl w:val="0"/>
-        </w:rPr>
-        <w:t xml:space="preserve"> se enfoca en establecer una arquitectura modular basada en Standalone Components de Angular e Ionic. El objetivo es asegurar la mantenibilidad del código y facilitar futuras expansiones (escalabilidad) de funcionalidades.</w:t>
-      </w:r>
-    </w:p>
-    <w:p>
-      <w:pPr>
-        <w:spacing w:after="240" w:before="240" w:lineRule="auto"/>
-        <w:rPr/>
-      </w:pPr>
-      <w:r>
-        <w:rPr>
-          <w:rtl w:val="0"/>
-        </w:rPr>
-        <w:t xml:space="preserve">Los principales lineamientos técnicos son:</w:t>
+      <w:proofErr w:type="spellStart"/>
+      <w:r>
+        <w:t>FastOrder</w:t>
+      </w:r>
+      <w:proofErr w:type="spellEnd"/>
+      <w:r>
+        <w:t xml:space="preserve"> se enfoca en establecer una arquitectura modular basada en </w:t>
+      </w:r>
+      <w:proofErr w:type="spellStart"/>
+      <w:r>
+        <w:t>Standalone</w:t>
+      </w:r>
+      <w:proofErr w:type="spellEnd"/>
+      <w:r>
+        <w:t xml:space="preserve"> </w:t>
+      </w:r>
+      <w:proofErr w:type="spellStart"/>
+      <w:r>
+        <w:t>Components</w:t>
+      </w:r>
+      <w:proofErr w:type="spellEnd"/>
+      <w:r>
+        <w:t xml:space="preserve"> de Angular e </w:t>
+      </w:r>
+      <w:proofErr w:type="spellStart"/>
+      <w:r>
+        <w:t>Ionic</w:t>
+      </w:r>
+      <w:proofErr w:type="spellEnd"/>
+      <w:r>
+        <w:t>. El objetivo es asegurar la mantenibilidad del código y facilitar futuras expansiones (escalabilidad) de funcionalidades.</w:t>
+      </w:r>
+    </w:p>
+    <w:p>
+      <w:pPr>
+        <w:spacing w:before="240" w:after="240"/>
+      </w:pPr>
+      <w:r>
+        <w:t>Los principales lineamientos técnicos son:</w:t>
       </w:r>
     </w:p>
     <w:p>
@@ -297,34 +231,57 @@
           <w:ilvl w:val="0"/>
           <w:numId w:val="3"/>
         </w:numPr>
-        <w:spacing w:after="0" w:afterAutospacing="0" w:before="240" w:lineRule="auto"/>
-        <w:ind w:left="720" w:hanging="360"/>
+        <w:spacing w:before="240"/>
       </w:pPr>
       <w:r>
         <w:rPr>
-          <w:b w:val="1"/>
-          <w:bCs w:val="1"/>
-          <w:rtl w:val="0"/>
+          <w:b/>
+          <w:bCs/>
         </w:rPr>
-        <w:t xml:space="preserve">Arquitectura:</w:t>
-      </w:r>
-      <w:r>
-        <w:rPr>
-          <w:rtl w:val="0"/>
-        </w:rPr>
-        <w:t xml:space="preserve"> Frontend desacoplado (Standalone </w:t>
-      </w:r>
-      <w:r>
-        <w:rPr>
-          <w:rtl w:val="0"/>
-        </w:rPr>
-        <w:t xml:space="preserve">Components</w:t>
-      </w:r>
-      <w:r>
-        <w:rPr>
-          <w:rtl w:val="0"/>
-        </w:rPr>
-        <w:t xml:space="preserve">) del Backend (API RESTful), permitiendo el desarrollo y despliegue independiente.</w:t>
+        <w:t>Arquitectura:</w:t>
+      </w:r>
+      <w:r>
+        <w:t xml:space="preserve"> </w:t>
+      </w:r>
+      <w:proofErr w:type="spellStart"/>
+      <w:r>
+        <w:t>Frontend</w:t>
+      </w:r>
+      <w:proofErr w:type="spellEnd"/>
+      <w:r>
+        <w:t xml:space="preserve"> desacoplado (</w:t>
+      </w:r>
+      <w:proofErr w:type="spellStart"/>
+      <w:r>
+        <w:t>Standalone</w:t>
+      </w:r>
+      <w:proofErr w:type="spellEnd"/>
+      <w:r>
+        <w:t xml:space="preserve"> </w:t>
+      </w:r>
+      <w:proofErr w:type="spellStart"/>
+      <w:r>
+        <w:t>Components</w:t>
+      </w:r>
+      <w:proofErr w:type="spellEnd"/>
+      <w:r>
+        <w:t xml:space="preserve">) del </w:t>
+      </w:r>
+      <w:proofErr w:type="spellStart"/>
+      <w:r>
+        <w:t>Backend</w:t>
+      </w:r>
+      <w:proofErr w:type="spellEnd"/>
+      <w:r>
+        <w:t xml:space="preserve"> (API </w:t>
+      </w:r>
+      <w:proofErr w:type="spellStart"/>
+      <w:r>
+        <w:t>RESTful</w:t>
+      </w:r>
+      <w:proofErr w:type="spellEnd"/>
+      <w:r>
+        <w:t>), permitiendo el desarrollo y despliegue independiente.</w:t>
       </w:r>
     </w:p>
     <w:p>
@@ -333,22 +290,33 @@
           <w:ilvl w:val="0"/>
           <w:numId w:val="3"/>
         </w:numPr>
-        <w:spacing w:after="0" w:afterAutospacing="0" w:before="0" w:beforeAutospacing="0" w:lineRule="auto"/>
-        <w:ind w:left="720" w:hanging="360"/>
+        <w:spacing w:before="0"/>
       </w:pPr>
       <w:r>
         <w:rPr>
-          <w:b w:val="1"/>
-          <w:bCs w:val="1"/>
-          <w:rtl w:val="0"/>
+          <w:b/>
+          <w:bCs/>
         </w:rPr>
-        <w:t xml:space="preserve">Tecnologías:</w:t>
-      </w:r>
-      <w:r>
-        <w:rPr>
-          <w:rtl w:val="0"/>
-        </w:rPr>
-        <w:t xml:space="preserve"> Utilización de Angular, Ionic y TypeScript para la capa de presentación y lógica de negocio.</w:t>
+        <w:t>Tecnologías:</w:t>
+      </w:r>
+      <w:r>
+        <w:t xml:space="preserve"> Utilización de Angular, </w:t>
+      </w:r>
+      <w:proofErr w:type="spellStart"/>
+      <w:r>
+        <w:t>Ionic</w:t>
+      </w:r>
+      <w:proofErr w:type="spellEnd"/>
+      <w:r>
+        <w:t xml:space="preserve"> y </w:t>
+      </w:r>
+      <w:proofErr w:type="spellStart"/>
+      <w:r>
+        <w:t>TypeScript</w:t>
+      </w:r>
+      <w:proofErr w:type="spellEnd"/>
+      <w:r>
+        <w:t xml:space="preserve"> para la capa de presentación y lógica de negocio.</w:t>
       </w:r>
     </w:p>
     <w:p>
@@ -357,72 +325,52 @@
           <w:ilvl w:val="0"/>
           <w:numId w:val="3"/>
         </w:numPr>
-        <w:spacing w:after="240" w:before="0" w:beforeAutospacing="0" w:lineRule="auto"/>
-        <w:ind w:left="720" w:hanging="360"/>
+        <w:spacing w:before="0" w:after="240"/>
       </w:pPr>
       <w:r>
         <w:rPr>
-          <w:b w:val="1"/>
-          <w:bCs w:val="1"/>
-          <w:rtl w:val="0"/>
+          <w:b/>
+          <w:bCs/>
         </w:rPr>
-        <w:t xml:space="preserve">Usabilidad:</w:t>
+        <w:lastRenderedPageBreak/>
+        <w:t>Usabilidad:</w:t>
+      </w:r>
+      <w:r>
+        <w:t xml:space="preserve"> Diseño centrado en la movilidad, optimizando las interfaces para tabletas y </w:t>
       </w:r>
       <w:r>
         <w:rPr>
-          <w:rtl w:val="0"/>
+          <w:i/>
+          <w:iCs/>
         </w:rPr>
-        <w:t xml:space="preserve"> Diseño centrado en la movilidad, optimizando las interfaces para tabletas y </w:t>
-      </w:r>
-      <w:r>
+        <w:t>smartphones</w:t>
+      </w:r>
+      <w:r>
+        <w:t xml:space="preserve"> (Mozo y Cocina).</w:t>
+      </w:r>
+    </w:p>
+    <w:p>
+      <w:pPr>
+        <w:pStyle w:val="Ttulo1"/>
         <w:rPr>
-          <w:i w:val="1"/>
-          <w:iCs w:val="1"/>
-          <w:rtl w:val="0"/>
-        </w:rPr>
-        <w:t xml:space="preserve">smartphones</w:t>
-      </w:r>
-      <w:r>
-        <w:rPr>
-          <w:rtl w:val="0"/>
-        </w:rPr>
-        <w:t xml:space="preserve"> (Mozo y Cocina).</w:t>
-      </w:r>
-    </w:p>
-    <w:p>
-      <w:pPr>
-        <w:pStyle w:val="Heading1"/>
-        <w:rPr>
-          <w:b w:val="1"/>
-          <w:bCs w:val="1"/>
+          <w:b/>
+          <w:bCs/>
           <w:sz w:val="26"/>
           <w:szCs w:val="26"/>
         </w:rPr>
       </w:pPr>
-      <w:bookmarkStart w:colFirst="0" w:colLast="0" w:name="_heading=h.cc69sbpo311s" w:id="4"/>
+      <w:bookmarkStart w:id="4" w:name="_heading=h.cc69sbpo311s" w:colFirst="0" w:colLast="0"/>
       <w:bookmarkEnd w:id="4"/>
       <w:r>
-        <w:rPr>
-          <w:rtl w:val="0"/>
-        </w:rPr>
-        <w:t xml:space="preserve">Actores principales</w:t>
-      </w:r>
-      <w:r>
-        <w:rPr>
-          <w:rtl w:val="0"/>
-        </w:rPr>
-      </w:r>
-    </w:p>
-    <w:p>
-      <w:pPr>
-        <w:spacing w:after="240" w:before="240" w:lineRule="auto"/>
-        <w:rPr/>
-      </w:pPr>
-      <w:r>
-        <w:rPr>
-          <w:rtl w:val="0"/>
-        </w:rPr>
-        <w:t xml:space="preserve">El sistema interactúa con los siguientes roles:</w:t>
+        <w:t>Actores principales</w:t>
+      </w:r>
+    </w:p>
+    <w:p>
+      <w:pPr>
+        <w:spacing w:before="240" w:after="240"/>
+      </w:pPr>
+      <w:r>
+        <w:t>El sistema interactúa con los siguientes roles:</w:t>
       </w:r>
     </w:p>
     <w:p>
@@ -431,21 +379,16 @@
           <w:ilvl w:val="0"/>
           <w:numId w:val="2"/>
         </w:numPr>
-        <w:spacing w:after="0" w:afterAutospacing="0" w:before="240" w:lineRule="auto"/>
-        <w:ind w:left="720" w:hanging="360"/>
+        <w:spacing w:before="240"/>
       </w:pPr>
       <w:r>
         <w:rPr>
-          <w:b w:val="1"/>
-          <w:bCs w:val="1"/>
-          <w:rtl w:val="0"/>
+          <w:b/>
+          <w:bCs/>
         </w:rPr>
-        <w:t xml:space="preserve">Mozo (Mesero):</w:t>
-      </w:r>
-      <w:r>
-        <w:rPr>
-          <w:rtl w:val="0"/>
-        </w:rPr>
+        <w:t>Mozo (Mesero):</w:t>
+      </w:r>
+      <w:r>
         <w:t xml:space="preserve"> Actor principal que interactúa con el módulo de Mesas y Pedidos, encargado de la toma de órdenes y la solicitud de factura.</w:t>
       </w:r>
     </w:p>
@@ -455,21 +398,16 @@
           <w:ilvl w:val="0"/>
           <w:numId w:val="2"/>
         </w:numPr>
-        <w:spacing w:after="0" w:afterAutospacing="0" w:before="0" w:beforeAutospacing="0" w:lineRule="auto"/>
-        <w:ind w:left="720" w:hanging="360"/>
+        <w:spacing w:before="0"/>
       </w:pPr>
       <w:r>
         <w:rPr>
-          <w:b w:val="1"/>
-          <w:bCs w:val="1"/>
-          <w:rtl w:val="0"/>
+          <w:b/>
+          <w:bCs/>
         </w:rPr>
-        <w:t xml:space="preserve">Administrador (Dueño):</w:t>
-      </w:r>
-      <w:r>
-        <w:rPr>
-          <w:rtl w:val="0"/>
-        </w:rPr>
+        <w:t>Administrador (Dueño):</w:t>
+      </w:r>
+      <w:r>
         <w:t xml:space="preserve"> Actor responsable de la gestión interna, el stock y la configuración de usuarios y menú.</w:t>
       </w:r>
     </w:p>
@@ -479,36 +417,36 @@
           <w:ilvl w:val="0"/>
           <w:numId w:val="2"/>
         </w:numPr>
-        <w:spacing w:after="0" w:afterAutospacing="0" w:before="0" w:beforeAutospacing="0" w:lineRule="auto"/>
-        <w:ind w:left="720" w:hanging="360"/>
+        <w:spacing w:before="0"/>
       </w:pPr>
       <w:r>
         <w:rPr>
-          <w:b w:val="1"/>
-          <w:bCs w:val="1"/>
-          <w:rtl w:val="0"/>
+          <w:b/>
+          <w:bCs/>
         </w:rPr>
-        <w:t xml:space="preserve">Personal de Cocina/Bar:</w:t>
-      </w:r>
+        <w:t>Personal de Cocina/Bar:</w:t>
+      </w:r>
+      <w:r>
+        <w:t xml:space="preserve"> Actor que visualiza y actualiza el estado de preparación de los pedidos entrantes en el </w:t>
+      </w:r>
+      <w:proofErr w:type="spellStart"/>
       <w:r>
         <w:rPr>
-          <w:rtl w:val="0"/>
+          <w:b/>
+          <w:bCs/>
         </w:rPr>
-        <w:t xml:space="preserve"> Actor que visualiza y actualiza el estado de preparación de los pedidos entrantes en el </w:t>
-      </w:r>
+        <w:t>Dashboard</w:t>
+      </w:r>
+      <w:proofErr w:type="spellEnd"/>
       <w:r>
         <w:rPr>
-          <w:b w:val="1"/>
-          <w:bCs w:val="1"/>
-          <w:rtl w:val="0"/>
+          <w:b/>
+          <w:bCs/>
         </w:rPr>
-        <w:t xml:space="preserve">Dashboard de Pedidos</w:t>
-      </w:r>
-      <w:r>
-        <w:rPr>
-          <w:rtl w:val="0"/>
-        </w:rPr>
-        <w:t xml:space="preserve">.</w:t>
+        <w:t xml:space="preserve"> de Pedidos</w:t>
+      </w:r>
+      <w:r>
+        <w:t>.</w:t>
       </w:r>
     </w:p>
     <w:p>
@@ -517,48 +455,51 @@
           <w:ilvl w:val="0"/>
           <w:numId w:val="2"/>
         </w:numPr>
-        <w:spacing w:after="240" w:before="0" w:beforeAutospacing="0" w:lineRule="auto"/>
-        <w:ind w:left="720" w:hanging="360"/>
+        <w:spacing w:before="0" w:after="240"/>
       </w:pPr>
       <w:r>
         <w:rPr>
-          <w:b w:val="1"/>
-          <w:bCs w:val="1"/>
-          <w:rtl w:val="0"/>
+          <w:b/>
+          <w:bCs/>
         </w:rPr>
-        <w:t xml:space="preserve">Servicio de API/Backend:</w:t>
-      </w:r>
+        <w:t>Servicio de API/</w:t>
+      </w:r>
+      <w:proofErr w:type="spellStart"/>
       <w:r>
         <w:rPr>
-          <w:rtl w:val="0"/>
+          <w:b/>
+          <w:bCs/>
         </w:rPr>
+        <w:t>Backend</w:t>
+      </w:r>
+      <w:proofErr w:type="spellEnd"/>
+      <w:r>
+        <w:rPr>
+          <w:b/>
+          <w:bCs/>
+        </w:rPr>
+        <w:t>:</w:t>
+      </w:r>
+      <w:r>
         <w:t xml:space="preserve"> Entidad externa que proporciona la capa de persistencia (Base de Datos) y la lógica de negocio central (ej. cálculo de totales, gestión de stock, envío de pedidos).</w:t>
       </w:r>
     </w:p>
     <w:p>
       <w:pPr>
-        <w:pStyle w:val="Heading1"/>
-        <w:rPr/>
-      </w:pPr>
-      <w:bookmarkStart w:colFirst="0" w:colLast="0" w:name="_heading=h.63zqbox3uld1" w:id="5"/>
+        <w:pStyle w:val="Ttulo1"/>
+      </w:pPr>
+      <w:bookmarkStart w:id="5" w:name="_heading=h.63zqbox3uld1" w:colFirst="0" w:colLast="0"/>
       <w:bookmarkEnd w:id="5"/>
       <w:r>
-        <w:rPr>
-          <w:rtl w:val="0"/>
-        </w:rPr>
-        <w:t xml:space="preserve">Alcance del diseño</w:t>
-      </w:r>
-    </w:p>
-    <w:p>
-      <w:pPr>
-        <w:spacing w:after="240" w:before="240" w:lineRule="auto"/>
-        <w:rPr/>
-      </w:pPr>
-      <w:r>
-        <w:rPr>
-          <w:rtl w:val="0"/>
-        </w:rPr>
-        <w:t xml:space="preserve">El modelo de diseño abarca los siguientes aspectos del proyecto:</w:t>
+        <w:t>Alcance del diseño</w:t>
+      </w:r>
+    </w:p>
+    <w:p>
+      <w:pPr>
+        <w:spacing w:before="240" w:after="240"/>
+      </w:pPr>
+      <w:r>
+        <w:t>El modelo de diseño abarca los siguientes aspectos del proyecto:</w:t>
       </w:r>
     </w:p>
     <w:p>
@@ -567,42 +508,33 @@
           <w:ilvl w:val="0"/>
           <w:numId w:val="1"/>
         </w:numPr>
-        <w:spacing w:after="0" w:afterAutospacing="0" w:before="240" w:lineRule="auto"/>
-        <w:ind w:left="720" w:hanging="360"/>
-        <w:rPr/>
-      </w:pPr>
+        <w:spacing w:before="240"/>
+      </w:pPr>
+      <w:r>
+        <w:t>Arquitectura General: Definición de la estructura de carpetas, módulos de servicios (</w:t>
+      </w:r>
+      <w:proofErr w:type="spellStart"/>
       <w:r>
         <w:rPr>
-          <w:rtl w:val="0"/>
+          <w:color w:val="039BE5"/>
         </w:rPr>
-        <w:t xml:space="preserve">Arquitectura General: Definición de la estructura de carpetas, módulos de servicios (</w:t>
-      </w:r>
+        <w:t>ApiService</w:t>
+      </w:r>
+      <w:proofErr w:type="spellEnd"/>
+      <w:r>
+        <w:t xml:space="preserve">), y la integración de componentes </w:t>
+      </w:r>
+      <w:proofErr w:type="spellStart"/>
       <w:r>
         <w:rPr>
-          <w:color w:val="039be5"/>
-          <w:rtl w:val="0"/>
+          <w:i/>
+          <w:iCs/>
         </w:rPr>
-        <w:t xml:space="preserve">ApiService</w:t>
-      </w:r>
-      <w:r>
-        <w:rPr>
-          <w:rtl w:val="0"/>
-        </w:rPr>
-        <w:t xml:space="preserve">), y la integración de componentes </w:t>
-      </w:r>
-      <w:r>
-        <w:rPr>
-          <w:i w:val="1"/>
-          <w:iCs w:val="1"/>
-          <w:rtl w:val="0"/>
-        </w:rPr>
-        <w:t xml:space="preserve">standalone</w:t>
-      </w:r>
-      <w:r>
-        <w:rPr>
-          <w:rtl w:val="0"/>
-        </w:rPr>
-        <w:t xml:space="preserve">.</w:t>
+        <w:t>standalone</w:t>
+      </w:r>
+      <w:proofErr w:type="spellEnd"/>
+      <w:r>
+        <w:t>.</w:t>
       </w:r>
     </w:p>
     <w:p>
@@ -611,70 +543,19 @@
           <w:ilvl w:val="0"/>
           <w:numId w:val="1"/>
         </w:numPr>
-        <w:spacing w:after="0" w:afterAutospacing="0" w:before="0" w:beforeAutospacing="0" w:lineRule="auto"/>
-        <w:ind w:left="720" w:hanging="360"/>
-        <w:rPr/>
-      </w:pPr>
+        <w:spacing w:before="0"/>
+      </w:pPr>
+      <w:r>
+        <w:t>Diseño de Datos: Definición de las interfaces de los objetos de negocio (</w:t>
+      </w:r>
       <w:r>
         <w:rPr>
-          <w:rtl w:val="0"/>
+          <w:color w:val="039BE5"/>
         </w:rPr>
-        <w:t xml:space="preserve">Diseño de Datos: Definición de las interfaces de los objetos de negocio (</w:t>
-      </w:r>
-      <w:r>
-        <w:rPr>
-          <w:color w:val="039be5"/>
-          <w:rtl w:val="0"/>
-        </w:rPr>
-        <w:t xml:space="preserve">Mesa</w:t>
-      </w:r>
-      <w:r>
-        <w:rPr>
-          <w:color w:val="039be5"/>
-          <w:rtl w:val="0"/>
-        </w:rPr>
-        <w:t xml:space="preserve">, </w:t>
-      </w:r>
-      <w:r>
-        <w:rPr>
-          <w:color w:val="039be5"/>
-          <w:rtl w:val="0"/>
-        </w:rPr>
-        <w:t xml:space="preserve">Producto</w:t>
-      </w:r>
-      <w:r>
-        <w:rPr>
-          <w:color w:val="039be5"/>
-          <w:rtl w:val="0"/>
-        </w:rPr>
-        <w:t xml:space="preserve">, </w:t>
-      </w:r>
-      <w:r>
-        <w:rPr>
-          <w:color w:val="039be5"/>
-          <w:rtl w:val="0"/>
-        </w:rPr>
-        <w:t xml:space="preserve">Insumo</w:t>
-      </w:r>
-      <w:r>
-        <w:rPr>
-          <w:color w:val="039be5"/>
-          <w:rtl w:val="0"/>
-        </w:rPr>
-        <w:t xml:space="preserve">, </w:t>
-      </w:r>
-      <w:r>
-        <w:rPr>
-          <w:color w:val="039be5"/>
-          <w:rtl w:val="0"/>
-        </w:rPr>
-        <w:t xml:space="preserve">Pedido</w:t>
-      </w:r>
-      <w:r>
-        <w:rPr>
-          <w:rtl w:val="0"/>
-        </w:rPr>
-        <w:t xml:space="preserve">).</w:t>
+        <w:t>Mesa, Producto, Insumo, Pedido</w:t>
+      </w:r>
+      <w:r>
+        <w:t>).</w:t>
       </w:r>
     </w:p>
     <w:p>
@@ -683,598 +564,506 @@
           <w:ilvl w:val="0"/>
           <w:numId w:val="1"/>
         </w:numPr>
-        <w:spacing w:after="240" w:before="0" w:beforeAutospacing="0" w:lineRule="auto"/>
-        <w:ind w:left="720" w:hanging="360"/>
-        <w:rPr/>
-      </w:pPr>
+        <w:spacing w:before="0" w:after="240"/>
+      </w:pPr>
+      <w:r>
+        <w:t>Diseño de Interfaces (Mockups): Definición de la estructura de las pantallas principales del Mozo y el Administrador, basadas en las referencias visuales.</w:t>
+      </w:r>
+    </w:p>
+    <w:p>
+      <w:pPr>
+        <w:spacing w:before="240" w:after="240"/>
+      </w:pPr>
+      <w:r>
+        <w:t xml:space="preserve">El diseño no contempla la definición detallada de la API </w:t>
+      </w:r>
+      <w:proofErr w:type="spellStart"/>
+      <w:r>
+        <w:t>RESTful</w:t>
+      </w:r>
+      <w:proofErr w:type="spellEnd"/>
+      <w:r>
+        <w:t xml:space="preserve"> del </w:t>
+      </w:r>
+      <w:proofErr w:type="spellStart"/>
+      <w:r>
+        <w:t>backend</w:t>
+      </w:r>
+      <w:proofErr w:type="spellEnd"/>
+      <w:r>
+        <w:t xml:space="preserve">, la infraestructura de despliegue (hosting, </w:t>
+      </w:r>
+      <w:proofErr w:type="spellStart"/>
       <w:r>
         <w:rPr>
-          <w:rtl w:val="0"/>
+          <w:i/>
+          <w:iCs/>
         </w:rPr>
-        <w:t xml:space="preserve">Diseño de Interfaces (Mockups): Definición de la estructura de las pantallas principales del Mozo y el Administrador, basadas en las referencias visuales.</w:t>
-      </w:r>
-    </w:p>
-    <w:p>
-      <w:pPr>
-        <w:spacing w:after="240" w:before="240" w:lineRule="auto"/>
-        <w:rPr/>
-      </w:pPr>
-      <w:r>
-        <w:rPr>
-          <w:rtl w:val="0"/>
-        </w:rPr>
-        <w:t xml:space="preserve">El diseño no contempla la definición detallada de la API RESTful del backend, la infraestructura de despliegue (hosting, </w:t>
-      </w:r>
-      <w:r>
-        <w:rPr>
-          <w:i w:val="1"/>
-          <w:iCs w:val="1"/>
-          <w:rtl w:val="0"/>
-        </w:rPr>
-        <w:t xml:space="preserve">containers</w:t>
-      </w:r>
-      <w:r>
-        <w:rPr>
-          <w:rtl w:val="0"/>
-        </w:rPr>
-        <w:t xml:space="preserve">), ni el manual de usuario final.</w:t>
-      </w:r>
-    </w:p>
-    <w:p>
-      <w:pPr>
-        <w:rPr/>
-      </w:pPr>
-      <w:r>
-        <w:rPr>
-          <w:rtl w:val="0"/>
-        </w:rPr>
-      </w:r>
-    </w:p>
-    <w:p>
-      <w:pPr>
-        <w:pStyle w:val="Heading1"/>
-        <w:rPr/>
-      </w:pPr>
-      <w:bookmarkStart w:colFirst="0" w:colLast="0" w:name="_heading=h.smwf4rj8kk58" w:id="6"/>
+        <w:t>containers</w:t>
+      </w:r>
+      <w:proofErr w:type="spellEnd"/>
+      <w:r>
+        <w:t>), ni el manual de usuario final.</w:t>
+      </w:r>
+    </w:p>
+    <w:p/>
+    <w:p>
+      <w:pPr>
+        <w:pStyle w:val="Ttulo1"/>
+      </w:pPr>
+      <w:bookmarkStart w:id="6" w:name="_heading=h.smwf4rj8kk58" w:colFirst="0" w:colLast="0"/>
       <w:bookmarkEnd w:id="6"/>
       <w:r>
-        <w:rPr>
-          <w:rtl w:val="0"/>
-        </w:rPr>
-        <w:t xml:space="preserve">Referencias</w:t>
-      </w:r>
-    </w:p>
-    <w:p>
-      <w:pPr>
-        <w:rPr/>
-      </w:pPr>
-      <w:r>
-        <w:rPr>
-          <w:rtl w:val="0"/>
-        </w:rPr>
-      </w:r>
-    </w:p>
+        <w:t>Referencias</w:t>
+      </w:r>
+    </w:p>
+    <w:p/>
     <w:tbl>
       <w:tblPr>
-        <w:tblStyle w:val="Table1"/>
-        <w:tblW w:w="8820.0" w:type="dxa"/>
-        <w:jc w:val="left"/>
+        <w:tblStyle w:val="a"/>
+        <w:tblW w:w="8820" w:type="dxa"/>
+        <w:tblInd w:w="0" w:type="dxa"/>
         <w:tblBorders>
-          <w:top w:color="000000" w:space="0" w:sz="0" w:val="nil"/>
-          <w:left w:color="000000" w:space="0" w:sz="0" w:val="nil"/>
-          <w:bottom w:color="000000" w:space="0" w:sz="0" w:val="nil"/>
-          <w:right w:color="000000" w:space="0" w:sz="0" w:val="nil"/>
-          <w:insideH w:color="000000" w:space="0" w:sz="0" w:val="nil"/>
-          <w:insideV w:color="000000" w:space="0" w:sz="0" w:val="nil"/>
+          <w:top w:val="nil"/>
+          <w:left w:val="nil"/>
+          <w:bottom w:val="nil"/>
+          <w:right w:val="nil"/>
+          <w:insideH w:val="nil"/>
+          <w:insideV w:val="nil"/>
         </w:tblBorders>
         <w:tblLayout w:type="fixed"/>
-        <w:tblLook w:val="0600"/>
+        <w:tblLook w:val="0600" w:firstRow="0" w:lastRow="0" w:firstColumn="0" w:lastColumn="0" w:noHBand="1" w:noVBand="1"/>
       </w:tblPr>
       <w:tblGrid>
         <w:gridCol w:w="3255"/>
         <w:gridCol w:w="5565"/>
-        <w:tblGridChange w:id="0">
-          <w:tblGrid>
-            <w:gridCol w:w="3255"/>
-            <w:gridCol w:w="5565"/>
-          </w:tblGrid>
-        </w:tblGridChange>
       </w:tblGrid>
       <w:tr>
         <w:trPr>
-          <w:cantSplit w:val="0"/>
-          <w:trHeight w:val="540" w:hRule="atLeast"/>
-          <w:tblHeader w:val="0"/>
+          <w:trHeight w:val="540"/>
         </w:trPr>
         <w:tc>
           <w:tcPr>
+            <w:tcW w:w="3255" w:type="dxa"/>
             <w:tcBorders>
-              <w:top w:color="1b1c1d" w:space="0" w:sz="6" w:val="single"/>
-              <w:left w:color="1b1c1d" w:space="0" w:sz="6" w:val="single"/>
-              <w:bottom w:color="1b1c1d" w:space="0" w:sz="6" w:val="single"/>
-              <w:right w:color="1b1c1d" w:space="0" w:sz="6" w:val="single"/>
+              <w:top w:val="single" w:sz="6" w:space="0" w:color="1B1C1D"/>
+              <w:left w:val="single" w:sz="6" w:space="0" w:color="1B1C1D"/>
+              <w:bottom w:val="single" w:sz="6" w:space="0" w:color="1B1C1D"/>
+              <w:right w:val="single" w:sz="6" w:space="0" w:color="1B1C1D"/>
             </w:tcBorders>
-            <w:shd w:fill="039be5" w:val="clear"/>
+            <w:shd w:val="clear" w:color="auto" w:fill="039BE5"/>
             <w:tcMar>
-              <w:top w:w="120.0" w:type="dxa"/>
-              <w:left w:w="180.0" w:type="dxa"/>
-              <w:bottom w:w="120.0" w:type="dxa"/>
-              <w:right w:w="180.0" w:type="dxa"/>
+              <w:top w:w="120" w:type="dxa"/>
+              <w:left w:w="180" w:type="dxa"/>
+              <w:bottom w:w="120" w:type="dxa"/>
+              <w:right w:w="180" w:type="dxa"/>
             </w:tcMar>
-            <w:vAlign w:val="top"/>
           </w:tcPr>
           <w:p>
             <w:pPr>
-              <w:spacing w:after="480" w:before="0" w:line="276" w:lineRule="auto"/>
+              <w:spacing w:before="0" w:after="480" w:line="276" w:lineRule="auto"/>
               <w:rPr>
-                <w:rFonts w:ascii="Arial" w:cs="Arial" w:eastAsia="Arial" w:hAnsi="Arial"/>
-                <w:color w:val="1b1c1d"/>
-                <w:shd w:fill="039be5" w:val="clear"/>
+                <w:rFonts w:ascii="Arial" w:eastAsia="Arial" w:hAnsi="Arial" w:cs="Arial"/>
+                <w:color w:val="1B1C1D"/>
+                <w:shd w:val="clear" w:color="auto" w:fill="039BE5"/>
               </w:rPr>
             </w:pPr>
             <w:r>
               <w:rPr>
-                <w:rFonts w:ascii="Arial" w:cs="Arial" w:eastAsia="Arial" w:hAnsi="Arial"/>
-                <w:b w:val="1"/>
-                <w:bCs w:val="1"/>
-                <w:color w:val="1b1c1d"/>
-                <w:shd w:fill="039be5" w:val="clear"/>
-                <w:rtl w:val="0"/>
+                <w:rFonts w:ascii="Arial" w:eastAsia="Arial" w:hAnsi="Arial" w:cs="Arial"/>
+                <w:b/>
+                <w:bCs/>
+                <w:color w:val="1B1C1D"/>
+                <w:shd w:val="clear" w:color="auto" w:fill="039BE5"/>
               </w:rPr>
-              <w:t xml:space="preserve">Documento Referencia</w:t>
-            </w:r>
-            <w:r>
-              <w:rPr>
-                <w:rtl w:val="0"/>
-              </w:rPr>
+              <w:lastRenderedPageBreak/>
+              <w:t>Documento Referencia</w:t>
             </w:r>
           </w:p>
         </w:tc>
         <w:tc>
           <w:tcPr>
+            <w:tcW w:w="5565" w:type="dxa"/>
             <w:tcBorders>
-              <w:top w:color="1b1c1d" w:space="0" w:sz="6" w:val="single"/>
-              <w:left w:color="1b1c1d" w:space="0" w:sz="6" w:val="single"/>
-              <w:bottom w:color="1b1c1d" w:space="0" w:sz="6" w:val="single"/>
-              <w:right w:color="1b1c1d" w:space="0" w:sz="6" w:val="single"/>
+              <w:top w:val="single" w:sz="6" w:space="0" w:color="1B1C1D"/>
+              <w:left w:val="single" w:sz="6" w:space="0" w:color="1B1C1D"/>
+              <w:bottom w:val="single" w:sz="6" w:space="0" w:color="1B1C1D"/>
+              <w:right w:val="single" w:sz="6" w:space="0" w:color="1B1C1D"/>
             </w:tcBorders>
-            <w:shd w:fill="039be5" w:val="clear"/>
+            <w:shd w:val="clear" w:color="auto" w:fill="039BE5"/>
             <w:tcMar>
-              <w:top w:w="120.0" w:type="dxa"/>
-              <w:left w:w="180.0" w:type="dxa"/>
-              <w:bottom w:w="120.0" w:type="dxa"/>
-              <w:right w:w="180.0" w:type="dxa"/>
+              <w:top w:w="120" w:type="dxa"/>
+              <w:left w:w="180" w:type="dxa"/>
+              <w:bottom w:w="120" w:type="dxa"/>
+              <w:right w:w="180" w:type="dxa"/>
             </w:tcMar>
-            <w:vAlign w:val="top"/>
           </w:tcPr>
           <w:p>
             <w:pPr>
-              <w:spacing w:after="480" w:before="0" w:line="276" w:lineRule="auto"/>
+              <w:spacing w:before="0" w:after="480" w:line="276" w:lineRule="auto"/>
               <w:rPr>
-                <w:rFonts w:ascii="Arial" w:cs="Arial" w:eastAsia="Arial" w:hAnsi="Arial"/>
-                <w:color w:val="1b1c1d"/>
-                <w:shd w:fill="039be5" w:val="clear"/>
+                <w:rFonts w:ascii="Arial" w:eastAsia="Arial" w:hAnsi="Arial" w:cs="Arial"/>
+                <w:color w:val="1B1C1D"/>
+                <w:shd w:val="clear" w:color="auto" w:fill="039BE5"/>
               </w:rPr>
             </w:pPr>
             <w:r>
               <w:rPr>
-                <w:rFonts w:ascii="Arial" w:cs="Arial" w:eastAsia="Arial" w:hAnsi="Arial"/>
-                <w:b w:val="1"/>
-                <w:bCs w:val="1"/>
-                <w:color w:val="1b1c1d"/>
-                <w:shd w:fill="039be5" w:val="clear"/>
-                <w:rtl w:val="0"/>
+                <w:rFonts w:ascii="Arial" w:eastAsia="Arial" w:hAnsi="Arial" w:cs="Arial"/>
+                <w:b/>
+                <w:bCs/>
+                <w:color w:val="1B1C1D"/>
+                <w:shd w:val="clear" w:color="auto" w:fill="039BE5"/>
               </w:rPr>
-              <w:t xml:space="preserve">Propósito</w:t>
-            </w:r>
-            <w:r>
-              <w:rPr>
-                <w:rtl w:val="0"/>
-              </w:rPr>
+              <w:t>Propósito</w:t>
             </w:r>
           </w:p>
         </w:tc>
       </w:tr>
       <w:tr>
         <w:trPr>
-          <w:cantSplit w:val="0"/>
-          <w:trHeight w:val="1095" w:hRule="atLeast"/>
-          <w:tblHeader w:val="0"/>
+          <w:trHeight w:val="1095"/>
         </w:trPr>
         <w:tc>
           <w:tcPr>
+            <w:tcW w:w="3255" w:type="dxa"/>
             <w:tcBorders>
-              <w:top w:color="1b1c1d" w:space="0" w:sz="6" w:val="single"/>
-              <w:left w:color="1b1c1d" w:space="0" w:sz="6" w:val="single"/>
-              <w:bottom w:color="1b1c1d" w:space="0" w:sz="6" w:val="single"/>
-              <w:right w:color="1b1c1d" w:space="0" w:sz="6" w:val="single"/>
+              <w:top w:val="single" w:sz="6" w:space="0" w:color="1B1C1D"/>
+              <w:left w:val="single" w:sz="6" w:space="0" w:color="1B1C1D"/>
+              <w:bottom w:val="single" w:sz="6" w:space="0" w:color="1B1C1D"/>
+              <w:right w:val="single" w:sz="6" w:space="0" w:color="1B1C1D"/>
             </w:tcBorders>
             <w:tcMar>
-              <w:top w:w="120.0" w:type="dxa"/>
-              <w:left w:w="180.0" w:type="dxa"/>
-              <w:bottom w:w="120.0" w:type="dxa"/>
-              <w:right w:w="180.0" w:type="dxa"/>
+              <w:top w:w="120" w:type="dxa"/>
+              <w:left w:w="180" w:type="dxa"/>
+              <w:bottom w:w="120" w:type="dxa"/>
+              <w:right w:w="180" w:type="dxa"/>
             </w:tcMar>
-            <w:vAlign w:val="top"/>
           </w:tcPr>
           <w:p>
             <w:pPr>
-              <w:spacing w:after="480" w:before="0" w:line="276" w:lineRule="auto"/>
+              <w:spacing w:before="0" w:after="480" w:line="276" w:lineRule="auto"/>
               <w:rPr>
-                <w:rFonts w:ascii="Arial" w:cs="Arial" w:eastAsia="Arial" w:hAnsi="Arial"/>
-                <w:color w:val="1b1c1d"/>
+                <w:rFonts w:ascii="Arial" w:eastAsia="Arial" w:hAnsi="Arial" w:cs="Arial"/>
+                <w:color w:val="1B1C1D"/>
               </w:rPr>
             </w:pPr>
             <w:r>
               <w:rPr>
-                <w:rFonts w:ascii="Arial" w:cs="Arial" w:eastAsia="Arial" w:hAnsi="Arial"/>
-                <w:b w:val="1"/>
-                <w:bCs w:val="1"/>
-                <w:color w:val="1b1c1d"/>
-                <w:rtl w:val="0"/>
+                <w:rFonts w:ascii="Arial" w:eastAsia="Arial" w:hAnsi="Arial" w:cs="Arial"/>
+                <w:b/>
+                <w:bCs/>
+                <w:color w:val="1B1C1D"/>
               </w:rPr>
-              <w:t xml:space="preserve">Modelo de Requerimientos - Alcance</w:t>
-            </w:r>
-            <w:r>
-              <w:rPr>
-                <w:rtl w:val="0"/>
-              </w:rPr>
+              <w:t>Modelo de Requerimientos - Alcance</w:t>
             </w:r>
           </w:p>
         </w:tc>
         <w:tc>
           <w:tcPr>
+            <w:tcW w:w="5565" w:type="dxa"/>
             <w:tcBorders>
-              <w:top w:color="1b1c1d" w:space="0" w:sz="6" w:val="single"/>
-              <w:left w:color="1b1c1d" w:space="0" w:sz="6" w:val="single"/>
-              <w:bottom w:color="1b1c1d" w:space="0" w:sz="6" w:val="single"/>
-              <w:right w:color="1b1c1d" w:space="0" w:sz="6" w:val="single"/>
+              <w:top w:val="single" w:sz="6" w:space="0" w:color="1B1C1D"/>
+              <w:left w:val="single" w:sz="6" w:space="0" w:color="1B1C1D"/>
+              <w:bottom w:val="single" w:sz="6" w:space="0" w:color="1B1C1D"/>
+              <w:right w:val="single" w:sz="6" w:space="0" w:color="1B1C1D"/>
             </w:tcBorders>
             <w:tcMar>
-              <w:top w:w="120.0" w:type="dxa"/>
-              <w:left w:w="180.0" w:type="dxa"/>
-              <w:bottom w:w="120.0" w:type="dxa"/>
-              <w:right w:w="180.0" w:type="dxa"/>
+              <w:top w:w="120" w:type="dxa"/>
+              <w:left w:w="180" w:type="dxa"/>
+              <w:bottom w:w="120" w:type="dxa"/>
+              <w:right w:w="180" w:type="dxa"/>
             </w:tcMar>
-            <w:vAlign w:val="top"/>
           </w:tcPr>
           <w:p>
             <w:pPr>
-              <w:spacing w:after="480" w:before="0" w:line="276" w:lineRule="auto"/>
+              <w:spacing w:before="0" w:after="480" w:line="276" w:lineRule="auto"/>
               <w:rPr>
-                <w:rFonts w:ascii="Arial" w:cs="Arial" w:eastAsia="Arial" w:hAnsi="Arial"/>
-                <w:color w:val="1b1c1d"/>
+                <w:rFonts w:ascii="Arial" w:eastAsia="Arial" w:hAnsi="Arial" w:cs="Arial"/>
+                <w:color w:val="1B1C1D"/>
               </w:rPr>
             </w:pPr>
             <w:r>
               <w:rPr>
-                <w:rFonts w:ascii="Arial" w:cs="Arial" w:eastAsia="Arial" w:hAnsi="Arial"/>
-                <w:color w:val="1b1c1d"/>
-                <w:rtl w:val="0"/>
+                <w:rFonts w:ascii="Arial" w:eastAsia="Arial" w:hAnsi="Arial" w:cs="Arial"/>
+                <w:color w:val="1B1C1D"/>
               </w:rPr>
-              <w:t xml:space="preserve">Define las funcionalidades que deben ser cubiertas por el diseño.</w:t>
+              <w:t>Define las funcionalidades que deben ser cubiertas por el diseño.</w:t>
             </w:r>
           </w:p>
         </w:tc>
       </w:tr>
       <w:tr>
         <w:trPr>
-          <w:cantSplit w:val="0"/>
-          <w:trHeight w:val="1230" w:hRule="atLeast"/>
-          <w:tblHeader w:val="0"/>
+          <w:trHeight w:val="1230"/>
         </w:trPr>
         <w:tc>
           <w:tcPr>
+            <w:tcW w:w="3255" w:type="dxa"/>
             <w:tcBorders>
-              <w:top w:color="1b1c1d" w:space="0" w:sz="6" w:val="single"/>
-              <w:left w:color="1b1c1d" w:space="0" w:sz="6" w:val="single"/>
-              <w:bottom w:color="1b1c1d" w:space="0" w:sz="6" w:val="single"/>
-              <w:right w:color="1b1c1d" w:space="0" w:sz="6" w:val="single"/>
+              <w:top w:val="single" w:sz="6" w:space="0" w:color="1B1C1D"/>
+              <w:left w:val="single" w:sz="6" w:space="0" w:color="1B1C1D"/>
+              <w:bottom w:val="single" w:sz="6" w:space="0" w:color="1B1C1D"/>
+              <w:right w:val="single" w:sz="6" w:space="0" w:color="1B1C1D"/>
             </w:tcBorders>
             <w:tcMar>
-              <w:top w:w="120.0" w:type="dxa"/>
-              <w:left w:w="180.0" w:type="dxa"/>
-              <w:bottom w:w="120.0" w:type="dxa"/>
-              <w:right w:w="180.0" w:type="dxa"/>
+              <w:top w:w="120" w:type="dxa"/>
+              <w:left w:w="180" w:type="dxa"/>
+              <w:bottom w:w="120" w:type="dxa"/>
+              <w:right w:w="180" w:type="dxa"/>
             </w:tcMar>
-            <w:vAlign w:val="top"/>
           </w:tcPr>
           <w:p>
             <w:pPr>
-              <w:spacing w:after="480" w:before="0" w:line="276" w:lineRule="auto"/>
+              <w:spacing w:before="0" w:after="480" w:line="276" w:lineRule="auto"/>
               <w:rPr>
-                <w:rFonts w:ascii="Arial" w:cs="Arial" w:eastAsia="Arial" w:hAnsi="Arial"/>
-                <w:color w:val="1b1c1d"/>
+                <w:rFonts w:ascii="Arial" w:eastAsia="Arial" w:hAnsi="Arial" w:cs="Arial"/>
+                <w:color w:val="1B1C1D"/>
               </w:rPr>
             </w:pPr>
             <w:r>
               <w:rPr>
-                <w:rFonts w:ascii="Arial" w:cs="Arial" w:eastAsia="Arial" w:hAnsi="Arial"/>
-                <w:b w:val="1"/>
-                <w:bCs w:val="1"/>
-                <w:color w:val="1b1c1d"/>
-                <w:rtl w:val="0"/>
+                <w:rFonts w:ascii="Arial" w:eastAsia="Arial" w:hAnsi="Arial" w:cs="Arial"/>
+                <w:b/>
+                <w:bCs/>
+                <w:color w:val="1B1C1D"/>
               </w:rPr>
-              <w:t xml:space="preserve">Modelo de Análisis - Casos de Uso</w:t>
-            </w:r>
-            <w:r>
-              <w:rPr>
-                <w:rtl w:val="0"/>
-              </w:rPr>
+              <w:t>Modelo de Análisis - Casos de Uso</w:t>
             </w:r>
           </w:p>
         </w:tc>
         <w:tc>
           <w:tcPr>
+            <w:tcW w:w="5565" w:type="dxa"/>
             <w:tcBorders>
-              <w:top w:color="1b1c1d" w:space="0" w:sz="6" w:val="single"/>
-              <w:left w:color="1b1c1d" w:space="0" w:sz="6" w:val="single"/>
-              <w:bottom w:color="1b1c1d" w:space="0" w:sz="6" w:val="single"/>
-              <w:right w:color="1b1c1d" w:space="0" w:sz="6" w:val="single"/>
+              <w:top w:val="single" w:sz="6" w:space="0" w:color="1B1C1D"/>
+              <w:left w:val="single" w:sz="6" w:space="0" w:color="1B1C1D"/>
+              <w:bottom w:val="single" w:sz="6" w:space="0" w:color="1B1C1D"/>
+              <w:right w:val="single" w:sz="6" w:space="0" w:color="1B1C1D"/>
             </w:tcBorders>
             <w:tcMar>
-              <w:top w:w="120.0" w:type="dxa"/>
-              <w:left w:w="180.0" w:type="dxa"/>
-              <w:bottom w:w="120.0" w:type="dxa"/>
-              <w:right w:w="180.0" w:type="dxa"/>
+              <w:top w:w="120" w:type="dxa"/>
+              <w:left w:w="180" w:type="dxa"/>
+              <w:bottom w:w="120" w:type="dxa"/>
+              <w:right w:w="180" w:type="dxa"/>
             </w:tcMar>
-            <w:vAlign w:val="top"/>
           </w:tcPr>
           <w:p>
             <w:pPr>
-              <w:pBdr>
-                <w:top w:color="auto" w:space="0" w:sz="0" w:val="none"/>
-                <w:left w:color="auto" w:space="0" w:sz="0" w:val="none"/>
-                <w:bottom w:color="auto" w:space="0" w:sz="0" w:val="none"/>
-                <w:right w:color="auto" w:space="0" w:sz="0" w:val="none"/>
-                <w:between w:color="auto" w:space="0" w:sz="0" w:val="none"/>
-              </w:pBdr>
-              <w:spacing w:after="480" w:before="0" w:line="276" w:lineRule="auto"/>
+              <w:spacing w:before="0" w:after="480" w:line="276" w:lineRule="auto"/>
               <w:rPr>
-                <w:rFonts w:ascii="Arial" w:cs="Arial" w:eastAsia="Arial" w:hAnsi="Arial"/>
-                <w:color w:val="1b1c1d"/>
+                <w:rFonts w:ascii="Arial" w:eastAsia="Arial" w:hAnsi="Arial" w:cs="Arial"/>
+                <w:color w:val="1B1C1D"/>
               </w:rPr>
             </w:pPr>
             <w:r>
               <w:rPr>
-                <w:rFonts w:ascii="Arial" w:cs="Arial" w:eastAsia="Arial" w:hAnsi="Arial"/>
-                <w:color w:val="1b1c1d"/>
-                <w:rtl w:val="0"/>
+                <w:rFonts w:ascii="Arial" w:eastAsia="Arial" w:hAnsi="Arial" w:cs="Arial"/>
+                <w:color w:val="1B1C1D"/>
               </w:rPr>
-              <w:t xml:space="preserve">Define los actores y el comportamiento esperado del sistema (Diagrama CU-01 a CU-32)</w:t>
+              <w:t>Define los actores y el comportamiento esperado del sistema (Diagrama CU-01 a CU-32)</w:t>
             </w:r>
             <w:r>
               <w:rPr>
-                <w:rFonts w:ascii="Arial" w:cs="Arial" w:eastAsia="Arial" w:hAnsi="Arial"/>
+                <w:rFonts w:ascii="Arial" w:eastAsia="Arial" w:hAnsi="Arial" w:cs="Arial"/>
                 <w:color w:val="444746"/>
                 <w:sz w:val="40"/>
                 <w:szCs w:val="40"/>
                 <w:highlight w:val="white"/>
                 <w:vertAlign w:val="superscript"/>
-                <w:rtl w:val="0"/>
               </w:rPr>
-              <w:t xml:space="preserve">18</w:t>
+              <w:t>18</w:t>
             </w:r>
             <w:r>
               <w:rPr>
-                <w:rFonts w:ascii="Arial" w:cs="Arial" w:eastAsia="Arial" w:hAnsi="Arial"/>
-                <w:color w:val="1b1c1d"/>
-                <w:rtl w:val="0"/>
+                <w:rFonts w:ascii="Arial" w:eastAsia="Arial" w:hAnsi="Arial" w:cs="Arial"/>
+                <w:color w:val="1B1C1D"/>
               </w:rPr>
-              <w:t xml:space="preserve">.</w:t>
+              <w:t>.</w:t>
             </w:r>
           </w:p>
         </w:tc>
       </w:tr>
       <w:tr>
         <w:trPr>
-          <w:cantSplit w:val="0"/>
-          <w:trHeight w:val="825" w:hRule="atLeast"/>
-          <w:tblHeader w:val="0"/>
+          <w:trHeight w:val="825"/>
         </w:trPr>
         <w:tc>
           <w:tcPr>
+            <w:tcW w:w="3255" w:type="dxa"/>
             <w:tcBorders>
-              <w:top w:color="1b1c1d" w:space="0" w:sz="6" w:val="single"/>
-              <w:left w:color="1b1c1d" w:space="0" w:sz="6" w:val="single"/>
-              <w:bottom w:color="1b1c1d" w:space="0" w:sz="6" w:val="single"/>
-              <w:right w:color="1b1c1d" w:space="0" w:sz="6" w:val="single"/>
+              <w:top w:val="single" w:sz="6" w:space="0" w:color="1B1C1D"/>
+              <w:left w:val="single" w:sz="6" w:space="0" w:color="1B1C1D"/>
+              <w:bottom w:val="single" w:sz="6" w:space="0" w:color="1B1C1D"/>
+              <w:right w:val="single" w:sz="6" w:space="0" w:color="1B1C1D"/>
             </w:tcBorders>
             <w:tcMar>
-              <w:top w:w="120.0" w:type="dxa"/>
-              <w:left w:w="180.0" w:type="dxa"/>
-              <w:bottom w:w="120.0" w:type="dxa"/>
-              <w:right w:w="180.0" w:type="dxa"/>
+              <w:top w:w="120" w:type="dxa"/>
+              <w:left w:w="180" w:type="dxa"/>
+              <w:bottom w:w="120" w:type="dxa"/>
+              <w:right w:w="180" w:type="dxa"/>
             </w:tcMar>
-            <w:vAlign w:val="top"/>
           </w:tcPr>
           <w:p>
             <w:pPr>
-              <w:spacing w:after="480" w:before="0" w:line="276" w:lineRule="auto"/>
+              <w:spacing w:before="0" w:after="480" w:line="276" w:lineRule="auto"/>
               <w:rPr>
-                <w:rFonts w:ascii="Arial" w:cs="Arial" w:eastAsia="Arial" w:hAnsi="Arial"/>
-                <w:color w:val="1b1c1d"/>
+                <w:rFonts w:ascii="Arial" w:eastAsia="Arial" w:hAnsi="Arial" w:cs="Arial"/>
+                <w:color w:val="1B1C1D"/>
               </w:rPr>
             </w:pPr>
             <w:r>
               <w:rPr>
-                <w:rFonts w:ascii="Arial" w:cs="Arial" w:eastAsia="Arial" w:hAnsi="Arial"/>
-                <w:b w:val="1"/>
-                <w:bCs w:val="1"/>
-                <w:color w:val="1b1c1d"/>
-                <w:rtl w:val="0"/>
+                <w:rFonts w:ascii="Arial" w:eastAsia="Arial" w:hAnsi="Arial" w:cs="Arial"/>
+                <w:b/>
+                <w:bCs/>
+                <w:color w:val="1B1C1D"/>
               </w:rPr>
-              <w:t xml:space="preserve">Documento de Implementación</w:t>
-            </w:r>
-            <w:r>
-              <w:rPr>
-                <w:rtl w:val="0"/>
-              </w:rPr>
+              <w:t>Documento de Implementación</w:t>
             </w:r>
           </w:p>
         </w:tc>
         <w:tc>
           <w:tcPr>
+            <w:tcW w:w="5565" w:type="dxa"/>
             <w:tcBorders>
-              <w:top w:color="1b1c1d" w:space="0" w:sz="6" w:val="single"/>
-              <w:left w:color="1b1c1d" w:space="0" w:sz="6" w:val="single"/>
-              <w:bottom w:color="1b1c1d" w:space="0" w:sz="6" w:val="single"/>
-              <w:right w:color="1b1c1d" w:space="0" w:sz="6" w:val="single"/>
+              <w:top w:val="single" w:sz="6" w:space="0" w:color="1B1C1D"/>
+              <w:left w:val="single" w:sz="6" w:space="0" w:color="1B1C1D"/>
+              <w:bottom w:val="single" w:sz="6" w:space="0" w:color="1B1C1D"/>
+              <w:right w:val="single" w:sz="6" w:space="0" w:color="1B1C1D"/>
             </w:tcBorders>
             <w:tcMar>
-              <w:top w:w="120.0" w:type="dxa"/>
-              <w:left w:w="180.0" w:type="dxa"/>
-              <w:bottom w:w="120.0" w:type="dxa"/>
-              <w:right w:w="180.0" w:type="dxa"/>
+              <w:top w:w="120" w:type="dxa"/>
+              <w:left w:w="180" w:type="dxa"/>
+              <w:bottom w:w="120" w:type="dxa"/>
+              <w:right w:w="180" w:type="dxa"/>
             </w:tcMar>
-            <w:vAlign w:val="top"/>
           </w:tcPr>
           <w:p>
             <w:pPr>
-              <w:spacing w:after="480" w:before="0" w:line="276" w:lineRule="auto"/>
+              <w:spacing w:before="0" w:after="480" w:line="276" w:lineRule="auto"/>
               <w:rPr>
-                <w:rFonts w:ascii="Arial" w:cs="Arial" w:eastAsia="Arial" w:hAnsi="Arial"/>
-                <w:color w:val="1b1c1d"/>
+                <w:rFonts w:ascii="Arial" w:eastAsia="Arial" w:hAnsi="Arial" w:cs="Arial"/>
+                <w:color w:val="1B1C1D"/>
               </w:rPr>
             </w:pPr>
             <w:r>
               <w:rPr>
-                <w:rFonts w:ascii="Arial" w:cs="Arial" w:eastAsia="Arial" w:hAnsi="Arial"/>
-                <w:color w:val="1b1c1d"/>
-                <w:rtl w:val="0"/>
+                <w:rFonts w:ascii="Arial" w:eastAsia="Arial" w:hAnsi="Arial" w:cs="Arial"/>
+                <w:color w:val="1B1C1D"/>
               </w:rPr>
-              <w:t xml:space="preserve">Será el insumo principal para la codificación y la creación de componentes.</w:t>
+              <w:t>Será el insumo principal para la codificación y la creación de componentes.</w:t>
             </w:r>
           </w:p>
         </w:tc>
       </w:tr>
       <w:tr>
         <w:trPr>
-          <w:cantSplit w:val="0"/>
-          <w:trHeight w:val="825" w:hRule="atLeast"/>
-          <w:tblHeader w:val="0"/>
+          <w:trHeight w:val="825"/>
         </w:trPr>
         <w:tc>
           <w:tcPr>
+            <w:tcW w:w="3255" w:type="dxa"/>
             <w:tcBorders>
-              <w:top w:color="1b1c1d" w:space="0" w:sz="6" w:val="single"/>
-              <w:left w:color="1b1c1d" w:space="0" w:sz="6" w:val="single"/>
-              <w:bottom w:color="1b1c1d" w:space="0" w:sz="6" w:val="single"/>
-              <w:right w:color="1b1c1d" w:space="0" w:sz="6" w:val="single"/>
+              <w:top w:val="single" w:sz="6" w:space="0" w:color="1B1C1D"/>
+              <w:left w:val="single" w:sz="6" w:space="0" w:color="1B1C1D"/>
+              <w:bottom w:val="single" w:sz="6" w:space="0" w:color="1B1C1D"/>
+              <w:right w:val="single" w:sz="6" w:space="0" w:color="1B1C1D"/>
             </w:tcBorders>
             <w:tcMar>
-              <w:top w:w="120.0" w:type="dxa"/>
-              <w:left w:w="180.0" w:type="dxa"/>
-              <w:bottom w:w="120.0" w:type="dxa"/>
-              <w:right w:w="180.0" w:type="dxa"/>
+              <w:top w:w="120" w:type="dxa"/>
+              <w:left w:w="180" w:type="dxa"/>
+              <w:bottom w:w="120" w:type="dxa"/>
+              <w:right w:w="180" w:type="dxa"/>
             </w:tcMar>
-            <w:vAlign w:val="top"/>
           </w:tcPr>
           <w:p>
             <w:pPr>
-              <w:spacing w:after="480" w:before="0" w:line="276" w:lineRule="auto"/>
+              <w:spacing w:before="0" w:after="480" w:line="276" w:lineRule="auto"/>
               <w:rPr>
-                <w:rFonts w:ascii="Arial" w:cs="Arial" w:eastAsia="Arial" w:hAnsi="Arial"/>
-                <w:color w:val="1b1c1d"/>
+                <w:rFonts w:ascii="Arial" w:eastAsia="Arial" w:hAnsi="Arial" w:cs="Arial"/>
+                <w:color w:val="1B1C1D"/>
               </w:rPr>
             </w:pPr>
             <w:r>
               <w:rPr>
-                <w:rFonts w:ascii="Arial" w:cs="Arial" w:eastAsia="Arial" w:hAnsi="Arial"/>
-                <w:b w:val="1"/>
-                <w:bCs w:val="1"/>
-                <w:color w:val="1b1c1d"/>
-                <w:rtl w:val="0"/>
+                <w:rFonts w:ascii="Arial" w:eastAsia="Arial" w:hAnsi="Arial" w:cs="Arial"/>
+                <w:b/>
+                <w:bCs/>
+                <w:color w:val="1B1C1D"/>
               </w:rPr>
-              <w:t xml:space="preserve">Plan de Pruebas</w:t>
-            </w:r>
-            <w:r>
-              <w:rPr>
-                <w:rtl w:val="0"/>
-              </w:rPr>
+              <w:t>Plan de Pruebas</w:t>
             </w:r>
           </w:p>
         </w:tc>
         <w:tc>
           <w:tcPr>
+            <w:tcW w:w="5565" w:type="dxa"/>
             <w:tcBorders>
-              <w:top w:color="1b1c1d" w:space="0" w:sz="6" w:val="single"/>
-              <w:left w:color="1b1c1d" w:space="0" w:sz="6" w:val="single"/>
-              <w:bottom w:color="1b1c1d" w:space="0" w:sz="6" w:val="single"/>
-              <w:right w:color="1b1c1d" w:space="0" w:sz="6" w:val="single"/>
+              <w:top w:val="single" w:sz="6" w:space="0" w:color="1B1C1D"/>
+              <w:left w:val="single" w:sz="6" w:space="0" w:color="1B1C1D"/>
+              <w:bottom w:val="single" w:sz="6" w:space="0" w:color="1B1C1D"/>
+              <w:right w:val="single" w:sz="6" w:space="0" w:color="1B1C1D"/>
             </w:tcBorders>
             <w:tcMar>
-              <w:top w:w="120.0" w:type="dxa"/>
-              <w:left w:w="180.0" w:type="dxa"/>
-              <w:bottom w:w="120.0" w:type="dxa"/>
-              <w:right w:w="180.0" w:type="dxa"/>
+              <w:top w:w="120" w:type="dxa"/>
+              <w:left w:w="180" w:type="dxa"/>
+              <w:bottom w:w="120" w:type="dxa"/>
+              <w:right w:w="180" w:type="dxa"/>
             </w:tcMar>
-            <w:vAlign w:val="top"/>
           </w:tcPr>
           <w:p>
             <w:pPr>
-              <w:spacing w:after="480" w:before="0" w:line="276" w:lineRule="auto"/>
+              <w:spacing w:before="0" w:after="480" w:line="276" w:lineRule="auto"/>
               <w:rPr>
-                <w:rFonts w:ascii="Arial" w:cs="Arial" w:eastAsia="Arial" w:hAnsi="Arial"/>
-                <w:color w:val="1b1c1d"/>
+                <w:rFonts w:ascii="Arial" w:eastAsia="Arial" w:hAnsi="Arial" w:cs="Arial"/>
+                <w:color w:val="1B1C1D"/>
               </w:rPr>
             </w:pPr>
             <w:r>
               <w:rPr>
-                <w:rFonts w:ascii="Arial" w:cs="Arial" w:eastAsia="Arial" w:hAnsi="Arial"/>
-                <w:color w:val="1b1c1d"/>
-                <w:rtl w:val="0"/>
+                <w:rFonts w:ascii="Arial" w:eastAsia="Arial" w:hAnsi="Arial" w:cs="Arial"/>
+                <w:color w:val="1B1C1D"/>
               </w:rPr>
-              <w:t xml:space="preserve">Servirá como base para la definición de pruebas funcionales y de aceptación.</w:t>
+              <w:t>Servirá como base para la definición de pruebas funcionales y de aceptación.</w:t>
             </w:r>
           </w:p>
         </w:tc>
       </w:tr>
     </w:tbl>
-    <w:p>
-      <w:pPr>
-        <w:rPr/>
+    <w:p/>
+    <w:p>
+      <w:pPr>
+        <w:pBdr>
+          <w:top w:val="nil"/>
+          <w:left w:val="nil"/>
+          <w:bottom w:val="nil"/>
+          <w:right w:val="nil"/>
+          <w:between w:val="nil"/>
+        </w:pBdr>
+        <w:spacing w:before="480"/>
       </w:pPr>
       <w:r>
         <w:rPr>
-          <w:rtl w:val="0"/>
-        </w:rPr>
-      </w:r>
-    </w:p>
-    <w:p>
-      <w:pPr>
-        <w:pageBreakBefore w:val="0"/>
-        <w:pBdr>
-          <w:top w:space="0" w:sz="0" w:val="nil"/>
-          <w:left w:space="0" w:sz="0" w:val="nil"/>
-          <w:bottom w:space="0" w:sz="0" w:val="nil"/>
-          <w:right w:space="0" w:sz="0" w:val="nil"/>
-          <w:between w:space="0" w:sz="0" w:val="nil"/>
-        </w:pBdr>
-        <w:shd w:fill="auto" w:val="clear"/>
-        <w:spacing w:before="480" w:line="300" w:lineRule="auto"/>
-        <w:rPr/>
-      </w:pPr>
-      <w:r>
-        <w:rPr>
-          <w:rFonts w:ascii="Proxima Nova" w:cs="Proxima Nova" w:eastAsia="Proxima Nova" w:hAnsi="Proxima Nova"/>
+          <w:noProof/>
           <w:color w:val="666666"/>
         </w:rPr>
         <w:drawing>
-          <wp:inline distB="114300" distT="114300" distL="114300" distR="114300">
+          <wp:inline distT="114300" distB="114300" distL="114300" distR="114300" wp14:anchorId="4AA0CB2A" wp14:editId="159EEA05">
             <wp:extent cx="438150" cy="57150"/>
-            <wp:effectExtent b="0" l="0" r="0" t="0"/>
-            <wp:docPr descr="guion corto" id="9" name="image1.png"/>
-            <a:graphic>
+            <wp:effectExtent l="0" t="0" r="0" b="0"/>
+            <wp:docPr id="9" name="image1.png" descr="guion corto"/>
+            <wp:cNvGraphicFramePr/>
+            <a:graphic xmlns:a="http://schemas.openxmlformats.org/drawingml/2006/main">
               <a:graphicData uri="http://schemas.openxmlformats.org/drawingml/2006/picture">
-                <pic:pic>
+                <pic:pic xmlns:pic="http://schemas.openxmlformats.org/drawingml/2006/picture">
                   <pic:nvPicPr>
-                    <pic:cNvPr descr="guion corto" id="0" name="image1.png"/>
+                    <pic:cNvPr id="0" name="image1.png" descr="guion corto"/>
                     <pic:cNvPicPr preferRelativeResize="0"/>
                   </pic:nvPicPr>
                   <pic:blipFill>
-                    <a:blip r:embed="rId8"/>
-                    <a:srcRect b="0" l="0" r="0" t="0"/>
+                    <a:blip r:embed="rId9"/>
+                    <a:srcRect/>
                     <a:stretch>
                       <a:fillRect/>
                     </a:stretch>
@@ -1284,7 +1073,9 @@
                       <a:off x="0" y="0"/>
                       <a:ext cx="438150" cy="57150"/>
                     </a:xfrm>
-                    <a:prstGeom prst="rect"/>
+                    <a:prstGeom prst="rect">
+                      <a:avLst/>
+                    </a:prstGeom>
                     <a:ln/>
                   </pic:spPr>
                 </pic:pic>
@@ -1293,56 +1084,84 @@
           </wp:inline>
         </w:drawing>
       </w:r>
-      <w:r>
-        <w:rPr>
-          <w:rtl w:val="0"/>
-        </w:rPr>
-      </w:r>
     </w:p>
     <w:sectPr>
-      <w:headerReference r:id="rId9" w:type="default"/>
-      <w:headerReference r:id="rId10" w:type="first"/>
-      <w:footerReference r:id="rId11" w:type="default"/>
-      <w:footerReference r:id="rId12" w:type="first"/>
-      <w:pgSz w:h="15840" w:w="12240" w:orient="portrait"/>
-      <w:pgMar w:bottom="1440" w:top="1440" w:left="1440" w:right="1440" w:header="0" w:footer="720"/>
+      <w:headerReference w:type="default" r:id="rId10"/>
+      <w:footerReference w:type="default" r:id="rId11"/>
+      <w:headerReference w:type="first" r:id="rId12"/>
+      <w:footerReference w:type="first" r:id="rId13"/>
+      <w:pgSz w:w="12240" w:h="15840"/>
+      <w:pgMar w:top="1440" w:right="1440" w:bottom="1440" w:left="1440" w:header="0" w:footer="720" w:gutter="0"/>
       <w:pgNumType w:start="1"/>
-      <w:titlePg w:val="1"/>
+      <w:cols w:space="720"/>
+      <w:titlePg/>
     </w:sectPr>
   </w:body>
 </w:document>
 </file>
 
+<file path=word/endnotes.xml><?xml version="1.0" encoding="utf-8"?>
+<w:endnotes xmlns:wpc="http://schemas.microsoft.com/office/word/2010/wordprocessingCanvas" xmlns:cx="http://schemas.microsoft.com/office/drawing/2014/chartex" xmlns:cx1="http://schemas.microsoft.com/office/drawing/2015/9/8/chartex" xmlns:cx2="http://schemas.microsoft.com/office/drawing/2015/10/21/chartex" xmlns:cx3="http://schemas.microsoft.com/office/drawing/2016/5/9/chartex" xmlns:cx4="http://schemas.microsoft.com/office/drawing/2016/5/10/chartex" xmlns:cx5="http://schemas.microsoft.com/office/drawing/2016/5/11/chartex" xmlns:cx6="http://schemas.microsoft.com/office/drawing/2016/5/12/chartex" xmlns:cx7="http://schemas.microsoft.com/office/drawing/2016/5/13/chartex" xmlns:cx8="http://schemas.microsoft.com/office/drawing/2016/5/14/chartex" xmlns:mc="http://schemas.openxmlformats.org/markup-compatibility/2006" xmlns:aink="http://schemas.microsoft.com/office/drawing/2016/ink" xmlns:am3d="http://schemas.microsoft.com/office/drawing/2017/model3d" xmlns:o="urn:schemas-microsoft-com:office:office" xmlns:oel="http://schemas.microsoft.com/office/2019/extlst" xmlns:r="http://schemas.openxmlformats.org/officeDocument/2006/relationships" xmlns:m="http://schemas.openxmlformats.org/officeDocument/2006/math" xmlns:v="urn:schemas-microsoft-com:vml" xmlns:wp14="http://schemas.microsoft.com/office/word/2010/wordprocessingDrawing" xmlns:wp="http://schemas.openxmlformats.org/drawingml/2006/wordprocessingDrawing" xmlns:w10="urn:schemas-microsoft-com:office:word" xmlns:w="http://schemas.openxmlformats.org/wordprocessingml/2006/main" xmlns:w14="http://schemas.microsoft.com/office/word/2010/wordml" xmlns:w15="http://schemas.microsoft.com/office/word/2012/wordml" xmlns:w16cex="http://schemas.microsoft.com/office/word/2018/wordml/cex" xmlns:w16cid="http://schemas.microsoft.com/office/word/2016/wordml/cid" xmlns:w16="http://schemas.microsoft.com/office/word/2018/wordml" xmlns:w16du="http://schemas.microsoft.com/office/word/2023/wordml/word16du" xmlns:w16sdtdh="http://schemas.microsoft.com/office/word/2020/wordml/sdtdatahash" xmlns:w16sdtfl="http://schemas.microsoft.com/office/word/2024/wordml/sdtformatlock" xmlns:w16se="http://schemas.microsoft.com/office/word/2015/wordml/symex" xmlns:wpg="http://schemas.microsoft.com/office/word/2010/wordprocessingGroup" xmlns:wpi="http://schemas.microsoft.com/office/word/2010/wordprocessingInk" xmlns:wne="http://schemas.microsoft.com/office/word/2006/wordml" xmlns:wps="http://schemas.microsoft.com/office/word/2010/wordprocessingShape" mc:Ignorable="w14 w15 w16se w16cid w16 w16cex w16sdtdh w16sdtfl w16du wp14">
+  <w:endnote w:type="separator" w:id="-1">
+    <w:p>
+      <w:pPr>
+        <w:spacing w:before="0" w:line="240" w:lineRule="auto"/>
+      </w:pPr>
+      <w:r>
+        <w:separator/>
+      </w:r>
+    </w:p>
+  </w:endnote>
+  <w:endnote w:type="continuationSeparator" w:id="0">
+    <w:p>
+      <w:pPr>
+        <w:spacing w:before="0" w:line="240" w:lineRule="auto"/>
+      </w:pPr>
+      <w:r>
+        <w:continuationSeparator/>
+      </w:r>
+    </w:p>
+  </w:endnote>
+</w:endnotes>
+</file>
+
 <file path=word/footer1.xml><?xml version="1.0" encoding="utf-8"?>
-<w:ftr xmlns:mc="http://schemas.openxmlformats.org/markup-compatibility/2006" xmlns:o="urn:schemas-microsoft-com:office:office" xmlns:r="http://schemas.openxmlformats.org/officeDocument/2006/relationships" xmlns:m="http://schemas.openxmlformats.org/officeDocument/2006/math" xmlns:v="urn:schemas-microsoft-com:vml" xmlns:wp="http://schemas.openxmlformats.org/drawingml/2006/wordprocessingDrawing" xmlns:w10="urn:schemas-microsoft-com:office:word" xmlns:w="http://schemas.openxmlformats.org/wordprocessingml/2006/main" xmlns:wne="http://schemas.microsoft.com/office/word/2006/wordml" xmlns:sl="http://schemas.openxmlformats.org/schemaLibrary/2006/main" xmlns:a="http://schemas.openxmlformats.org/drawingml/2006/main" xmlns:pic="http://schemas.openxmlformats.org/drawingml/2006/picture" xmlns:c="http://schemas.openxmlformats.org/drawingml/2006/chart" xmlns:lc="http://schemas.openxmlformats.org/drawingml/2006/lockedCanvas" xmlns:dgm="http://schemas.openxmlformats.org/drawingml/2006/diagram" xmlns:wps="http://schemas.microsoft.com/office/word/2010/wordprocessingShape" xmlns:wpg="http://schemas.microsoft.com/office/word/2010/wordprocessingGroup" xmlns:w14="http://schemas.microsoft.com/office/word/2010/wordml" xmlns:w15="http://schemas.microsoft.com/office/word/2012/wordml" xmlns:w16="http://schemas.microsoft.com/office/word/2018/wordml" xmlns:w16cex="http://schemas.microsoft.com/office/word/2018/wordml/cex" xmlns:w16cid="http://schemas.microsoft.com/office/word/2016/wordml/cid" xmlns="http://schemas.microsoft.com/office/tasks/2019/documenttasks" xmlns:cr="http://schemas.microsoft.com/office/comments/2020/reactions">
+<w:ftr xmlns:wpc="http://schemas.microsoft.com/office/word/2010/wordprocessingCanvas" xmlns:cx="http://schemas.microsoft.com/office/drawing/2014/chartex" xmlns:cx1="http://schemas.microsoft.com/office/drawing/2015/9/8/chartex" xmlns:cx2="http://schemas.microsoft.com/office/drawing/2015/10/21/chartex" xmlns:cx3="http://schemas.microsoft.com/office/drawing/2016/5/9/chartex" xmlns:cx4="http://schemas.microsoft.com/office/drawing/2016/5/10/chartex" xmlns:cx5="http://schemas.microsoft.com/office/drawing/2016/5/11/chartex" xmlns:cx6="http://schemas.microsoft.com/office/drawing/2016/5/12/chartex" xmlns:cx7="http://schemas.microsoft.com/office/drawing/2016/5/13/chartex" xmlns:cx8="http://schemas.microsoft.com/office/drawing/2016/5/14/chartex" xmlns:mc="http://schemas.openxmlformats.org/markup-compatibility/2006" xmlns:aink="http://schemas.microsoft.com/office/drawing/2016/ink" xmlns:am3d="http://schemas.microsoft.com/office/drawing/2017/model3d" xmlns:o="urn:schemas-microsoft-com:office:office" xmlns:oel="http://schemas.microsoft.com/office/2019/extlst" xmlns:r="http://schemas.openxmlformats.org/officeDocument/2006/relationships" xmlns:m="http://schemas.openxmlformats.org/officeDocument/2006/math" xmlns:v="urn:schemas-microsoft-com:vml" xmlns:wp14="http://schemas.microsoft.com/office/word/2010/wordprocessingDrawing" xmlns:wp="http://schemas.openxmlformats.org/drawingml/2006/wordprocessingDrawing" xmlns:w10="urn:schemas-microsoft-com:office:word" xmlns:w="http://schemas.openxmlformats.org/wordprocessingml/2006/main" xmlns:w14="http://schemas.microsoft.com/office/word/2010/wordml" xmlns:w15="http://schemas.microsoft.com/office/word/2012/wordml" xmlns:w16cex="http://schemas.microsoft.com/office/word/2018/wordml/cex" xmlns:w16cid="http://schemas.microsoft.com/office/word/2016/wordml/cid" xmlns:w16="http://schemas.microsoft.com/office/word/2018/wordml" xmlns:w16du="http://schemas.microsoft.com/office/word/2023/wordml/word16du" xmlns:w16sdtdh="http://schemas.microsoft.com/office/word/2020/wordml/sdtdatahash" xmlns:w16sdtfl="http://schemas.microsoft.com/office/word/2024/wordml/sdtformatlock" xmlns:w16se="http://schemas.microsoft.com/office/word/2015/wordml/symex" xmlns:wpg="http://schemas.microsoft.com/office/word/2010/wordprocessingGroup" xmlns:wpi="http://schemas.microsoft.com/office/word/2010/wordprocessingInk" xmlns:wne="http://schemas.microsoft.com/office/word/2006/wordml" xmlns:wps="http://schemas.microsoft.com/office/word/2010/wordprocessingShape" mc:Ignorable="w14 w15 w16se w16cid w16 w16cex w16sdtdh w16sdtfl w16du wp14">
   <w:p>
     <w:pPr>
       <w:pBdr>
-        <w:top w:space="0" w:sz="0" w:val="nil"/>
-        <w:left w:space="0" w:sz="0" w:val="nil"/>
-        <w:bottom w:space="0" w:sz="0" w:val="nil"/>
-        <w:right w:space="0" w:sz="0" w:val="nil"/>
-        <w:between w:space="0" w:sz="0" w:val="nil"/>
+        <w:top w:val="nil"/>
+        <w:left w:val="nil"/>
+        <w:bottom w:val="nil"/>
+        <w:right w:val="nil"/>
+        <w:between w:val="nil"/>
       </w:pBdr>
-      <w:shd w:fill="auto" w:val="clear"/>
       <w:jc w:val="right"/>
-      <w:rPr/>
     </w:pPr>
     <w:r>
-      <w:rPr/>
       <w:fldChar w:fldCharType="begin"/>
-      <w:instrText xml:space="preserve">PAGE</w:instrText>
+    </w:r>
+    <w:r>
+      <w:instrText>PAGE</w:instrText>
+    </w:r>
+    <w:r>
       <w:fldChar w:fldCharType="separate"/>
+    </w:r>
+    <w:r>
+      <w:rPr>
+        <w:noProof/>
+      </w:rPr>
+      <w:t>2</w:t>
+    </w:r>
+    <w:r>
       <w:fldChar w:fldCharType="end"/>
     </w:r>
     <w:r>
       <w:rPr>
-        <w:rtl w:val="0"/>
-      </w:rPr>
-    </w:r>
-    <w:r>
+        <w:noProof/>
+      </w:rPr>
       <w:drawing>
-        <wp:anchor allowOverlap="1" behindDoc="0" distB="0" distT="0" distL="0" distR="0" hidden="0" layoutInCell="1" locked="0" relativeHeight="0" simplePos="0">
+        <wp:anchor distT="0" distB="0" distL="0" distR="0" simplePos="0" relativeHeight="251660288" behindDoc="0" locked="0" layoutInCell="1" hidden="0" allowOverlap="1" wp14:anchorId="19B4C428" wp14:editId="46D5EA94">
           <wp:simplePos x="0" y="0"/>
           <wp:positionH relativeFrom="column">
             <wp:posOffset>-919161</wp:posOffset>
@@ -1351,19 +1170,20 @@
             <wp:posOffset>438150</wp:posOffset>
           </wp:positionV>
           <wp:extent cx="7781925" cy="409575"/>
-          <wp:effectExtent b="0" l="0" r="0" t="0"/>
-          <wp:wrapTopAndBottom distB="0" distT="0"/>
-          <wp:docPr descr="pie de página" id="13" name="image2.png"/>
-          <a:graphic>
+          <wp:effectExtent l="0" t="0" r="0" b="0"/>
+          <wp:wrapTopAndBottom distT="0" distB="0"/>
+          <wp:docPr id="13" name="image2.png" descr="pie de página"/>
+          <wp:cNvGraphicFramePr/>
+          <a:graphic xmlns:a="http://schemas.openxmlformats.org/drawingml/2006/main">
             <a:graphicData uri="http://schemas.openxmlformats.org/drawingml/2006/picture">
-              <pic:pic>
+              <pic:pic xmlns:pic="http://schemas.openxmlformats.org/drawingml/2006/picture">
                 <pic:nvPicPr>
-                  <pic:cNvPr descr="pie de página" id="0" name="image2.png"/>
+                  <pic:cNvPr id="0" name="image2.png" descr="pie de página"/>
                   <pic:cNvPicPr preferRelativeResize="0"/>
                 </pic:nvPicPr>
                 <pic:blipFill>
                   <a:blip r:embed="rId1"/>
-                  <a:srcRect b="0" l="0" r="0" t="0"/>
+                  <a:srcRect/>
                   <a:stretch>
                     <a:fillRect/>
                   </a:stretch>
@@ -1373,7 +1193,9 @@
                     <a:off x="0" y="0"/>
                     <a:ext cx="7781925" cy="409575"/>
                   </a:xfrm>
-                  <a:prstGeom prst="rect"/>
+                  <a:prstGeom prst="rect">
+                    <a:avLst/>
+                  </a:prstGeom>
                   <a:ln/>
                 </pic:spPr>
               </pic:pic>
@@ -1387,35 +1209,42 @@
 </file>
 
 <file path=word/footer2.xml><?xml version="1.0" encoding="utf-8"?>
-<w:ftr xmlns:mc="http://schemas.openxmlformats.org/markup-compatibility/2006" xmlns:o="urn:schemas-microsoft-com:office:office" xmlns:r="http://schemas.openxmlformats.org/officeDocument/2006/relationships" xmlns:m="http://schemas.openxmlformats.org/officeDocument/2006/math" xmlns:v="urn:schemas-microsoft-com:vml" xmlns:wp="http://schemas.openxmlformats.org/drawingml/2006/wordprocessingDrawing" xmlns:w10="urn:schemas-microsoft-com:office:word" xmlns:w="http://schemas.openxmlformats.org/wordprocessingml/2006/main" xmlns:wne="http://schemas.microsoft.com/office/word/2006/wordml" xmlns:sl="http://schemas.openxmlformats.org/schemaLibrary/2006/main" xmlns:a="http://schemas.openxmlformats.org/drawingml/2006/main" xmlns:pic="http://schemas.openxmlformats.org/drawingml/2006/picture" xmlns:c="http://schemas.openxmlformats.org/drawingml/2006/chart" xmlns:lc="http://schemas.openxmlformats.org/drawingml/2006/lockedCanvas" xmlns:dgm="http://schemas.openxmlformats.org/drawingml/2006/diagram" xmlns:wps="http://schemas.microsoft.com/office/word/2010/wordprocessingShape" xmlns:wpg="http://schemas.microsoft.com/office/word/2010/wordprocessingGroup" xmlns:w14="http://schemas.microsoft.com/office/word/2010/wordml" xmlns:w15="http://schemas.microsoft.com/office/word/2012/wordml" xmlns:w16="http://schemas.microsoft.com/office/word/2018/wordml" xmlns:w16cex="http://schemas.microsoft.com/office/word/2018/wordml/cex" xmlns:w16cid="http://schemas.microsoft.com/office/word/2016/wordml/cid" xmlns="http://schemas.microsoft.com/office/tasks/2019/documenttasks" xmlns:cr="http://schemas.microsoft.com/office/comments/2020/reactions">
+<w:ftr xmlns:wpc="http://schemas.microsoft.com/office/word/2010/wordprocessingCanvas" xmlns:cx="http://schemas.microsoft.com/office/drawing/2014/chartex" xmlns:cx1="http://schemas.microsoft.com/office/drawing/2015/9/8/chartex" xmlns:cx2="http://schemas.microsoft.com/office/drawing/2015/10/21/chartex" xmlns:cx3="http://schemas.microsoft.com/office/drawing/2016/5/9/chartex" xmlns:cx4="http://schemas.microsoft.com/office/drawing/2016/5/10/chartex" xmlns:cx5="http://schemas.microsoft.com/office/drawing/2016/5/11/chartex" xmlns:cx6="http://schemas.microsoft.com/office/drawing/2016/5/12/chartex" xmlns:cx7="http://schemas.microsoft.com/office/drawing/2016/5/13/chartex" xmlns:cx8="http://schemas.microsoft.com/office/drawing/2016/5/14/chartex" xmlns:mc="http://schemas.openxmlformats.org/markup-compatibility/2006" xmlns:aink="http://schemas.microsoft.com/office/drawing/2016/ink" xmlns:am3d="http://schemas.microsoft.com/office/drawing/2017/model3d" xmlns:o="urn:schemas-microsoft-com:office:office" xmlns:oel="http://schemas.microsoft.com/office/2019/extlst" xmlns:r="http://schemas.openxmlformats.org/officeDocument/2006/relationships" xmlns:m="http://schemas.openxmlformats.org/officeDocument/2006/math" xmlns:v="urn:schemas-microsoft-com:vml" xmlns:wp14="http://schemas.microsoft.com/office/word/2010/wordprocessingDrawing" xmlns:wp="http://schemas.openxmlformats.org/drawingml/2006/wordprocessingDrawing" xmlns:w10="urn:schemas-microsoft-com:office:word" xmlns:w="http://schemas.openxmlformats.org/wordprocessingml/2006/main" xmlns:w14="http://schemas.microsoft.com/office/word/2010/wordml" xmlns:w15="http://schemas.microsoft.com/office/word/2012/wordml" xmlns:w16cex="http://schemas.microsoft.com/office/word/2018/wordml/cex" xmlns:w16cid="http://schemas.microsoft.com/office/word/2016/wordml/cid" xmlns:w16="http://schemas.microsoft.com/office/word/2018/wordml" xmlns:w16du="http://schemas.microsoft.com/office/word/2023/wordml/word16du" xmlns:w16sdtdh="http://schemas.microsoft.com/office/word/2020/wordml/sdtdatahash" xmlns:w16sdtfl="http://schemas.microsoft.com/office/word/2024/wordml/sdtformatlock" xmlns:w16se="http://schemas.microsoft.com/office/word/2015/wordml/symex" xmlns:wpg="http://schemas.microsoft.com/office/word/2010/wordprocessingGroup" xmlns:wpi="http://schemas.microsoft.com/office/word/2010/wordprocessingInk" xmlns:wne="http://schemas.microsoft.com/office/word/2006/wordml" xmlns:wps="http://schemas.microsoft.com/office/word/2010/wordprocessingShape" mc:Ignorable="w14 w15 w16se w16cid w16 w16cex w16sdtdh w16sdtfl w16du wp14">
   <w:p>
     <w:pPr>
       <w:pBdr>
-        <w:top w:space="0" w:sz="0" w:val="nil"/>
-        <w:left w:space="0" w:sz="0" w:val="nil"/>
-        <w:bottom w:space="0" w:sz="0" w:val="nil"/>
-        <w:right w:space="0" w:sz="0" w:val="nil"/>
-        <w:between w:space="0" w:sz="0" w:val="nil"/>
+        <w:top w:val="nil"/>
+        <w:left w:val="nil"/>
+        <w:bottom w:val="nil"/>
+        <w:right w:val="nil"/>
+        <w:between w:val="nil"/>
       </w:pBdr>
-      <w:shd w:fill="auto" w:val="clear"/>
       <w:jc w:val="right"/>
-      <w:rPr/>
     </w:pPr>
     <w:r>
-      <w:rPr/>
       <w:fldChar w:fldCharType="begin"/>
-      <w:instrText xml:space="preserve">PAGE</w:instrText>
+    </w:r>
+    <w:r>
+      <w:instrText>PAGE</w:instrText>
+    </w:r>
+    <w:r>
       <w:fldChar w:fldCharType="separate"/>
+    </w:r>
+    <w:r>
+      <w:rPr>
+        <w:noProof/>
+      </w:rPr>
+      <w:t>1</w:t>
+    </w:r>
+    <w:r>
       <w:fldChar w:fldCharType="end"/>
     </w:r>
     <w:r>
       <w:rPr>
-        <w:rtl w:val="0"/>
-      </w:rPr>
-    </w:r>
-    <w:r>
+        <w:noProof/>
+      </w:rPr>
       <w:drawing>
-        <wp:anchor allowOverlap="1" behindDoc="0" distB="0" distT="0" distL="0" distR="0" hidden="0" layoutInCell="1" locked="0" relativeHeight="0" simplePos="0">
+        <wp:anchor distT="0" distB="0" distL="0" distR="0" simplePos="0" relativeHeight="251661312" behindDoc="0" locked="0" layoutInCell="1" hidden="0" allowOverlap="1" wp14:anchorId="48E16602" wp14:editId="0A1335D8">
           <wp:simplePos x="0" y="0"/>
           <wp:positionH relativeFrom="column">
             <wp:posOffset>-919161</wp:posOffset>
@@ -1424,19 +1253,20 @@
             <wp:posOffset>438150</wp:posOffset>
           </wp:positionV>
           <wp:extent cx="7781925" cy="409575"/>
-          <wp:effectExtent b="0" l="0" r="0" t="0"/>
-          <wp:wrapTopAndBottom distB="0" distT="0"/>
-          <wp:docPr descr="pie de página" id="12" name="image2.png"/>
-          <a:graphic>
+          <wp:effectExtent l="0" t="0" r="0" b="0"/>
+          <wp:wrapTopAndBottom distT="0" distB="0"/>
+          <wp:docPr id="12" name="image2.png" descr="pie de página"/>
+          <wp:cNvGraphicFramePr/>
+          <a:graphic xmlns:a="http://schemas.openxmlformats.org/drawingml/2006/main">
             <a:graphicData uri="http://schemas.openxmlformats.org/drawingml/2006/picture">
-              <pic:pic>
+              <pic:pic xmlns:pic="http://schemas.openxmlformats.org/drawingml/2006/picture">
                 <pic:nvPicPr>
-                  <pic:cNvPr descr="pie de página" id="0" name="image2.png"/>
+                  <pic:cNvPr id="0" name="image2.png" descr="pie de página"/>
                   <pic:cNvPicPr preferRelativeResize="0"/>
                 </pic:nvPicPr>
                 <pic:blipFill>
                   <a:blip r:embed="rId1"/>
-                  <a:srcRect b="0" l="0" r="0" t="0"/>
+                  <a:srcRect/>
                   <a:stretch>
                     <a:fillRect/>
                   </a:stretch>
@@ -1446,7 +1276,9 @@
                     <a:off x="0" y="0"/>
                     <a:ext cx="7781925" cy="409575"/>
                   </a:xfrm>
-                  <a:prstGeom prst="rect"/>
+                  <a:prstGeom prst="rect">
+                    <a:avLst/>
+                  </a:prstGeom>
                   <a:ln/>
                 </pic:spPr>
               </pic:pic>
@@ -1459,29 +1291,50 @@
 </w:ftr>
 </file>
 
+<file path=word/footnotes.xml><?xml version="1.0" encoding="utf-8"?>
+<w:footnotes xmlns:wpc="http://schemas.microsoft.com/office/word/2010/wordprocessingCanvas" xmlns:cx="http://schemas.microsoft.com/office/drawing/2014/chartex" xmlns:cx1="http://schemas.microsoft.com/office/drawing/2015/9/8/chartex" xmlns:cx2="http://schemas.microsoft.com/office/drawing/2015/10/21/chartex" xmlns:cx3="http://schemas.microsoft.com/office/drawing/2016/5/9/chartex" xmlns:cx4="http://schemas.microsoft.com/office/drawing/2016/5/10/chartex" xmlns:cx5="http://schemas.microsoft.com/office/drawing/2016/5/11/chartex" xmlns:cx6="http://schemas.microsoft.com/office/drawing/2016/5/12/chartex" xmlns:cx7="http://schemas.microsoft.com/office/drawing/2016/5/13/chartex" xmlns:cx8="http://schemas.microsoft.com/office/drawing/2016/5/14/chartex" xmlns:mc="http://schemas.openxmlformats.org/markup-compatibility/2006" xmlns:aink="http://schemas.microsoft.com/office/drawing/2016/ink" xmlns:am3d="http://schemas.microsoft.com/office/drawing/2017/model3d" xmlns:o="urn:schemas-microsoft-com:office:office" xmlns:oel="http://schemas.microsoft.com/office/2019/extlst" xmlns:r="http://schemas.openxmlformats.org/officeDocument/2006/relationships" xmlns:m="http://schemas.openxmlformats.org/officeDocument/2006/math" xmlns:v="urn:schemas-microsoft-com:vml" xmlns:wp14="http://schemas.microsoft.com/office/word/2010/wordprocessingDrawing" xmlns:wp="http://schemas.openxmlformats.org/drawingml/2006/wordprocessingDrawing" xmlns:w10="urn:schemas-microsoft-com:office:word" xmlns:w="http://schemas.openxmlformats.org/wordprocessingml/2006/main" xmlns:w14="http://schemas.microsoft.com/office/word/2010/wordml" xmlns:w15="http://schemas.microsoft.com/office/word/2012/wordml" xmlns:w16cex="http://schemas.microsoft.com/office/word/2018/wordml/cex" xmlns:w16cid="http://schemas.microsoft.com/office/word/2016/wordml/cid" xmlns:w16="http://schemas.microsoft.com/office/word/2018/wordml" xmlns:w16du="http://schemas.microsoft.com/office/word/2023/wordml/word16du" xmlns:w16sdtdh="http://schemas.microsoft.com/office/word/2020/wordml/sdtdatahash" xmlns:w16sdtfl="http://schemas.microsoft.com/office/word/2024/wordml/sdtformatlock" xmlns:w16se="http://schemas.microsoft.com/office/word/2015/wordml/symex" xmlns:wpg="http://schemas.microsoft.com/office/word/2010/wordprocessingGroup" xmlns:wpi="http://schemas.microsoft.com/office/word/2010/wordprocessingInk" xmlns:wne="http://schemas.microsoft.com/office/word/2006/wordml" xmlns:wps="http://schemas.microsoft.com/office/word/2010/wordprocessingShape" mc:Ignorable="w14 w15 w16se w16cid w16 w16cex w16sdtdh w16sdtfl w16du wp14">
+  <w:footnote w:type="separator" w:id="-1">
+    <w:p>
+      <w:pPr>
+        <w:spacing w:before="0" w:line="240" w:lineRule="auto"/>
+      </w:pPr>
+      <w:r>
+        <w:separator/>
+      </w:r>
+    </w:p>
+  </w:footnote>
+  <w:footnote w:type="continuationSeparator" w:id="0">
+    <w:p>
+      <w:pPr>
+        <w:spacing w:before="0" w:line="240" w:lineRule="auto"/>
+      </w:pPr>
+      <w:r>
+        <w:continuationSeparator/>
+      </w:r>
+    </w:p>
+  </w:footnote>
+</w:footnotes>
+</file>
+
 <file path=word/header1.xml><?xml version="1.0" encoding="utf-8"?>
-<w:hdr xmlns:mc="http://schemas.openxmlformats.org/markup-compatibility/2006" xmlns:o="urn:schemas-microsoft-com:office:office" xmlns:r="http://schemas.openxmlformats.org/officeDocument/2006/relationships" xmlns:m="http://schemas.openxmlformats.org/officeDocument/2006/math" xmlns:v="urn:schemas-microsoft-com:vml" xmlns:wp="http://schemas.openxmlformats.org/drawingml/2006/wordprocessingDrawing" xmlns:w10="urn:schemas-microsoft-com:office:word" xmlns:w="http://schemas.openxmlformats.org/wordprocessingml/2006/main" xmlns:wne="http://schemas.microsoft.com/office/word/2006/wordml" xmlns:sl="http://schemas.openxmlformats.org/schemaLibrary/2006/main" xmlns:a="http://schemas.openxmlformats.org/drawingml/2006/main" xmlns:pic="http://schemas.openxmlformats.org/drawingml/2006/picture" xmlns:c="http://schemas.openxmlformats.org/drawingml/2006/chart" xmlns:lc="http://schemas.openxmlformats.org/drawingml/2006/lockedCanvas" xmlns:dgm="http://schemas.openxmlformats.org/drawingml/2006/diagram" xmlns:wps="http://schemas.microsoft.com/office/word/2010/wordprocessingShape" xmlns:wpg="http://schemas.microsoft.com/office/word/2010/wordprocessingGroup" xmlns:w14="http://schemas.microsoft.com/office/word/2010/wordml" xmlns:w15="http://schemas.microsoft.com/office/word/2012/wordml" xmlns:w16="http://schemas.microsoft.com/office/word/2018/wordml" xmlns:w16cex="http://schemas.microsoft.com/office/word/2018/wordml/cex" xmlns:w16cid="http://schemas.microsoft.com/office/word/2016/wordml/cid" xmlns="http://schemas.microsoft.com/office/tasks/2019/documenttasks" xmlns:cr="http://schemas.microsoft.com/office/comments/2020/reactions">
+<w:hdr xmlns:wpc="http://schemas.microsoft.com/office/word/2010/wordprocessingCanvas" xmlns:cx="http://schemas.microsoft.com/office/drawing/2014/chartex" xmlns:cx1="http://schemas.microsoft.com/office/drawing/2015/9/8/chartex" xmlns:cx2="http://schemas.microsoft.com/office/drawing/2015/10/21/chartex" xmlns:cx3="http://schemas.microsoft.com/office/drawing/2016/5/9/chartex" xmlns:cx4="http://schemas.microsoft.com/office/drawing/2016/5/10/chartex" xmlns:cx5="http://schemas.microsoft.com/office/drawing/2016/5/11/chartex" xmlns:cx6="http://schemas.microsoft.com/office/drawing/2016/5/12/chartex" xmlns:cx7="http://schemas.microsoft.com/office/drawing/2016/5/13/chartex" xmlns:cx8="http://schemas.microsoft.com/office/drawing/2016/5/14/chartex" xmlns:mc="http://schemas.openxmlformats.org/markup-compatibility/2006" xmlns:aink="http://schemas.microsoft.com/office/drawing/2016/ink" xmlns:am3d="http://schemas.microsoft.com/office/drawing/2017/model3d" xmlns:o="urn:schemas-microsoft-com:office:office" xmlns:oel="http://schemas.microsoft.com/office/2019/extlst" xmlns:r="http://schemas.openxmlformats.org/officeDocument/2006/relationships" xmlns:m="http://schemas.openxmlformats.org/officeDocument/2006/math" xmlns:v="urn:schemas-microsoft-com:vml" xmlns:wp14="http://schemas.microsoft.com/office/word/2010/wordprocessingDrawing" xmlns:wp="http://schemas.openxmlformats.org/drawingml/2006/wordprocessingDrawing" xmlns:w10="urn:schemas-microsoft-com:office:word" xmlns:w="http://schemas.openxmlformats.org/wordprocessingml/2006/main" xmlns:w14="http://schemas.microsoft.com/office/word/2010/wordml" xmlns:w15="http://schemas.microsoft.com/office/word/2012/wordml" xmlns:w16cex="http://schemas.microsoft.com/office/word/2018/wordml/cex" xmlns:w16cid="http://schemas.microsoft.com/office/word/2016/wordml/cid" xmlns:w16="http://schemas.microsoft.com/office/word/2018/wordml" xmlns:w16du="http://schemas.microsoft.com/office/word/2023/wordml/word16du" xmlns:w16sdtdh="http://schemas.microsoft.com/office/word/2020/wordml/sdtdatahash" xmlns:w16sdtfl="http://schemas.microsoft.com/office/word/2024/wordml/sdtformatlock" xmlns:w16se="http://schemas.microsoft.com/office/word/2015/wordml/symex" xmlns:wpg="http://schemas.microsoft.com/office/word/2010/wordprocessingGroup" xmlns:wpi="http://schemas.microsoft.com/office/word/2010/wordprocessingInk" xmlns:wne="http://schemas.microsoft.com/office/word/2006/wordml" xmlns:wps="http://schemas.microsoft.com/office/word/2010/wordprocessingShape" mc:Ignorable="w14 w15 w16se w16cid w16 w16cex w16sdtdh w16sdtfl w16du wp14">
   <w:p>
     <w:pPr>
       <w:pBdr>
-        <w:top w:space="0" w:sz="0" w:val="nil"/>
-        <w:left w:space="0" w:sz="0" w:val="nil"/>
-        <w:bottom w:space="0" w:sz="0" w:val="nil"/>
-        <w:right w:space="0" w:sz="0" w:val="nil"/>
-        <w:between w:space="0" w:sz="0" w:val="nil"/>
+        <w:top w:val="nil"/>
+        <w:left w:val="nil"/>
+        <w:bottom w:val="nil"/>
+        <w:right w:val="nil"/>
+        <w:between w:val="nil"/>
       </w:pBdr>
-      <w:shd w:fill="auto" w:val="clear"/>
-      <w:spacing w:before="640" w:lineRule="auto"/>
-      <w:rPr/>
+      <w:spacing w:before="640"/>
     </w:pPr>
     <w:r>
       <w:rPr>
-        <w:rtl w:val="0"/>
-      </w:rPr>
-    </w:r>
-    <w:r>
+        <w:noProof/>
+      </w:rPr>
       <w:drawing>
-        <wp:anchor allowOverlap="1" behindDoc="0" distB="0" distT="0" distL="0" distR="0" hidden="0" layoutInCell="1" locked="0" relativeHeight="0" simplePos="0">
+        <wp:anchor distT="0" distB="0" distL="0" distR="0" simplePos="0" relativeHeight="251658240" behindDoc="0" locked="0" layoutInCell="1" hidden="0" allowOverlap="1" wp14:anchorId="5878C736" wp14:editId="2C7F491F">
           <wp:simplePos x="0" y="0"/>
           <wp:positionH relativeFrom="column">
             <wp:posOffset>-914398</wp:posOffset>
@@ -1490,19 +1343,20 @@
             <wp:posOffset>-66673</wp:posOffset>
           </wp:positionV>
           <wp:extent cx="7781925" cy="95250"/>
-          <wp:effectExtent b="0" l="0" r="0" t="0"/>
-          <wp:wrapTopAndBottom distB="0" distT="0"/>
-          <wp:docPr descr="línea horizontal" id="14" name="image2.png"/>
-          <a:graphic>
+          <wp:effectExtent l="0" t="0" r="0" b="0"/>
+          <wp:wrapTopAndBottom distT="0" distB="0"/>
+          <wp:docPr id="14" name="image2.png" descr="línea horizontal"/>
+          <wp:cNvGraphicFramePr/>
+          <a:graphic xmlns:a="http://schemas.openxmlformats.org/drawingml/2006/main">
             <a:graphicData uri="http://schemas.openxmlformats.org/drawingml/2006/picture">
-              <pic:pic>
+              <pic:pic xmlns:pic="http://schemas.openxmlformats.org/drawingml/2006/picture">
                 <pic:nvPicPr>
-                  <pic:cNvPr descr="línea horizontal" id="0" name="image2.png"/>
+                  <pic:cNvPr id="0" name="image2.png" descr="línea horizontal"/>
                   <pic:cNvPicPr preferRelativeResize="0"/>
                 </pic:nvPicPr>
                 <pic:blipFill>
                   <a:blip r:embed="rId1"/>
-                  <a:srcRect b="0" l="0" r="0" t="0"/>
+                  <a:srcRect/>
                   <a:stretch>
                     <a:fillRect/>
                   </a:stretch>
@@ -1512,7 +1366,9 @@
                     <a:off x="0" y="0"/>
                     <a:ext cx="7781925" cy="95250"/>
                   </a:xfrm>
-                  <a:prstGeom prst="rect"/>
+                  <a:prstGeom prst="rect">
+                    <a:avLst/>
+                  </a:prstGeom>
                   <a:ln/>
                 </pic:spPr>
               </pic:pic>
@@ -1525,36 +1381,36 @@
   <w:p>
     <w:pPr>
       <w:pBdr>
-        <w:top w:space="0" w:sz="0" w:val="nil"/>
-        <w:left w:space="0" w:sz="0" w:val="nil"/>
-        <w:bottom w:space="0" w:sz="0" w:val="nil"/>
-        <w:right w:space="0" w:sz="0" w:val="nil"/>
-        <w:between w:space="0" w:sz="0" w:val="nil"/>
+        <w:top w:val="nil"/>
+        <w:left w:val="nil"/>
+        <w:bottom w:val="nil"/>
+        <w:right w:val="nil"/>
+        <w:between w:val="nil"/>
       </w:pBdr>
-      <w:shd w:fill="auto" w:val="clear"/>
-      <w:rPr/>
     </w:pPr>
     <w:r>
       <w:rPr>
+        <w:noProof/>
         <w:color w:val="666666"/>
         <w:sz w:val="20"/>
         <w:szCs w:val="20"/>
       </w:rPr>
       <w:drawing>
-        <wp:inline distB="114300" distT="114300" distL="114300" distR="114300">
+        <wp:inline distT="114300" distB="114300" distL="114300" distR="114300" wp14:anchorId="2A24F052" wp14:editId="66244D42">
           <wp:extent cx="447675" cy="57150"/>
-          <wp:effectExtent b="0" l="0" r="0" t="0"/>
-          <wp:docPr descr="línea corta" id="10" name="image3.png"/>
-          <a:graphic>
+          <wp:effectExtent l="0" t="0" r="0" b="0"/>
+          <wp:docPr id="10" name="image3.png" descr="línea corta"/>
+          <wp:cNvGraphicFramePr/>
+          <a:graphic xmlns:a="http://schemas.openxmlformats.org/drawingml/2006/main">
             <a:graphicData uri="http://schemas.openxmlformats.org/drawingml/2006/picture">
-              <pic:pic>
+              <pic:pic xmlns:pic="http://schemas.openxmlformats.org/drawingml/2006/picture">
                 <pic:nvPicPr>
-                  <pic:cNvPr descr="línea corta" id="0" name="image3.png"/>
+                  <pic:cNvPr id="0" name="image3.png" descr="línea corta"/>
                   <pic:cNvPicPr preferRelativeResize="0"/>
                 </pic:nvPicPr>
                 <pic:blipFill>
                   <a:blip r:embed="rId2"/>
-                  <a:srcRect b="0" l="0" r="0" t="0"/>
+                  <a:srcRect/>
                   <a:stretch>
                     <a:fillRect/>
                   </a:stretch>
@@ -1564,7 +1420,9 @@
                     <a:off x="0" y="0"/>
                     <a:ext cx="447675" cy="57150"/>
                   </a:xfrm>
-                  <a:prstGeom prst="rect"/>
+                  <a:prstGeom prst="rect">
+                    <a:avLst/>
+                  </a:prstGeom>
                   <a:ln/>
                 </pic:spPr>
               </pic:pic>
@@ -1573,38 +1431,29 @@
         </wp:inline>
       </w:drawing>
     </w:r>
-    <w:r>
-      <w:rPr>
-        <w:rtl w:val="0"/>
-      </w:rPr>
-    </w:r>
   </w:p>
 </w:hdr>
 </file>
 
 <file path=word/header2.xml><?xml version="1.0" encoding="utf-8"?>
-<w:hdr xmlns:mc="http://schemas.openxmlformats.org/markup-compatibility/2006" xmlns:o="urn:schemas-microsoft-com:office:office" xmlns:r="http://schemas.openxmlformats.org/officeDocument/2006/relationships" xmlns:m="http://schemas.openxmlformats.org/officeDocument/2006/math" xmlns:v="urn:schemas-microsoft-com:vml" xmlns:wp="http://schemas.openxmlformats.org/drawingml/2006/wordprocessingDrawing" xmlns:w10="urn:schemas-microsoft-com:office:word" xmlns:w="http://schemas.openxmlformats.org/wordprocessingml/2006/main" xmlns:wne="http://schemas.microsoft.com/office/word/2006/wordml" xmlns:sl="http://schemas.openxmlformats.org/schemaLibrary/2006/main" xmlns:a="http://schemas.openxmlformats.org/drawingml/2006/main" xmlns:pic="http://schemas.openxmlformats.org/drawingml/2006/picture" xmlns:c="http://schemas.openxmlformats.org/drawingml/2006/chart" xmlns:lc="http://schemas.openxmlformats.org/drawingml/2006/lockedCanvas" xmlns:dgm="http://schemas.openxmlformats.org/drawingml/2006/diagram" xmlns:wps="http://schemas.microsoft.com/office/word/2010/wordprocessingShape" xmlns:wpg="http://schemas.microsoft.com/office/word/2010/wordprocessingGroup" xmlns:w14="http://schemas.microsoft.com/office/word/2010/wordml" xmlns:w15="http://schemas.microsoft.com/office/word/2012/wordml" xmlns:w16="http://schemas.microsoft.com/office/word/2018/wordml" xmlns:w16cex="http://schemas.microsoft.com/office/word/2018/wordml/cex" xmlns:w16cid="http://schemas.microsoft.com/office/word/2016/wordml/cid" xmlns="http://schemas.microsoft.com/office/tasks/2019/documenttasks" xmlns:cr="http://schemas.microsoft.com/office/comments/2020/reactions">
+<w:hdr xmlns:wpc="http://schemas.microsoft.com/office/word/2010/wordprocessingCanvas" xmlns:cx="http://schemas.microsoft.com/office/drawing/2014/chartex" xmlns:cx1="http://schemas.microsoft.com/office/drawing/2015/9/8/chartex" xmlns:cx2="http://schemas.microsoft.com/office/drawing/2015/10/21/chartex" xmlns:cx3="http://schemas.microsoft.com/office/drawing/2016/5/9/chartex" xmlns:cx4="http://schemas.microsoft.com/office/drawing/2016/5/10/chartex" xmlns:cx5="http://schemas.microsoft.com/office/drawing/2016/5/11/chartex" xmlns:cx6="http://schemas.microsoft.com/office/drawing/2016/5/12/chartex" xmlns:cx7="http://schemas.microsoft.com/office/drawing/2016/5/13/chartex" xmlns:cx8="http://schemas.microsoft.com/office/drawing/2016/5/14/chartex" xmlns:mc="http://schemas.openxmlformats.org/markup-compatibility/2006" xmlns:aink="http://schemas.microsoft.com/office/drawing/2016/ink" xmlns:am3d="http://schemas.microsoft.com/office/drawing/2017/model3d" xmlns:o="urn:schemas-microsoft-com:office:office" xmlns:oel="http://schemas.microsoft.com/office/2019/extlst" xmlns:r="http://schemas.openxmlformats.org/officeDocument/2006/relationships" xmlns:m="http://schemas.openxmlformats.org/officeDocument/2006/math" xmlns:v="urn:schemas-microsoft-com:vml" xmlns:wp14="http://schemas.microsoft.com/office/word/2010/wordprocessingDrawing" xmlns:wp="http://schemas.openxmlformats.org/drawingml/2006/wordprocessingDrawing" xmlns:w10="urn:schemas-microsoft-com:office:word" xmlns:w="http://schemas.openxmlformats.org/wordprocessingml/2006/main" xmlns:w14="http://schemas.microsoft.com/office/word/2010/wordml" xmlns:w15="http://schemas.microsoft.com/office/word/2012/wordml" xmlns:w16cex="http://schemas.microsoft.com/office/word/2018/wordml/cex" xmlns:w16cid="http://schemas.microsoft.com/office/word/2016/wordml/cid" xmlns:w16="http://schemas.microsoft.com/office/word/2018/wordml" xmlns:w16du="http://schemas.microsoft.com/office/word/2023/wordml/word16du" xmlns:w16sdtdh="http://schemas.microsoft.com/office/word/2020/wordml/sdtdatahash" xmlns:w16sdtfl="http://schemas.microsoft.com/office/word/2024/wordml/sdtformatlock" xmlns:w16se="http://schemas.microsoft.com/office/word/2015/wordml/symex" xmlns:wpg="http://schemas.microsoft.com/office/word/2010/wordprocessingGroup" xmlns:wpi="http://schemas.microsoft.com/office/word/2010/wordprocessingInk" xmlns:wne="http://schemas.microsoft.com/office/word/2006/wordml" xmlns:wps="http://schemas.microsoft.com/office/word/2010/wordprocessingShape" mc:Ignorable="w14 w15 w16se w16cid w16 w16cex w16sdtdh w16sdtfl w16du wp14">
   <w:p>
     <w:pPr>
       <w:pBdr>
-        <w:top w:space="0" w:sz="0" w:val="nil"/>
-        <w:left w:space="0" w:sz="0" w:val="nil"/>
-        <w:bottom w:space="0" w:sz="0" w:val="nil"/>
-        <w:right w:space="0" w:sz="0" w:val="nil"/>
-        <w:between w:space="0" w:sz="0" w:val="nil"/>
+        <w:top w:val="nil"/>
+        <w:left w:val="nil"/>
+        <w:bottom w:val="nil"/>
+        <w:right w:val="nil"/>
+        <w:between w:val="nil"/>
       </w:pBdr>
-      <w:shd w:fill="auto" w:val="clear"/>
-      <w:spacing w:before="640" w:line="300" w:lineRule="auto"/>
-      <w:rPr/>
+      <w:spacing w:before="640"/>
     </w:pPr>
     <w:r>
       <w:rPr>
-        <w:rtl w:val="0"/>
-      </w:rPr>
-    </w:r>
-    <w:r>
+        <w:noProof/>
+      </w:rPr>
       <w:drawing>
-        <wp:anchor allowOverlap="1" behindDoc="0" distB="0" distT="0" distL="0" distR="0" hidden="0" layoutInCell="1" locked="0" relativeHeight="0" simplePos="0">
+        <wp:anchor distT="0" distB="0" distL="0" distR="0" simplePos="0" relativeHeight="251659264" behindDoc="0" locked="0" layoutInCell="1" hidden="0" allowOverlap="1" wp14:anchorId="17950483" wp14:editId="4ADAD9C6">
           <wp:simplePos x="0" y="0"/>
           <wp:positionH relativeFrom="column">
             <wp:posOffset>-919161</wp:posOffset>
@@ -1613,19 +1462,20 @@
             <wp:posOffset>-66673</wp:posOffset>
           </wp:positionV>
           <wp:extent cx="7781925" cy="95250"/>
-          <wp:effectExtent b="0" l="0" r="0" t="0"/>
-          <wp:wrapTopAndBottom distB="0" distT="0"/>
-          <wp:docPr descr="línea horizontal" id="11" name="image2.png"/>
-          <a:graphic>
+          <wp:effectExtent l="0" t="0" r="0" b="0"/>
+          <wp:wrapTopAndBottom distT="0" distB="0"/>
+          <wp:docPr id="11" name="image2.png" descr="línea horizontal"/>
+          <wp:cNvGraphicFramePr/>
+          <a:graphic xmlns:a="http://schemas.openxmlformats.org/drawingml/2006/main">
             <a:graphicData uri="http://schemas.openxmlformats.org/drawingml/2006/picture">
-              <pic:pic>
+              <pic:pic xmlns:pic="http://schemas.openxmlformats.org/drawingml/2006/picture">
                 <pic:nvPicPr>
-                  <pic:cNvPr descr="línea horizontal" id="0" name="image2.png"/>
+                  <pic:cNvPr id="0" name="image2.png" descr="línea horizontal"/>
                   <pic:cNvPicPr preferRelativeResize="0"/>
                 </pic:nvPicPr>
                 <pic:blipFill>
                   <a:blip r:embed="rId1"/>
-                  <a:srcRect b="0" l="0" r="0" t="0"/>
+                  <a:srcRect/>
                   <a:stretch>
                     <a:fillRect/>
                   </a:stretch>
@@ -1635,7 +1485,9 @@
                     <a:off x="0" y="0"/>
                     <a:ext cx="7781925" cy="95250"/>
                   </a:xfrm>
-                  <a:prstGeom prst="rect"/>
+                  <a:prstGeom prst="rect">
+                    <a:avLst/>
+                  </a:prstGeom>
                   <a:ln/>
                 </pic:spPr>
               </pic:pic>
@@ -1649,8 +1501,11 @@
 </file>
 
 <file path=word/numbering.xml><?xml version="1.0" encoding="utf-8"?>
-<w:numbering xmlns:mc="http://schemas.openxmlformats.org/markup-compatibility/2006" xmlns:o="urn:schemas-microsoft-com:office:office" xmlns:r="http://schemas.openxmlformats.org/officeDocument/2006/relationships" xmlns:m="http://schemas.openxmlformats.org/officeDocument/2006/math" xmlns:v="urn:schemas-microsoft-com:vml" xmlns:wp="http://schemas.openxmlformats.org/drawingml/2006/wordprocessingDrawing" xmlns:w10="urn:schemas-microsoft-com:office:word" xmlns:w="http://schemas.openxmlformats.org/wordprocessingml/2006/main" xmlns:wne="http://schemas.microsoft.com/office/word/2006/wordml" xmlns:sl="http://schemas.openxmlformats.org/schemaLibrary/2006/main" xmlns:a="http://schemas.openxmlformats.org/drawingml/2006/main" xmlns:pic="http://schemas.openxmlformats.org/drawingml/2006/picture" xmlns:c="http://schemas.openxmlformats.org/drawingml/2006/chart" xmlns:lc="http://schemas.openxmlformats.org/drawingml/2006/lockedCanvas" xmlns:dgm="http://schemas.openxmlformats.org/drawingml/2006/diagram" xmlns:wps="http://schemas.microsoft.com/office/word/2010/wordprocessingShape" xmlns:wpg="http://schemas.microsoft.com/office/word/2010/wordprocessingGroup" xmlns:w14="http://schemas.microsoft.com/office/word/2010/wordml" xmlns:w15="http://schemas.microsoft.com/office/word/2012/wordml" xmlns:w16="http://schemas.microsoft.com/office/word/2018/wordml" xmlns:w16cex="http://schemas.microsoft.com/office/word/2018/wordml/cex" xmlns:w16cid="http://schemas.microsoft.com/office/word/2016/wordml/cid" xmlns="http://schemas.microsoft.com/office/tasks/2019/documenttasks" xmlns:cr="http://schemas.microsoft.com/office/comments/2020/reactions">
-  <w:abstractNum w:abstractNumId="1">
+<w:numbering xmlns:wpc="http://schemas.microsoft.com/office/word/2010/wordprocessingCanvas" xmlns:cx="http://schemas.microsoft.com/office/drawing/2014/chartex" xmlns:cx1="http://schemas.microsoft.com/office/drawing/2015/9/8/chartex" xmlns:cx2="http://schemas.microsoft.com/office/drawing/2015/10/21/chartex" xmlns:cx3="http://schemas.microsoft.com/office/drawing/2016/5/9/chartex" xmlns:cx4="http://schemas.microsoft.com/office/drawing/2016/5/10/chartex" xmlns:cx5="http://schemas.microsoft.com/office/drawing/2016/5/11/chartex" xmlns:cx6="http://schemas.microsoft.com/office/drawing/2016/5/12/chartex" xmlns:cx7="http://schemas.microsoft.com/office/drawing/2016/5/13/chartex" xmlns:cx8="http://schemas.microsoft.com/office/drawing/2016/5/14/chartex" xmlns:mc="http://schemas.openxmlformats.org/markup-compatibility/2006" xmlns:aink="http://schemas.microsoft.com/office/drawing/2016/ink" xmlns:am3d="http://schemas.microsoft.com/office/drawing/2017/model3d" xmlns:o="urn:schemas-microsoft-com:office:office" xmlns:oel="http://schemas.microsoft.com/office/2019/extlst" xmlns:r="http://schemas.openxmlformats.org/officeDocument/2006/relationships" xmlns:m="http://schemas.openxmlformats.org/officeDocument/2006/math" xmlns:v="urn:schemas-microsoft-com:vml" xmlns:wp14="http://schemas.microsoft.com/office/word/2010/wordprocessingDrawing" xmlns:wp="http://schemas.openxmlformats.org/drawingml/2006/wordprocessingDrawing" xmlns:w10="urn:schemas-microsoft-com:office:word" xmlns:w="http://schemas.openxmlformats.org/wordprocessingml/2006/main" xmlns:w14="http://schemas.microsoft.com/office/word/2010/wordml" xmlns:w15="http://schemas.microsoft.com/office/word/2012/wordml" xmlns:w16cex="http://schemas.microsoft.com/office/word/2018/wordml/cex" xmlns:w16cid="http://schemas.microsoft.com/office/word/2016/wordml/cid" xmlns:w16="http://schemas.microsoft.com/office/word/2018/wordml" xmlns:w16du="http://schemas.microsoft.com/office/word/2023/wordml/word16du" xmlns:w16sdtdh="http://schemas.microsoft.com/office/word/2020/wordml/sdtdatahash" xmlns:w16sdtfl="http://schemas.microsoft.com/office/word/2024/wordml/sdtformatlock" xmlns:w16se="http://schemas.microsoft.com/office/word/2015/wordml/symex" xmlns:wpg="http://schemas.microsoft.com/office/word/2010/wordprocessingGroup" xmlns:wpi="http://schemas.microsoft.com/office/word/2010/wordprocessingInk" xmlns:wne="http://schemas.microsoft.com/office/word/2006/wordml" xmlns:wps="http://schemas.microsoft.com/office/word/2010/wordprocessingShape" mc:Ignorable="w14 w15 w16se w16cid w16 w16cex w16sdtdh w16sdtfl w16du wp14">
+  <w:abstractNum w:abstractNumId="0" w15:restartNumberingAfterBreak="0">
+    <w:nsid w:val="18081645"/>
+    <w:multiLevelType w:val="multilevel"/>
+    <w:tmpl w:val="F6ACC246"/>
     <w:lvl w:ilvl="0">
       <w:start w:val="1"/>
       <w:numFmt w:val="bullet"/>
@@ -1760,7 +1615,10 @@
       </w:rPr>
     </w:lvl>
   </w:abstractNum>
-  <w:abstractNum w:abstractNumId="2">
+  <w:abstractNum w:abstractNumId="1" w15:restartNumberingAfterBreak="0">
+    <w:nsid w:val="3D6919A9"/>
+    <w:multiLevelType w:val="multilevel"/>
+    <w:tmpl w:val="59F453CE"/>
     <w:lvl w:ilvl="0">
       <w:start w:val="1"/>
       <w:numFmt w:val="bullet"/>
@@ -1870,7 +1728,10 @@
       </w:rPr>
     </w:lvl>
   </w:abstractNum>
-  <w:abstractNum w:abstractNumId="3">
+  <w:abstractNum w:abstractNumId="2" w15:restartNumberingAfterBreak="0">
+    <w:nsid w:val="6DF47CF9"/>
+    <w:multiLevelType w:val="multilevel"/>
+    <w:tmpl w:val="72DA855C"/>
     <w:lvl w:ilvl="0">
       <w:start w:val="1"/>
       <w:numFmt w:val="bullet"/>
@@ -1980,27 +1841,27 @@
       </w:rPr>
     </w:lvl>
   </w:abstractNum>
-  <w:num w:numId="1">
+  <w:num w:numId="1" w16cid:durableId="1126847358">
+    <w:abstractNumId w:val="2"/>
+  </w:num>
+  <w:num w:numId="2" w16cid:durableId="710105736">
     <w:abstractNumId w:val="1"/>
   </w:num>
-  <w:num w:numId="2">
-    <w:abstractNumId w:val="2"/>
-  </w:num>
-  <w:num w:numId="3">
-    <w:abstractNumId w:val="3"/>
+  <w:num w:numId="3" w16cid:durableId="126701602">
+    <w:abstractNumId w:val="0"/>
   </w:num>
 </w:numbering>
 </file>
 
 <file path=word/styles.xml><?xml version="1.0" encoding="utf-8"?>
-<w:styles xmlns:mc="http://schemas.openxmlformats.org/markup-compatibility/2006" xmlns:o="urn:schemas-microsoft-com:office:office" xmlns:r="http://schemas.openxmlformats.org/officeDocument/2006/relationships" xmlns:m="http://schemas.openxmlformats.org/officeDocument/2006/math" xmlns:v="urn:schemas-microsoft-com:vml" xmlns:wp="http://schemas.openxmlformats.org/drawingml/2006/wordprocessingDrawing" xmlns:w10="urn:schemas-microsoft-com:office:word" xmlns:w="http://schemas.openxmlformats.org/wordprocessingml/2006/main" xmlns:wne="http://schemas.microsoft.com/office/word/2006/wordml" xmlns:sl="http://schemas.openxmlformats.org/schemaLibrary/2006/main" xmlns:a="http://schemas.openxmlformats.org/drawingml/2006/main" xmlns:pic="http://schemas.openxmlformats.org/drawingml/2006/picture" xmlns:c="http://schemas.openxmlformats.org/drawingml/2006/chart" xmlns:lc="http://schemas.openxmlformats.org/drawingml/2006/lockedCanvas" xmlns:dgm="http://schemas.openxmlformats.org/drawingml/2006/diagram" xmlns:wps="http://schemas.microsoft.com/office/word/2010/wordprocessingShape" xmlns:wpg="http://schemas.microsoft.com/office/word/2010/wordprocessingGroup" xmlns:w14="http://schemas.microsoft.com/office/word/2010/wordml" xmlns:w15="http://schemas.microsoft.com/office/word/2012/wordml" xmlns:w16="http://schemas.microsoft.com/office/word/2018/wordml" xmlns:w16cex="http://schemas.microsoft.com/office/word/2018/wordml/cex" xmlns:w16cid="http://schemas.microsoft.com/office/word/2016/wordml/cid" xmlns="http://schemas.microsoft.com/office/tasks/2019/documenttasks" xmlns:cr="http://schemas.microsoft.com/office/comments/2020/reactions">
+<w:styles xmlns:mc="http://schemas.openxmlformats.org/markup-compatibility/2006" xmlns:r="http://schemas.openxmlformats.org/officeDocument/2006/relationships" xmlns:w="http://schemas.openxmlformats.org/wordprocessingml/2006/main" xmlns:w14="http://schemas.microsoft.com/office/word/2010/wordml" xmlns:w15="http://schemas.microsoft.com/office/word/2012/wordml" xmlns:w16cex="http://schemas.microsoft.com/office/word/2018/wordml/cex" xmlns:w16cid="http://schemas.microsoft.com/office/word/2016/wordml/cid" xmlns:w16="http://schemas.microsoft.com/office/word/2018/wordml" xmlns:w16du="http://schemas.microsoft.com/office/word/2023/wordml/word16du" xmlns:w16sdtdh="http://schemas.microsoft.com/office/word/2020/wordml/sdtdatahash" xmlns:w16sdtfl="http://schemas.microsoft.com/office/word/2024/wordml/sdtformatlock" xmlns:w16se="http://schemas.microsoft.com/office/word/2015/wordml/symex" mc:Ignorable="w14 w15 w16se w16cid w16 w16cex w16sdtdh w16sdtfl w16du">
   <w:docDefaults>
     <w:rPrDefault>
       <w:rPr>
-        <w:rFonts w:ascii="Proxima Nova" w:cs="Proxima Nova" w:eastAsia="Proxima Nova" w:hAnsi="Proxima Nova"/>
+        <w:rFonts w:ascii="Proxima Nova" w:eastAsia="Proxima Nova" w:hAnsi="Proxima Nova" w:cs="Proxima Nova"/>
         <w:sz w:val="22"/>
         <w:szCs w:val="22"/>
-        <w:lang w:val="es"/>
+        <w:lang w:val="es" w:eastAsia="es-AR" w:bidi="ar-SA"/>
       </w:rPr>
     </w:rPrDefault>
     <w:pPrDefault>
@@ -2009,163 +1870,580 @@
       </w:pPr>
     </w:pPrDefault>
   </w:docDefaults>
-  <w:style w:type="table" w:styleId="TableNormal" w:default="1">
-    <w:name w:val="TableNormal"/>
-    <w:tblPr>
-      <w:tblCellMar>
-        <w:top w:w="100.0" w:type="dxa"/>
-        <w:left w:w="100.0" w:type="dxa"/>
-        <w:bottom w:w="100.0" w:type="dxa"/>
-        <w:right w:w="100.0" w:type="dxa"/>
-      </w:tblCellMar>
-    </w:tblPr>
+  <w:latentStyles w:defLockedState="0" w:defUIPriority="99" w:defSemiHidden="0" w:defUnhideWhenUsed="0" w:defQFormat="0" w:count="376">
+    <w:lsdException w:name="Normal" w:uiPriority="0" w:qFormat="1"/>
+    <w:lsdException w:name="heading 1" w:uiPriority="9" w:qFormat="1"/>
+    <w:lsdException w:name="heading 2" w:semiHidden="1" w:uiPriority="9" w:unhideWhenUsed="1" w:qFormat="1"/>
+    <w:lsdException w:name="heading 3" w:semiHidden="1" w:uiPriority="9" w:unhideWhenUsed="1" w:qFormat="1"/>
+    <w:lsdException w:name="heading 4" w:semiHidden="1" w:uiPriority="9" w:unhideWhenUsed="1" w:qFormat="1"/>
+    <w:lsdException w:name="heading 5" w:semiHidden="1" w:uiPriority="9" w:unhideWhenUsed="1" w:qFormat="1"/>
+    <w:lsdException w:name="heading 6" w:semiHidden="1" w:uiPriority="9" w:unhideWhenUsed="1" w:qFormat="1"/>
+    <w:lsdException w:name="heading 7" w:semiHidden="1" w:uiPriority="9" w:unhideWhenUsed="1" w:qFormat="1"/>
+    <w:lsdException w:name="heading 8" w:semiHidden="1" w:uiPriority="9" w:unhideWhenUsed="1" w:qFormat="1"/>
+    <w:lsdException w:name="heading 9" w:semiHidden="1" w:uiPriority="9" w:unhideWhenUsed="1" w:qFormat="1"/>
+    <w:lsdException w:name="index 1" w:semiHidden="1" w:unhideWhenUsed="1"/>
+    <w:lsdException w:name="index 2" w:semiHidden="1" w:unhideWhenUsed="1"/>
+    <w:lsdException w:name="index 3" w:semiHidden="1" w:unhideWhenUsed="1"/>
+    <w:lsdException w:name="index 4" w:semiHidden="1" w:unhideWhenUsed="1"/>
+    <w:lsdException w:name="index 5" w:semiHidden="1" w:unhideWhenUsed="1"/>
+    <w:lsdException w:name="index 6" w:semiHidden="1" w:unhideWhenUsed="1"/>
+    <w:lsdException w:name="index 7" w:semiHidden="1" w:unhideWhenUsed="1"/>
+    <w:lsdException w:name="index 8" w:semiHidden="1" w:unhideWhenUsed="1"/>
+    <w:lsdException w:name="index 9" w:semiHidden="1" w:unhideWhenUsed="1"/>
+    <w:lsdException w:name="toc 1" w:semiHidden="1" w:uiPriority="39" w:unhideWhenUsed="1"/>
+    <w:lsdException w:name="toc 2" w:semiHidden="1" w:uiPriority="39" w:unhideWhenUsed="1"/>
+    <w:lsdException w:name="toc 3" w:semiHidden="1" w:uiPriority="39" w:unhideWhenUsed="1"/>
+    <w:lsdException w:name="toc 4" w:semiHidden="1" w:uiPriority="39" w:unhideWhenUsed="1"/>
+    <w:lsdException w:name="toc 5" w:semiHidden="1" w:uiPriority="39" w:unhideWhenUsed="1"/>
+    <w:lsdException w:name="toc 6" w:semiHidden="1" w:uiPriority="39" w:unhideWhenUsed="1"/>
+    <w:lsdException w:name="toc 7" w:semiHidden="1" w:uiPriority="39" w:unhideWhenUsed="1"/>
+    <w:lsdException w:name="toc 8" w:semiHidden="1" w:uiPriority="39" w:unhideWhenUsed="1"/>
+    <w:lsdException w:name="toc 9" w:semiHidden="1" w:uiPriority="39" w:unhideWhenUsed="1"/>
+    <w:lsdException w:name="Normal Indent" w:semiHidden="1" w:unhideWhenUsed="1"/>
+    <w:lsdException w:name="footnote text" w:semiHidden="1" w:unhideWhenUsed="1"/>
+    <w:lsdException w:name="annotation text" w:semiHidden="1" w:unhideWhenUsed="1"/>
+    <w:lsdException w:name="header" w:semiHidden="1" w:unhideWhenUsed="1"/>
+    <w:lsdException w:name="footer" w:semiHidden="1" w:unhideWhenUsed="1"/>
+    <w:lsdException w:name="index heading" w:semiHidden="1" w:unhideWhenUsed="1"/>
+    <w:lsdException w:name="caption" w:semiHidden="1" w:uiPriority="35" w:unhideWhenUsed="1" w:qFormat="1"/>
+    <w:lsdException w:name="table of figures" w:semiHidden="1" w:unhideWhenUsed="1"/>
+    <w:lsdException w:name="envelope address" w:semiHidden="1" w:unhideWhenUsed="1"/>
+    <w:lsdException w:name="envelope return" w:semiHidden="1" w:unhideWhenUsed="1"/>
+    <w:lsdException w:name="footnote reference" w:semiHidden="1" w:unhideWhenUsed="1"/>
+    <w:lsdException w:name="annotation reference" w:semiHidden="1" w:unhideWhenUsed="1"/>
+    <w:lsdException w:name="line number" w:semiHidden="1" w:unhideWhenUsed="1"/>
+    <w:lsdException w:name="page number" w:semiHidden="1" w:unhideWhenUsed="1"/>
+    <w:lsdException w:name="endnote reference" w:semiHidden="1" w:unhideWhenUsed="1"/>
+    <w:lsdException w:name="endnote text" w:semiHidden="1" w:unhideWhenUsed="1"/>
+    <w:lsdException w:name="table of authorities" w:semiHidden="1" w:unhideWhenUsed="1"/>
+    <w:lsdException w:name="macro" w:semiHidden="1" w:unhideWhenUsed="1"/>
+    <w:lsdException w:name="toa heading" w:semiHidden="1" w:unhideWhenUsed="1"/>
+    <w:lsdException w:name="List" w:semiHidden="1" w:unhideWhenUsed="1"/>
+    <w:lsdException w:name="List Bullet" w:semiHidden="1" w:unhideWhenUsed="1"/>
+    <w:lsdException w:name="List Number" w:semiHidden="1" w:unhideWhenUsed="1"/>
+    <w:lsdException w:name="List 2" w:semiHidden="1" w:unhideWhenUsed="1"/>
+    <w:lsdException w:name="List 3" w:semiHidden="1" w:unhideWhenUsed="1"/>
+    <w:lsdException w:name="List 4" w:semiHidden="1" w:unhideWhenUsed="1"/>
+    <w:lsdException w:name="List 5" w:semiHidden="1" w:unhideWhenUsed="1"/>
+    <w:lsdException w:name="List Bullet 2" w:semiHidden="1" w:unhideWhenUsed="1"/>
+    <w:lsdException w:name="List Bullet 3" w:semiHidden="1" w:unhideWhenUsed="1"/>
+    <w:lsdException w:name="List Bullet 4" w:semiHidden="1" w:unhideWhenUsed="1"/>
+    <w:lsdException w:name="List Bullet 5" w:semiHidden="1" w:unhideWhenUsed="1"/>
+    <w:lsdException w:name="List Number 2" w:semiHidden="1" w:unhideWhenUsed="1"/>
+    <w:lsdException w:name="List Number 3" w:semiHidden="1" w:unhideWhenUsed="1"/>
+    <w:lsdException w:name="List Number 4" w:semiHidden="1" w:unhideWhenUsed="1"/>
+    <w:lsdException w:name="List Number 5" w:semiHidden="1" w:unhideWhenUsed="1"/>
+    <w:lsdException w:name="Title" w:uiPriority="10" w:qFormat="1"/>
+    <w:lsdException w:name="Closing" w:semiHidden="1" w:unhideWhenUsed="1"/>
+    <w:lsdException w:name="Signature" w:semiHidden="1" w:unhideWhenUsed="1"/>
+    <w:lsdException w:name="Default Paragraph Font" w:semiHidden="1" w:uiPriority="1" w:unhideWhenUsed="1"/>
+    <w:lsdException w:name="Body Text" w:semiHidden="1" w:unhideWhenUsed="1"/>
+    <w:lsdException w:name="Body Text Indent" w:semiHidden="1" w:unhideWhenUsed="1"/>
+    <w:lsdException w:name="List Continue" w:semiHidden="1" w:unhideWhenUsed="1"/>
+    <w:lsdException w:name="List Continue 2" w:semiHidden="1" w:unhideWhenUsed="1"/>
+    <w:lsdException w:name="List Continue 3" w:semiHidden="1" w:unhideWhenUsed="1"/>
+    <w:lsdException w:name="List Continue 4" w:semiHidden="1" w:unhideWhenUsed="1"/>
+    <w:lsdException w:name="List Continue 5" w:semiHidden="1" w:unhideWhenUsed="1"/>
+    <w:lsdException w:name="Message Header" w:semiHidden="1" w:unhideWhenUsed="1"/>
+    <w:lsdException w:name="Subtitle" w:uiPriority="11" w:qFormat="1"/>
+    <w:lsdException w:name="Salutation" w:semiHidden="1" w:unhideWhenUsed="1"/>
+    <w:lsdException w:name="Date" w:semiHidden="1" w:unhideWhenUsed="1"/>
+    <w:lsdException w:name="Body Text First Indent" w:semiHidden="1" w:unhideWhenUsed="1"/>
+    <w:lsdException w:name="Body Text First Indent 2" w:semiHidden="1" w:unhideWhenUsed="1"/>
+    <w:lsdException w:name="Note Heading" w:semiHidden="1" w:unhideWhenUsed="1"/>
+    <w:lsdException w:name="Body Text 2" w:semiHidden="1" w:unhideWhenUsed="1"/>
+    <w:lsdException w:name="Body Text 3" w:semiHidden="1" w:unhideWhenUsed="1"/>
+    <w:lsdException w:name="Body Text Indent 2" w:semiHidden="1" w:unhideWhenUsed="1"/>
+    <w:lsdException w:name="Body Text Indent 3" w:semiHidden="1" w:unhideWhenUsed="1"/>
+    <w:lsdException w:name="Block Text" w:semiHidden="1" w:unhideWhenUsed="1"/>
+    <w:lsdException w:name="Hyperlink" w:semiHidden="1" w:unhideWhenUsed="1"/>
+    <w:lsdException w:name="FollowedHyperlink" w:semiHidden="1" w:unhideWhenUsed="1"/>
+    <w:lsdException w:name="Strong" w:uiPriority="22" w:qFormat="1"/>
+    <w:lsdException w:name="Emphasis" w:uiPriority="20" w:qFormat="1"/>
+    <w:lsdException w:name="Document Map" w:semiHidden="1" w:unhideWhenUsed="1"/>
+    <w:lsdException w:name="Plain Text" w:semiHidden="1" w:unhideWhenUsed="1"/>
+    <w:lsdException w:name="E-mail Signature" w:semiHidden="1" w:unhideWhenUsed="1"/>
+    <w:lsdException w:name="HTML Top of Form" w:semiHidden="1" w:unhideWhenUsed="1"/>
+    <w:lsdException w:name="HTML Bottom of Form" w:semiHidden="1" w:unhideWhenUsed="1"/>
+    <w:lsdException w:name="Normal (Web)" w:semiHidden="1" w:unhideWhenUsed="1"/>
+    <w:lsdException w:name="HTML Acronym" w:semiHidden="1" w:unhideWhenUsed="1"/>
+    <w:lsdException w:name="HTML Address" w:semiHidden="1" w:unhideWhenUsed="1"/>
+    <w:lsdException w:name="HTML Cite" w:semiHidden="1" w:unhideWhenUsed="1"/>
+    <w:lsdException w:name="HTML Code" w:semiHidden="1" w:unhideWhenUsed="1"/>
+    <w:lsdException w:name="HTML Definition" w:semiHidden="1" w:unhideWhenUsed="1"/>
+    <w:lsdException w:name="HTML Keyboard" w:semiHidden="1" w:unhideWhenUsed="1"/>
+    <w:lsdException w:name="HTML Preformatted" w:semiHidden="1" w:unhideWhenUsed="1"/>
+    <w:lsdException w:name="HTML Sample" w:semiHidden="1" w:unhideWhenUsed="1"/>
+    <w:lsdException w:name="HTML Typewriter" w:semiHidden="1" w:unhideWhenUsed="1"/>
+    <w:lsdException w:name="HTML Variable" w:semiHidden="1" w:unhideWhenUsed="1"/>
+    <w:lsdException w:name="Normal Table" w:semiHidden="1" w:unhideWhenUsed="1"/>
+    <w:lsdException w:name="annotation subject" w:semiHidden="1" w:unhideWhenUsed="1"/>
+    <w:lsdException w:name="No List" w:semiHidden="1" w:unhideWhenUsed="1"/>
+    <w:lsdException w:name="Outline List 1" w:semiHidden="1" w:unhideWhenUsed="1"/>
+    <w:lsdException w:name="Outline List 2" w:semiHidden="1" w:unhideWhenUsed="1"/>
+    <w:lsdException w:name="Outline List 3" w:semiHidden="1" w:unhideWhenUsed="1"/>
+    <w:lsdException w:name="Table Simple 1" w:semiHidden="1" w:unhideWhenUsed="1"/>
+    <w:lsdException w:name="Table Simple 2" w:semiHidden="1" w:unhideWhenUsed="1"/>
+    <w:lsdException w:name="Table Simple 3" w:semiHidden="1" w:unhideWhenUsed="1"/>
+    <w:lsdException w:name="Table Classic 1" w:semiHidden="1" w:unhideWhenUsed="1"/>
+    <w:lsdException w:name="Table Classic 2" w:semiHidden="1" w:unhideWhenUsed="1"/>
+    <w:lsdException w:name="Table Classic 3" w:semiHidden="1" w:unhideWhenUsed="1"/>
+    <w:lsdException w:name="Table Classic 4" w:semiHidden="1" w:unhideWhenUsed="1"/>
+    <w:lsdException w:name="Table Colorful 1" w:semiHidden="1" w:unhideWhenUsed="1"/>
+    <w:lsdException w:name="Table Colorful 2" w:semiHidden="1" w:unhideWhenUsed="1"/>
+    <w:lsdException w:name="Table Colorful 3" w:semiHidden="1" w:unhideWhenUsed="1"/>
+    <w:lsdException w:name="Table Columns 1" w:semiHidden="1" w:unhideWhenUsed="1"/>
+    <w:lsdException w:name="Table Columns 2" w:semiHidden="1" w:unhideWhenUsed="1"/>
+    <w:lsdException w:name="Table Columns 3" w:semiHidden="1" w:unhideWhenUsed="1"/>
+    <w:lsdException w:name="Table Columns 4" w:semiHidden="1" w:unhideWhenUsed="1"/>
+    <w:lsdException w:name="Table Columns 5" w:semiHidden="1" w:unhideWhenUsed="1"/>
+    <w:lsdException w:name="Table Grid 1" w:semiHidden="1" w:unhideWhenUsed="1"/>
+    <w:lsdException w:name="Table Grid 2" w:semiHidden="1" w:unhideWhenUsed="1"/>
+    <w:lsdException w:name="Table Grid 3" w:semiHidden="1" w:unhideWhenUsed="1"/>
+    <w:lsdException w:name="Table Grid 4" w:semiHidden="1" w:unhideWhenUsed="1"/>
+    <w:lsdException w:name="Table Grid 5" w:semiHidden="1" w:unhideWhenUsed="1"/>
+    <w:lsdException w:name="Table Grid 6" w:semiHidden="1" w:unhideWhenUsed="1"/>
+    <w:lsdException w:name="Table Grid 7" w:semiHidden="1" w:unhideWhenUsed="1"/>
+    <w:lsdException w:name="Table Grid 8" w:semiHidden="1" w:unhideWhenUsed="1"/>
+    <w:lsdException w:name="Table List 1" w:semiHidden="1" w:unhideWhenUsed="1"/>
+    <w:lsdException w:name="Table List 2" w:semiHidden="1" w:unhideWhenUsed="1"/>
+    <w:lsdException w:name="Table List 3" w:semiHidden="1" w:unhideWhenUsed="1"/>
+    <w:lsdException w:name="Table List 4" w:semiHidden="1" w:unhideWhenUsed="1"/>
+    <w:lsdException w:name="Table List 5" w:semiHidden="1" w:unhideWhenUsed="1"/>
+    <w:lsdException w:name="Table List 6" w:semiHidden="1" w:unhideWhenUsed="1"/>
+    <w:lsdException w:name="Table List 7" w:semiHidden="1" w:unhideWhenUsed="1"/>
+    <w:lsdException w:name="Table List 8" w:semiHidden="1" w:unhideWhenUsed="1"/>
+    <w:lsdException w:name="Table 3D effects 1" w:semiHidden="1" w:unhideWhenUsed="1"/>
+    <w:lsdException w:name="Table 3D effects 2" w:semiHidden="1" w:unhideWhenUsed="1"/>
+    <w:lsdException w:name="Table 3D effects 3" w:semiHidden="1" w:unhideWhenUsed="1"/>
+    <w:lsdException w:name="Table Contemporary" w:semiHidden="1" w:unhideWhenUsed="1"/>
+    <w:lsdException w:name="Table Elegant" w:semiHidden="1" w:unhideWhenUsed="1"/>
+    <w:lsdException w:name="Table Professional" w:semiHidden="1" w:unhideWhenUsed="1"/>
+    <w:lsdException w:name="Table Subtle 1" w:semiHidden="1" w:unhideWhenUsed="1"/>
+    <w:lsdException w:name="Table Subtle 2" w:semiHidden="1" w:unhideWhenUsed="1"/>
+    <w:lsdException w:name="Table Web 1" w:semiHidden="1" w:unhideWhenUsed="1"/>
+    <w:lsdException w:name="Table Web 2" w:semiHidden="1" w:unhideWhenUsed="1"/>
+    <w:lsdException w:name="Table Web 3" w:semiHidden="1" w:unhideWhenUsed="1"/>
+    <w:lsdException w:name="Balloon Text" w:semiHidden="1" w:unhideWhenUsed="1"/>
+    <w:lsdException w:name="Table Grid" w:uiPriority="39"/>
+    <w:lsdException w:name="Table Theme" w:semiHidden="1" w:unhideWhenUsed="1"/>
+    <w:lsdException w:name="Placeholder Text" w:semiHidden="1"/>
+    <w:lsdException w:name="No Spacing" w:uiPriority="1" w:qFormat="1"/>
+    <w:lsdException w:name="Light Shading" w:uiPriority="60"/>
+    <w:lsdException w:name="Light List" w:uiPriority="61"/>
+    <w:lsdException w:name="Light Grid" w:uiPriority="62"/>
+    <w:lsdException w:name="Medium Shading 1" w:uiPriority="63"/>
+    <w:lsdException w:name="Medium Shading 2" w:uiPriority="64"/>
+    <w:lsdException w:name="Medium List 1" w:uiPriority="65"/>
+    <w:lsdException w:name="Medium List 2" w:uiPriority="66"/>
+    <w:lsdException w:name="Medium Grid 1" w:uiPriority="67"/>
+    <w:lsdException w:name="Medium Grid 2" w:uiPriority="68"/>
+    <w:lsdException w:name="Medium Grid 3" w:uiPriority="69"/>
+    <w:lsdException w:name="Dark List" w:uiPriority="70"/>
+    <w:lsdException w:name="Colorful Shading" w:uiPriority="71"/>
+    <w:lsdException w:name="Colorful List" w:uiPriority="72"/>
+    <w:lsdException w:name="Colorful Grid" w:uiPriority="73"/>
+    <w:lsdException w:name="Light Shading Accent 1" w:uiPriority="60"/>
+    <w:lsdException w:name="Light List Accent 1" w:uiPriority="61"/>
+    <w:lsdException w:name="Light Grid Accent 1" w:uiPriority="62"/>
+    <w:lsdException w:name="Medium Shading 1 Accent 1" w:uiPriority="63"/>
+    <w:lsdException w:name="Medium Shading 2 Accent 1" w:uiPriority="64"/>
+    <w:lsdException w:name="Medium List 1 Accent 1" w:uiPriority="65"/>
+    <w:lsdException w:name="Revision" w:semiHidden="1"/>
+    <w:lsdException w:name="List Paragraph" w:uiPriority="34" w:qFormat="1"/>
+    <w:lsdException w:name="Quote" w:uiPriority="29" w:qFormat="1"/>
+    <w:lsdException w:name="Intense Quote" w:uiPriority="30" w:qFormat="1"/>
+    <w:lsdException w:name="Medium List 2 Accent 1" w:uiPriority="66"/>
+    <w:lsdException w:name="Medium Grid 1 Accent 1" w:uiPriority="67"/>
+    <w:lsdException w:name="Medium Grid 2 Accent 1" w:uiPriority="68"/>
+    <w:lsdException w:name="Medium Grid 3 Accent 1" w:uiPriority="69"/>
+    <w:lsdException w:name="Dark List Accent 1" w:uiPriority="70"/>
+    <w:lsdException w:name="Colorful Shading Accent 1" w:uiPriority="71"/>
+    <w:lsdException w:name="Colorful List Accent 1" w:uiPriority="72"/>
+    <w:lsdException w:name="Colorful Grid Accent 1" w:uiPriority="73"/>
+    <w:lsdException w:name="Light Shading Accent 2" w:uiPriority="60"/>
+    <w:lsdException w:name="Light List Accent 2" w:uiPriority="61"/>
+    <w:lsdException w:name="Light Grid Accent 2" w:uiPriority="62"/>
+    <w:lsdException w:name="Medium Shading 1 Accent 2" w:uiPriority="63"/>
+    <w:lsdException w:name="Medium Shading 2 Accent 2" w:uiPriority="64"/>
+    <w:lsdException w:name="Medium List 1 Accent 2" w:uiPriority="65"/>
+    <w:lsdException w:name="Medium List 2 Accent 2" w:uiPriority="66"/>
+    <w:lsdException w:name="Medium Grid 1 Accent 2" w:uiPriority="67"/>
+    <w:lsdException w:name="Medium Grid 2 Accent 2" w:uiPriority="68"/>
+    <w:lsdException w:name="Medium Grid 3 Accent 2" w:uiPriority="69"/>
+    <w:lsdException w:name="Dark List Accent 2" w:uiPriority="70"/>
+    <w:lsdException w:name="Colorful Shading Accent 2" w:uiPriority="71"/>
+    <w:lsdException w:name="Colorful List Accent 2" w:uiPriority="72"/>
+    <w:lsdException w:name="Colorful Grid Accent 2" w:uiPriority="73"/>
+    <w:lsdException w:name="Light Shading Accent 3" w:uiPriority="60"/>
+    <w:lsdException w:name="Light List Accent 3" w:uiPriority="61"/>
+    <w:lsdException w:name="Light Grid Accent 3" w:uiPriority="62"/>
+    <w:lsdException w:name="Medium Shading 1 Accent 3" w:uiPriority="63"/>
+    <w:lsdException w:name="Medium Shading 2 Accent 3" w:uiPriority="64"/>
+    <w:lsdException w:name="Medium List 1 Accent 3" w:uiPriority="65"/>
+    <w:lsdException w:name="Medium List 2 Accent 3" w:uiPriority="66"/>
+    <w:lsdException w:name="Medium Grid 1 Accent 3" w:uiPriority="67"/>
+    <w:lsdException w:name="Medium Grid 2 Accent 3" w:uiPriority="68"/>
+    <w:lsdException w:name="Medium Grid 3 Accent 3" w:uiPriority="69"/>
+    <w:lsdException w:name="Dark List Accent 3" w:uiPriority="70"/>
+    <w:lsdException w:name="Colorful Shading Accent 3" w:uiPriority="71"/>
+    <w:lsdException w:name="Colorful List Accent 3" w:uiPriority="72"/>
+    <w:lsdException w:name="Colorful Grid Accent 3" w:uiPriority="73"/>
+    <w:lsdException w:name="Light Shading Accent 4" w:uiPriority="60"/>
+    <w:lsdException w:name="Light List Accent 4" w:uiPriority="61"/>
+    <w:lsdException w:name="Light Grid Accent 4" w:uiPriority="62"/>
+    <w:lsdException w:name="Medium Shading 1 Accent 4" w:uiPriority="63"/>
+    <w:lsdException w:name="Medium Shading 2 Accent 4" w:uiPriority="64"/>
+    <w:lsdException w:name="Medium List 1 Accent 4" w:uiPriority="65"/>
+    <w:lsdException w:name="Medium List 2 Accent 4" w:uiPriority="66"/>
+    <w:lsdException w:name="Medium Grid 1 Accent 4" w:uiPriority="67"/>
+    <w:lsdException w:name="Medium Grid 2 Accent 4" w:uiPriority="68"/>
+    <w:lsdException w:name="Medium Grid 3 Accent 4" w:uiPriority="69"/>
+    <w:lsdException w:name="Dark List Accent 4" w:uiPriority="70"/>
+    <w:lsdException w:name="Colorful Shading Accent 4" w:uiPriority="71"/>
+    <w:lsdException w:name="Colorful List Accent 4" w:uiPriority="72"/>
+    <w:lsdException w:name="Colorful Grid Accent 4" w:uiPriority="73"/>
+    <w:lsdException w:name="Light Shading Accent 5" w:uiPriority="60"/>
+    <w:lsdException w:name="Light List Accent 5" w:uiPriority="61"/>
+    <w:lsdException w:name="Light Grid Accent 5" w:uiPriority="62"/>
+    <w:lsdException w:name="Medium Shading 1 Accent 5" w:uiPriority="63"/>
+    <w:lsdException w:name="Medium Shading 2 Accent 5" w:uiPriority="64"/>
+    <w:lsdException w:name="Medium List 1 Accent 5" w:uiPriority="65"/>
+    <w:lsdException w:name="Medium List 2 Accent 5" w:uiPriority="66"/>
+    <w:lsdException w:name="Medium Grid 1 Accent 5" w:uiPriority="67"/>
+    <w:lsdException w:name="Medium Grid 2 Accent 5" w:uiPriority="68"/>
+    <w:lsdException w:name="Medium Grid 3 Accent 5" w:uiPriority="69"/>
+    <w:lsdException w:name="Dark List Accent 5" w:uiPriority="70"/>
+    <w:lsdException w:name="Colorful Shading Accent 5" w:uiPriority="71"/>
+    <w:lsdException w:name="Colorful List Accent 5" w:uiPriority="72"/>
+    <w:lsdException w:name="Colorful Grid Accent 5" w:uiPriority="73"/>
+    <w:lsdException w:name="Light Shading Accent 6" w:uiPriority="60"/>
+    <w:lsdException w:name="Light List Accent 6" w:uiPriority="61"/>
+    <w:lsdException w:name="Light Grid Accent 6" w:uiPriority="62"/>
+    <w:lsdException w:name="Medium Shading 1 Accent 6" w:uiPriority="63"/>
+    <w:lsdException w:name="Medium Shading 2 Accent 6" w:uiPriority="64"/>
+    <w:lsdException w:name="Medium List 1 Accent 6" w:uiPriority="65"/>
+    <w:lsdException w:name="Medium List 2 Accent 6" w:uiPriority="66"/>
+    <w:lsdException w:name="Medium Grid 1 Accent 6" w:uiPriority="67"/>
+    <w:lsdException w:name="Medium Grid 2 Accent 6" w:uiPriority="68"/>
+    <w:lsdException w:name="Medium Grid 3 Accent 6" w:uiPriority="69"/>
+    <w:lsdException w:name="Dark List Accent 6" w:uiPriority="70"/>
+    <w:lsdException w:name="Colorful Shading Accent 6" w:uiPriority="71"/>
+    <w:lsdException w:name="Colorful List Accent 6" w:uiPriority="72"/>
+    <w:lsdException w:name="Colorful Grid Accent 6" w:uiPriority="73"/>
+    <w:lsdException w:name="Subtle Emphasis" w:uiPriority="19" w:qFormat="1"/>
+    <w:lsdException w:name="Intense Emphasis" w:uiPriority="21" w:qFormat="1"/>
+    <w:lsdException w:name="Subtle Reference" w:uiPriority="31" w:qFormat="1"/>
+    <w:lsdException w:name="Intense Reference" w:uiPriority="32" w:qFormat="1"/>
+    <w:lsdException w:name="Book Title" w:uiPriority="33" w:qFormat="1"/>
+    <w:lsdException w:name="Bibliography" w:semiHidden="1" w:uiPriority="37" w:unhideWhenUsed="1"/>
+    <w:lsdException w:name="TOC Heading" w:semiHidden="1" w:uiPriority="39" w:unhideWhenUsed="1" w:qFormat="1"/>
+    <w:lsdException w:name="Plain Table 1" w:uiPriority="41"/>
+    <w:lsdException w:name="Plain Table 2" w:uiPriority="42"/>
+    <w:lsdException w:name="Plain Table 3" w:uiPriority="43"/>
+    <w:lsdException w:name="Plain Table 4" w:uiPriority="44"/>
+    <w:lsdException w:name="Plain Table 5" w:uiPriority="45"/>
+    <w:lsdException w:name="Grid Table Light" w:uiPriority="40"/>
+    <w:lsdException w:name="Grid Table 1 Light" w:uiPriority="46"/>
+    <w:lsdException w:name="Grid Table 2" w:uiPriority="47"/>
+    <w:lsdException w:name="Grid Table 3" w:uiPriority="48"/>
+    <w:lsdException w:name="Grid Table 4" w:uiPriority="49"/>
+    <w:lsdException w:name="Grid Table 5 Dark" w:uiPriority="50"/>
+    <w:lsdException w:name="Grid Table 6 Colorful" w:uiPriority="51"/>
+    <w:lsdException w:name="Grid Table 7 Colorful" w:uiPriority="52"/>
+    <w:lsdException w:name="Grid Table 1 Light Accent 1" w:uiPriority="46"/>
+    <w:lsdException w:name="Grid Table 2 Accent 1" w:uiPriority="47"/>
+    <w:lsdException w:name="Grid Table 3 Accent 1" w:uiPriority="48"/>
+    <w:lsdException w:name="Grid Table 4 Accent 1" w:uiPriority="49"/>
+    <w:lsdException w:name="Grid Table 5 Dark Accent 1" w:uiPriority="50"/>
+    <w:lsdException w:name="Grid Table 6 Colorful Accent 1" w:uiPriority="51"/>
+    <w:lsdException w:name="Grid Table 7 Colorful Accent 1" w:uiPriority="52"/>
+    <w:lsdException w:name="Grid Table 1 Light Accent 2" w:uiPriority="46"/>
+    <w:lsdException w:name="Grid Table 2 Accent 2" w:uiPriority="47"/>
+    <w:lsdException w:name="Grid Table 3 Accent 2" w:uiPriority="48"/>
+    <w:lsdException w:name="Grid Table 4 Accent 2" w:uiPriority="49"/>
+    <w:lsdException w:name="Grid Table 5 Dark Accent 2" w:uiPriority="50"/>
+    <w:lsdException w:name="Grid Table 6 Colorful Accent 2" w:uiPriority="51"/>
+    <w:lsdException w:name="Grid Table 7 Colorful Accent 2" w:uiPriority="52"/>
+    <w:lsdException w:name="Grid Table 1 Light Accent 3" w:uiPriority="46"/>
+    <w:lsdException w:name="Grid Table 2 Accent 3" w:uiPriority="47"/>
+    <w:lsdException w:name="Grid Table 3 Accent 3" w:uiPriority="48"/>
+    <w:lsdException w:name="Grid Table 4 Accent 3" w:uiPriority="49"/>
+    <w:lsdException w:name="Grid Table 5 Dark Accent 3" w:uiPriority="50"/>
+    <w:lsdException w:name="Grid Table 6 Colorful Accent 3" w:uiPriority="51"/>
+    <w:lsdException w:name="Grid Table 7 Colorful Accent 3" w:uiPriority="52"/>
+    <w:lsdException w:name="Grid Table 1 Light Accent 4" w:uiPriority="46"/>
+    <w:lsdException w:name="Grid Table 2 Accent 4" w:uiPriority="47"/>
+    <w:lsdException w:name="Grid Table 3 Accent 4" w:uiPriority="48"/>
+    <w:lsdException w:name="Grid Table 4 Accent 4" w:uiPriority="49"/>
+    <w:lsdException w:name="Grid Table 5 Dark Accent 4" w:uiPriority="50"/>
+    <w:lsdException w:name="Grid Table 6 Colorful Accent 4" w:uiPriority="51"/>
+    <w:lsdException w:name="Grid Table 7 Colorful Accent 4" w:uiPriority="52"/>
+    <w:lsdException w:name="Grid Table 1 Light Accent 5" w:uiPriority="46"/>
+    <w:lsdException w:name="Grid Table 2 Accent 5" w:uiPriority="47"/>
+    <w:lsdException w:name="Grid Table 3 Accent 5" w:uiPriority="48"/>
+    <w:lsdException w:name="Grid Table 4 Accent 5" w:uiPriority="49"/>
+    <w:lsdException w:name="Grid Table 5 Dark Accent 5" w:uiPriority="50"/>
+    <w:lsdException w:name="Grid Table 6 Colorful Accent 5" w:uiPriority="51"/>
+    <w:lsdException w:name="Grid Table 7 Colorful Accent 5" w:uiPriority="52"/>
+    <w:lsdException w:name="Grid Table 1 Light Accent 6" w:uiPriority="46"/>
+    <w:lsdException w:name="Grid Table 2 Accent 6" w:uiPriority="47"/>
+    <w:lsdException w:name="Grid Table 3 Accent 6" w:uiPriority="48"/>
+    <w:lsdException w:name="Grid Table 4 Accent 6" w:uiPriority="49"/>
+    <w:lsdException w:name="Grid Table 5 Dark Accent 6" w:uiPriority="50"/>
+    <w:lsdException w:name="Grid Table 6 Colorful Accent 6" w:uiPriority="51"/>
+    <w:lsdException w:name="Grid Table 7 Colorful Accent 6" w:uiPriority="52"/>
+    <w:lsdException w:name="List Table 1 Light" w:uiPriority="46"/>
+    <w:lsdException w:name="List Table 2" w:uiPriority="47"/>
+    <w:lsdException w:name="List Table 3" w:uiPriority="48"/>
+    <w:lsdException w:name="List Table 4" w:uiPriority="49"/>
+    <w:lsdException w:name="List Table 5 Dark" w:uiPriority="50"/>
+    <w:lsdException w:name="List Table 6 Colorful" w:uiPriority="51"/>
+    <w:lsdException w:name="List Table 7 Colorful" w:uiPriority="52"/>
+    <w:lsdException w:name="List Table 1 Light Accent 1" w:uiPriority="46"/>
+    <w:lsdException w:name="List Table 2 Accent 1" w:uiPriority="47"/>
+    <w:lsdException w:name="List Table 3 Accent 1" w:uiPriority="48"/>
+    <w:lsdException w:name="List Table 4 Accent 1" w:uiPriority="49"/>
+    <w:lsdException w:name="List Table 5 Dark Accent 1" w:uiPriority="50"/>
+    <w:lsdException w:name="List Table 6 Colorful Accent 1" w:uiPriority="51"/>
+    <w:lsdException w:name="List Table 7 Colorful Accent 1" w:uiPriority="52"/>
+    <w:lsdException w:name="List Table 1 Light Accent 2" w:uiPriority="46"/>
+    <w:lsdException w:name="List Table 2 Accent 2" w:uiPriority="47"/>
+    <w:lsdException w:name="List Table 3 Accent 2" w:uiPriority="48"/>
+    <w:lsdException w:name="List Table 4 Accent 2" w:uiPriority="49"/>
+    <w:lsdException w:name="List Table 5 Dark Accent 2" w:uiPriority="50"/>
+    <w:lsdException w:name="List Table 6 Colorful Accent 2" w:uiPriority="51"/>
+    <w:lsdException w:name="List Table 7 Colorful Accent 2" w:uiPriority="52"/>
+    <w:lsdException w:name="List Table 1 Light Accent 3" w:uiPriority="46"/>
+    <w:lsdException w:name="List Table 2 Accent 3" w:uiPriority="47"/>
+    <w:lsdException w:name="List Table 3 Accent 3" w:uiPriority="48"/>
+    <w:lsdException w:name="List Table 4 Accent 3" w:uiPriority="49"/>
+    <w:lsdException w:name="List Table 5 Dark Accent 3" w:uiPriority="50"/>
+    <w:lsdException w:name="List Table 6 Colorful Accent 3" w:uiPriority="51"/>
+    <w:lsdException w:name="List Table 7 Colorful Accent 3" w:uiPriority="52"/>
+    <w:lsdException w:name="List Table 1 Light Accent 4" w:uiPriority="46"/>
+    <w:lsdException w:name="List Table 2 Accent 4" w:uiPriority="47"/>
+    <w:lsdException w:name="List Table 3 Accent 4" w:uiPriority="48"/>
+    <w:lsdException w:name="List Table 4 Accent 4" w:uiPriority="49"/>
+    <w:lsdException w:name="List Table 5 Dark Accent 4" w:uiPriority="50"/>
+    <w:lsdException w:name="List Table 6 Colorful Accent 4" w:uiPriority="51"/>
+    <w:lsdException w:name="List Table 7 Colorful Accent 4" w:uiPriority="52"/>
+    <w:lsdException w:name="List Table 1 Light Accent 5" w:uiPriority="46"/>
+    <w:lsdException w:name="List Table 2 Accent 5" w:uiPriority="47"/>
+    <w:lsdException w:name="List Table 3 Accent 5" w:uiPriority="48"/>
+    <w:lsdException w:name="List Table 4 Accent 5" w:uiPriority="49"/>
+    <w:lsdException w:name="List Table 5 Dark Accent 5" w:uiPriority="50"/>
+    <w:lsdException w:name="List Table 6 Colorful Accent 5" w:uiPriority="51"/>
+    <w:lsdException w:name="List Table 7 Colorful Accent 5" w:uiPriority="52"/>
+    <w:lsdException w:name="List Table 1 Light Accent 6" w:uiPriority="46"/>
+    <w:lsdException w:name="List Table 2 Accent 6" w:uiPriority="47"/>
+    <w:lsdException w:name="List Table 3 Accent 6" w:uiPriority="48"/>
+    <w:lsdException w:name="List Table 4 Accent 6" w:uiPriority="49"/>
+    <w:lsdException w:name="List Table 5 Dark Accent 6" w:uiPriority="50"/>
+    <w:lsdException w:name="List Table 6 Colorful Accent 6" w:uiPriority="51"/>
+    <w:lsdException w:name="List Table 7 Colorful Accent 6" w:uiPriority="52"/>
+    <w:lsdException w:name="Mention" w:semiHidden="1" w:unhideWhenUsed="1"/>
+    <w:lsdException w:name="Smart Hyperlink" w:semiHidden="1" w:unhideWhenUsed="1"/>
+    <w:lsdException w:name="Hashtag" w:semiHidden="1" w:unhideWhenUsed="1"/>
+    <w:lsdException w:name="Unresolved Mention" w:semiHidden="1" w:unhideWhenUsed="1"/>
+    <w:lsdException w:name="Smart Link" w:semiHidden="1" w:unhideWhenUsed="1"/>
+  </w:latentStyles>
+  <w:style w:type="paragraph" w:default="1" w:styleId="Normal">
+    <w:name w:val="Normal"/>
+    <w:qFormat/>
   </w:style>
-  <w:style w:type="paragraph" w:styleId="Normal" w:default="1">
-    <w:name w:val="normal"/>
-  </w:style>
-  <w:style w:type="paragraph" w:styleId="Heading1">
+  <w:style w:type="paragraph" w:styleId="Ttulo1">
     <w:name w:val="heading 1"/>
     <w:basedOn w:val="Normal"/>
     <w:next w:val="Normal"/>
+    <w:uiPriority w:val="9"/>
+    <w:qFormat/>
     <w:pPr>
-      <w:keepNext w:val="1"/>
-      <w:keepLines w:val="1"/>
-      <w:pageBreakBefore w:val="0"/>
-      <w:spacing w:before="480" w:line="300" w:lineRule="auto"/>
+      <w:keepNext/>
+      <w:keepLines/>
+      <w:spacing w:before="480"/>
+      <w:outlineLvl w:val="0"/>
     </w:pPr>
     <w:rPr>
-      <w:rFonts w:ascii="Proxima Nova" w:cs="Proxima Nova" w:eastAsia="Proxima Nova" w:hAnsi="Proxima Nova"/>
-      <w:color w:val="039be5"/>
+      <w:color w:val="039BE5"/>
       <w:sz w:val="36"/>
       <w:szCs w:val="36"/>
     </w:rPr>
   </w:style>
-  <w:style w:type="paragraph" w:styleId="Heading2">
+  <w:style w:type="paragraph" w:styleId="Ttulo2">
     <w:name w:val="heading 2"/>
     <w:basedOn w:val="Normal"/>
     <w:next w:val="Normal"/>
+    <w:uiPriority w:val="9"/>
+    <w:semiHidden/>
+    <w:unhideWhenUsed/>
+    <w:qFormat/>
     <w:pPr>
-      <w:keepNext w:val="1"/>
-      <w:keepLines w:val="1"/>
-      <w:pageBreakBefore w:val="0"/>
-      <w:spacing w:before="200" w:line="300" w:lineRule="auto"/>
+      <w:keepNext/>
+      <w:keepLines/>
+      <w:outlineLvl w:val="1"/>
     </w:pPr>
     <w:rPr>
-      <w:rFonts w:ascii="Proxima Nova" w:cs="Proxima Nova" w:eastAsia="Proxima Nova" w:hAnsi="Proxima Nova"/>
       <w:sz w:val="28"/>
       <w:szCs w:val="28"/>
     </w:rPr>
   </w:style>
-  <w:style w:type="paragraph" w:styleId="Heading3">
+  <w:style w:type="paragraph" w:styleId="Ttulo3">
     <w:name w:val="heading 3"/>
     <w:basedOn w:val="Normal"/>
     <w:next w:val="Normal"/>
+    <w:uiPriority w:val="9"/>
+    <w:semiHidden/>
+    <w:unhideWhenUsed/>
+    <w:qFormat/>
     <w:pPr>
-      <w:keepNext w:val="1"/>
-      <w:keepLines w:val="1"/>
-      <w:pageBreakBefore w:val="0"/>
+      <w:keepNext/>
+      <w:keepLines/>
+      <w:outlineLvl w:val="2"/>
     </w:pPr>
     <w:rPr>
       <w:sz w:val="24"/>
       <w:szCs w:val="24"/>
     </w:rPr>
   </w:style>
-  <w:style w:type="paragraph" w:styleId="Heading4">
+  <w:style w:type="paragraph" w:styleId="Ttulo4">
     <w:name w:val="heading 4"/>
     <w:basedOn w:val="Normal"/>
     <w:next w:val="Normal"/>
+    <w:uiPriority w:val="9"/>
+    <w:semiHidden/>
+    <w:unhideWhenUsed/>
+    <w:qFormat/>
     <w:pPr>
-      <w:keepNext w:val="1"/>
-      <w:keepLines w:val="1"/>
-      <w:pageBreakBefore w:val="0"/>
-      <w:spacing w:after="0" w:before="160" w:lineRule="auto"/>
+      <w:keepNext/>
+      <w:keepLines/>
+      <w:spacing w:before="160"/>
+      <w:outlineLvl w:val="3"/>
     </w:pPr>
     <w:rPr>
-      <w:rFonts w:ascii="Trebuchet MS" w:cs="Trebuchet MS" w:eastAsia="Trebuchet MS" w:hAnsi="Trebuchet MS"/>
+      <w:rFonts w:ascii="Trebuchet MS" w:eastAsia="Trebuchet MS" w:hAnsi="Trebuchet MS" w:cs="Trebuchet MS"/>
       <w:color w:val="666666"/>
-      <w:sz w:val="22"/>
-      <w:szCs w:val="22"/>
       <w:u w:val="single"/>
     </w:rPr>
   </w:style>
-  <w:style w:type="paragraph" w:styleId="Heading5">
+  <w:style w:type="paragraph" w:styleId="Ttulo5">
     <w:name w:val="heading 5"/>
     <w:basedOn w:val="Normal"/>
     <w:next w:val="Normal"/>
+    <w:uiPriority w:val="9"/>
+    <w:semiHidden/>
+    <w:unhideWhenUsed/>
+    <w:qFormat/>
     <w:pPr>
-      <w:keepNext w:val="1"/>
-      <w:keepLines w:val="1"/>
-      <w:pageBreakBefore w:val="0"/>
-      <w:spacing w:after="0" w:before="160" w:lineRule="auto"/>
+      <w:keepNext/>
+      <w:keepLines/>
+      <w:spacing w:before="160"/>
+      <w:outlineLvl w:val="4"/>
     </w:pPr>
     <w:rPr>
-      <w:rFonts w:ascii="Trebuchet MS" w:cs="Trebuchet MS" w:eastAsia="Trebuchet MS" w:hAnsi="Trebuchet MS"/>
+      <w:rFonts w:ascii="Trebuchet MS" w:eastAsia="Trebuchet MS" w:hAnsi="Trebuchet MS" w:cs="Trebuchet MS"/>
       <w:color w:val="666666"/>
-      <w:sz w:val="22"/>
-      <w:szCs w:val="22"/>
     </w:rPr>
   </w:style>
-  <w:style w:type="paragraph" w:styleId="Heading6">
+  <w:style w:type="paragraph" w:styleId="Ttulo6">
     <w:name w:val="heading 6"/>
     <w:basedOn w:val="Normal"/>
     <w:next w:val="Normal"/>
+    <w:uiPriority w:val="9"/>
+    <w:semiHidden/>
+    <w:unhideWhenUsed/>
+    <w:qFormat/>
     <w:pPr>
-      <w:keepNext w:val="1"/>
-      <w:keepLines w:val="1"/>
-      <w:pageBreakBefore w:val="0"/>
-      <w:spacing w:after="0" w:before="160" w:lineRule="auto"/>
+      <w:keepNext/>
+      <w:keepLines/>
+      <w:spacing w:before="160"/>
+      <w:outlineLvl w:val="5"/>
     </w:pPr>
     <w:rPr>
-      <w:rFonts w:ascii="Trebuchet MS" w:cs="Trebuchet MS" w:eastAsia="Trebuchet MS" w:hAnsi="Trebuchet MS"/>
-      <w:i w:val="1"/>
-      <w:iCs w:val="1"/>
+      <w:rFonts w:ascii="Trebuchet MS" w:eastAsia="Trebuchet MS" w:hAnsi="Trebuchet MS" w:cs="Trebuchet MS"/>
+      <w:i/>
+      <w:iCs/>
       <w:color w:val="666666"/>
-      <w:sz w:val="22"/>
-      <w:szCs w:val="22"/>
     </w:rPr>
   </w:style>
-  <w:style w:type="paragraph" w:styleId="Title">
+  <w:style w:type="character" w:default="1" w:styleId="Fuentedeprrafopredeter">
+    <w:name w:val="Default Paragraph Font"/>
+    <w:uiPriority w:val="1"/>
+    <w:semiHidden/>
+    <w:unhideWhenUsed/>
+  </w:style>
+  <w:style w:type="table" w:default="1" w:styleId="Tablanormal">
+    <w:name w:val="Normal Table"/>
+    <w:uiPriority w:val="99"/>
+    <w:semiHidden/>
+    <w:unhideWhenUsed/>
+    <w:tblPr>
+      <w:tblInd w:w="0" w:type="dxa"/>
+      <w:tblCellMar>
+        <w:top w:w="0" w:type="dxa"/>
+        <w:left w:w="108" w:type="dxa"/>
+        <w:bottom w:w="0" w:type="dxa"/>
+        <w:right w:w="108" w:type="dxa"/>
+      </w:tblCellMar>
+    </w:tblPr>
+  </w:style>
+  <w:style w:type="numbering" w:default="1" w:styleId="Sinlista">
+    <w:name w:val="No List"/>
+    <w:uiPriority w:val="99"/>
+    <w:semiHidden/>
+    <w:unhideWhenUsed/>
+  </w:style>
+  <w:style w:type="table" w:customStyle="1" w:styleId="TableNormal">
+    <w:name w:val="TableNormal"/>
+    <w:tblPr>
+      <w:tblCellMar>
+        <w:top w:w="100" w:type="dxa"/>
+        <w:left w:w="100" w:type="dxa"/>
+        <w:bottom w:w="100" w:type="dxa"/>
+        <w:right w:w="100" w:type="dxa"/>
+      </w:tblCellMar>
+    </w:tblPr>
+  </w:style>
+  <w:style w:type="paragraph" w:styleId="Ttulo">
     <w:name w:val="Title"/>
     <w:basedOn w:val="Normal"/>
     <w:next w:val="Normal"/>
+    <w:uiPriority w:val="10"/>
+    <w:qFormat/>
     <w:pPr>
-      <w:keepNext w:val="1"/>
-      <w:keepLines w:val="1"/>
-      <w:pageBreakBefore w:val="0"/>
+      <w:keepNext/>
+      <w:keepLines/>
       <w:spacing w:line="240" w:lineRule="auto"/>
     </w:pPr>
     <w:rPr>
-      <w:rFonts w:ascii="Proxima Nova" w:cs="Proxima Nova" w:eastAsia="Proxima Nova" w:hAnsi="Proxima Nova"/>
-      <w:b w:val="1"/>
-      <w:bCs w:val="1"/>
+      <w:b/>
+      <w:bCs/>
       <w:color w:val="404040"/>
       <w:sz w:val="60"/>
       <w:szCs w:val="60"/>
     </w:rPr>
   </w:style>
-  <w:style w:type="table" w:styleId="TableNormal" w:default="1">
+  <w:style w:type="table" w:customStyle="1" w:styleId="TableNormal0">
     <w:name w:val="TableNormal"/>
     <w:tblPr>
       <w:tblCellMar>
-        <w:top w:w="100.0" w:type="dxa"/>
-        <w:left w:w="100.0" w:type="dxa"/>
-        <w:bottom w:w="100.0" w:type="dxa"/>
-        <w:right w:w="100.0" w:type="dxa"/>
+        <w:top w:w="100" w:type="dxa"/>
+        <w:left w:w="100" w:type="dxa"/>
+        <w:bottom w:w="100" w:type="dxa"/>
+        <w:right w:w="100" w:type="dxa"/>
       </w:tblCellMar>
     </w:tblPr>
   </w:style>
-  <w:style w:type="paragraph" w:styleId="Normal" w:default="1">
-    <w:name w:val="normal"/>
-  </w:style>
-  <w:style w:type="paragraph" w:styleId="Subtitle">
+  <w:style w:type="paragraph" w:styleId="Subttulo">
     <w:name w:val="Subtitle"/>
     <w:basedOn w:val="Normal"/>
     <w:next w:val="Normal"/>
+    <w:uiPriority w:val="11"/>
+    <w:qFormat/>
     <w:pPr>
-      <w:keepNext w:val="1"/>
-      <w:keepLines w:val="1"/>
-      <w:pageBreakBefore w:val="0"/>
-      <w:spacing w:before="120" w:lineRule="auto"/>
+      <w:keepNext/>
+      <w:keepLines/>
+      <w:spacing w:before="120"/>
     </w:pPr>
     <w:rPr>
       <w:color w:val="404040"/>
@@ -2173,12 +2451,11 @@
       <w:szCs w:val="24"/>
     </w:rPr>
   </w:style>
-  <w:style w:type="table" w:styleId="Table1">
-    <w:basedOn w:val="TableNormal"/>
+  <w:style w:type="table" w:customStyle="1" w:styleId="a">
+    <w:basedOn w:val="TableNormal0"/>
     <w:tblPr>
       <w:tblStyleRowBandSize w:val="1"/>
       <w:tblStyleColBandSize w:val="1"/>
-      <w:tblCellMar/>
     </w:tblPr>
   </w:style>
 </w:styles>
@@ -2504,17 +2781,17 @@
 </a:theme>
 </file>
 
-<file path=customXML/item1.xml><?xml version="1.0" encoding="utf-8"?>
+<file path=customXml/item1.xml><?xml version="1.0" encoding="utf-8"?>
 <go:gDocsCustomXmlDataStorage xmlns:go="http://customooxmlschemas.google.com/" xmlns:r="http://schemas.openxmlformats.org/officeDocument/2006/relationships" uri="GoogleDocsCustomDataVersion2">
   <go:docsCustomData xmlns:go="http://customooxmlschemas.google.com/" roundtripDataSignature="AMtx7mi5VK0GxWQA255XaO2indF4C3rI+A==">CgMxLjAyDmguaGQ5M2J2bjExOGR0Mg5oLmw5Mm85Y3V3ODcwYzIOaC5zY3BqaTVjZGVmbjUyDmgudnYwbWQ5OWJwYXZ5Mg5oLmNjNjlzYnBvMzExczIOaC42M3pxYm94M3VsZDEyDmguc213ZjRyajhrazU4OAByITFfaU9jcVI4T1VBempvRlh2UDM2QkQtSXRCRjJUeEpUMw==</go:docsCustomData>
 </go:gDocsCustomXmlDataStorage>
 </file>
 
-<file path=customXML/itemProps1.xml><?xml version="1.0" encoding="utf-8"?>
+<file path=customXml/itemProps1.xml><?xml version="1.0" encoding="utf-8"?>
 <ds:datastoreItem xmlns:ds="http://schemas.openxmlformats.org/officeDocument/2006/customXml" ds:itemID="{11111111-1234-1234-1234-123412341234}">
   <ds:schemaRefs>
+    <ds:schemaRef ds:uri="http://customooxmlschemas.google.com/"/>
     <ds:schemaRef ds:uri="http://schemas.openxmlformats.org/officeDocument/2006/relationships"/>
-    <ds:schemaRef ds:uri="http://customooxmlschemas.google.com/"/>
   </ds:schemaRefs>
 </ds:datastoreItem>
 </file>